--- a/docs/설계서.docx
+++ b/docs/설계서.docx
@@ -19,7 +19,7 @@
         <w:rPr>
           <w:i/>
         </w:rPr>
-        <w:t>전공심화 4학년 2학기 프로젝트 · 1단계 완료판 (2026-10-11)</w:t>
+        <w:t>전공심화 4학년 2학기 프로젝트 · 2단계 완료판 (2026-10-11)</w:t>
       </w:r>
     </w:p>
     <w:tbl>
@@ -139,6 +139,50 @@
                 <w:sz w:val="18"/>
               </w:rPr>
               <w:t>환경 구성, 바코드 인식 → MQTT 발행 구현·테스트</w:t>
+            </w:r>
+          </w:p>
+        </w:tc>
+      </w:tr>
+      <w:tr>
+        <w:tc>
+          <w:tcPr>
+            <w:tcW w:type="dxa" w:w="1200"/>
+          </w:tcPr>
+          <w:p>
+            <w:r>
+              <w:rPr>
+                <w:rFonts w:ascii="맑은 고딕" w:hAnsi="맑은 고딕" w:eastAsia="맑은 고딕" w:cs="맑은 고딕"/>
+                <w:sz w:val="18"/>
+              </w:rPr>
+              <w:t>2단계</w:t>
+            </w:r>
+          </w:p>
+        </w:tc>
+        <w:tc>
+          <w:tcPr>
+            <w:tcW w:type="dxa" w:w="1600"/>
+          </w:tcPr>
+          <w:p>
+            <w:r>
+              <w:rPr>
+                <w:rFonts w:ascii="맑은 고딕" w:hAnsi="맑은 고딕" w:eastAsia="맑은 고딕" w:cs="맑은 고딕"/>
+                <w:sz w:val="18"/>
+              </w:rPr>
+              <w:t>2026-10-11</w:t>
+            </w:r>
+          </w:p>
+        </w:tc>
+        <w:tc>
+          <w:tcPr>
+            <w:tcW w:type="dxa" w:w="6200"/>
+          </w:tcPr>
+          <w:p>
+            <w:r>
+              <w:rPr>
+                <w:rFonts w:ascii="맑은 고딕" w:hAnsi="맑은 고딕" w:eastAsia="맑은 고딕" w:cs="맑은 고딕"/>
+                <w:sz w:val="18"/>
+              </w:rPr>
+              <w:t>MQTT 구독 → DB 저장, 관리 도구(삭제 포함), 브로커 영속성 변경, systemd</w:t>
             </w:r>
           </w:p>
         </w:tc>
@@ -424,7 +468,7 @@
                 <w:rFonts w:ascii="맑은 고딕" w:hAnsi="맑은 고딕" w:eastAsia="맑은 고딕" w:cs="맑은 고딕"/>
                 <w:sz w:val="18"/>
               </w:rPr>
-              <w:t>예정</w:t>
+              <w:t>완료 (Windows 로컬 검증. 파이 systemd 동작은 미검증)</w:t>
             </w:r>
           </w:p>
         </w:tc>
@@ -1954,7 +1998,7 @@
         <w:t>영속성</w:t>
       </w:r>
       <w:r>
-        <w:t xml:space="preserve"> — persistence true(데비안 기본), autosave_interval 60초, max_queued_messages 100000</w:t>
+        <w:t xml:space="preserve"> — persistence true(데비안 기본), max_queued_messages 100000. 저장 주기는 1단계에서 60초였고 2단계에서 '변경할 때마다'로 바꿨다(4.5 참조)</w:t>
       </w:r>
     </w:p>
     <w:p>
@@ -3541,7 +3585,7 @@
         <w:pStyle w:val="ListBullet"/>
       </w:pPr>
       <w:r>
-        <w:t>ACL의 pattern 규칙은 모든 사용자에 적용되어 db-writer·monitor도 warehouse/scanner/&lt;자기 이름&gt;/... 에 쓸 수 있다. 2단계 구독자는 토픽의 scanner_id와 메시지의 scanner_id가 같은지 확인한다.</w:t>
+        <w:t>ACL의 pattern 규칙은 모든 사용자에 적용되어 db-writer·monitor도 warehouse/scanner/&lt;자기 이름&gt;/... 에 쓸 수 있다. → 2단계 db-writer가 토픽의 scanner_id와 메시지의 scanner_id가 다르면 저장하지 않고 rejected에 남긴다.</w:t>
       </w:r>
     </w:p>
     <w:p>
@@ -3549,7 +3593,7 @@
         <w:pStyle w:val="ListBullet"/>
       </w:pPr>
       <w:r>
-        <w:t>브로커가 비정상 종료되면 마지막 자동 저장(60초) 이후의 브로커 내부 큐를 잃을 수 있다. 스캐너 쪽은 PUBACK 기준이라 영향이 없지만, 구독자가 오래 끊겨 있을 때는 영향이 있으므로 2단계에서 검토한다.</w:t>
+        <w:t>브로커가 비정상 종료되면 마지막 자동 저장(60초) 이후의 브로커 내부 큐를 잃을 수 있었다. → 2단계에서 '변경할 때마다 저장'으로 바꾸고 테스트로 확인했다 (4.5).</w:t>
       </w:r>
     </w:p>
     <w:p>
@@ -3565,7 +3609,15 @@
         <w:pStyle w:val="Heading1"/>
       </w:pPr>
       <w:r>
-        <w:t>4. 다음 단계</w:t>
+        <w:t>4. 2단계: MQTT 구독 → DB 저장</w:t>
+      </w:r>
+    </w:p>
+    <w:p>
+      <w:pPr>
+        <w:pStyle w:val="Heading2"/>
+      </w:pPr>
+      <w:r>
+        <w:t>4.1 구현한 기능</w:t>
       </w:r>
     </w:p>
     <w:p>
@@ -3576,10 +3628,2170 @@
         <w:rPr>
           <w:b/>
         </w:rPr>
-        <w:t>2단계</w:t>
+        <w:t>DB 저장 서비스(db-writer)</w:t>
       </w:r>
       <w:r>
-        <w:t xml:space="preserve"> — db-writer가 영속 세션(QoS 1)으로 scan을 구독해 DB에 저장. id UNIQUE로 중복 제거, seq로 누락 확인, 수신 시각 기록, status로 스캐너 상태 관리</w:t>
+        <w:t xml:space="preserve"> — 모든 스캐너의 scan·status를 구독해 SQLite에 스캔 원본을 기록 (파이에서 상시 실행)</w:t>
+      </w:r>
+    </w:p>
+    <w:p>
+      <w:pPr>
+        <w:pStyle w:val="ListBullet"/>
+      </w:pPr>
+      <w:r>
+        <w:rPr>
+          <w:b/>
+        </w:rPr>
+        <w:t>유실 방지</w:t>
+      </w:r>
+      <w:r>
+        <w:t xml:space="preserve"> — 영속 세션 + QoS 1 + 'DB commit 후 PUBACK'. db-writer가 꺼져 있던 동안의 메시지도 다시 켜면 저장</w:t>
+      </w:r>
+    </w:p>
+    <w:p>
+      <w:pPr>
+        <w:pStyle w:val="ListBullet"/>
+      </w:pPr>
+      <w:r>
+        <w:rPr>
+          <w:b/>
+        </w:rPr>
+        <w:t>중복 제거</w:t>
+      </w:r>
+      <w:r>
+        <w:t xml:space="preserve"> — scans.id(uuid)를 PRIMARY KEY로 → 재전송·중복 발행이 와도 1행</w:t>
+      </w:r>
+    </w:p>
+    <w:p>
+      <w:pPr>
+        <w:pStyle w:val="ListBullet"/>
+      </w:pPr>
+      <w:r>
+        <w:rPr>
+          <w:b/>
+        </w:rPr>
+        <w:t>검증·사칭 차단</w:t>
+      </w:r>
+      <w:r>
+        <w:t xml:space="preserve"> — 형식 오류, 알 수 없는 토픽, 토픽과 내용의 scanner_id 불일치 → rejected 테이블에 원본·사유 보관</w:t>
+      </w:r>
+    </w:p>
+    <w:p>
+      <w:pPr>
+        <w:pStyle w:val="ListBullet"/>
+      </w:pPr>
+      <w:r>
+        <w:rPr>
+          <w:b/>
+        </w:rPr>
+        <w:t>DB 장애 대비</w:t>
+      </w:r>
+      <w:r>
+        <w:t xml:space="preserve"> — 재시도 → 보조 파일(JSONL) → 주기적으로 DB 반영. 둘 다 실패하면 PUBACK 전에 종료(fail-stop)</w:t>
+      </w:r>
+    </w:p>
+    <w:p>
+      <w:pPr>
+        <w:pStyle w:val="ListBullet"/>
+      </w:pPr>
+      <w:r>
+        <w:rPr>
+          <w:b/>
+        </w:rPr>
+        <w:t>스캐너 상태</w:t>
+      </w:r>
+      <w:r>
+        <w:t xml:space="preserve"> — scanners 테이블: online/offline/lost, 마지막 수신 시각, 마지막 seq, 건수</w:t>
+      </w:r>
+    </w:p>
+    <w:p>
+      <w:pPr>
+        <w:pStyle w:val="ListBullet"/>
+      </w:pPr>
+      <w:r>
+        <w:rPr>
+          <w:b/>
+        </w:rPr>
+        <w:t>관리 도구(db_tool)</w:t>
+      </w:r>
+      <w:r>
+        <w:t xml:space="preserve"> — 스캔 조회, 스캐너 상태, seq 누락 구간, 거부 메시지, CSV 내보내기, 삭제(미리보기·백업)</w:t>
+      </w:r>
+    </w:p>
+    <w:p>
+      <w:pPr>
+        <w:pStyle w:val="ListBullet"/>
+      </w:pPr>
+      <w:r>
+        <w:rPr>
+          <w:b/>
+        </w:rPr>
+        <w:t>자동 실행</w:t>
+      </w:r>
+      <w:r>
+        <w:t xml:space="preserve"> — systemd 서비스(db-writer, scanner)와 설치 스크립트</w:t>
+      </w:r>
+    </w:p>
+    <w:p>
+      <w:pPr>
+        <w:pStyle w:val="Heading2"/>
+      </w:pPr>
+      <w:r>
+        <w:t>4.2 구성 모듈</w:t>
+      </w:r>
+    </w:p>
+    <w:tbl>
+      <w:tblPr>
+        <w:tblStyle w:val="TableGrid"/>
+        <w:tblW w:type="auto" w:w="0"/>
+        <w:jc w:val="center"/>
+        <w:tblLook w:firstColumn="1" w:firstRow="1" w:lastColumn="0" w:lastRow="0" w:noHBand="0" w:noVBand="1" w:val="04A0"/>
+      </w:tblPr>
+      <w:tblGrid>
+        <w:gridCol w:w="4320"/>
+        <w:gridCol w:w="4320"/>
+      </w:tblGrid>
+      <w:tr>
+        <w:tc>
+          <w:tcPr>
+            <w:tcW w:type="dxa" w:w="3400"/>
+          </w:tcPr>
+          <w:p>
+            <w:r>
+              <w:rPr>
+                <w:rFonts w:ascii="맑은 고딕" w:hAnsi="맑은 고딕" w:eastAsia="맑은 고딕" w:cs="맑은 고딕"/>
+                <w:sz w:val="18"/>
+              </w:rPr>
+            </w:r>
+            <w:r>
+              <w:rPr>
+                <w:rFonts w:ascii="맑은 고딕" w:hAnsi="맑은 고딕" w:eastAsia="맑은 고딕" w:cs="맑은 고딕"/>
+                <w:b/>
+                <w:sz w:val="18"/>
+              </w:rPr>
+              <w:t>파일</w:t>
+            </w:r>
+          </w:p>
+        </w:tc>
+        <w:tc>
+          <w:tcPr>
+            <w:tcW w:type="dxa" w:w="5600"/>
+          </w:tcPr>
+          <w:p>
+            <w:r>
+              <w:rPr>
+                <w:rFonts w:ascii="맑은 고딕" w:hAnsi="맑은 고딕" w:eastAsia="맑은 고딕" w:cs="맑은 고딕"/>
+                <w:sz w:val="18"/>
+              </w:rPr>
+            </w:r>
+            <w:r>
+              <w:rPr>
+                <w:rFonts w:ascii="맑은 고딕" w:hAnsi="맑은 고딕" w:eastAsia="맑은 고딕" w:cs="맑은 고딕"/>
+                <w:b/>
+                <w:sz w:val="18"/>
+              </w:rPr>
+              <w:t>역할</w:t>
+            </w:r>
+          </w:p>
+        </w:tc>
+      </w:tr>
+      <w:tr>
+        <w:tc>
+          <w:tcPr>
+            <w:tcW w:type="dxa" w:w="3400"/>
+          </w:tcPr>
+          <w:p>
+            <w:r>
+              <w:rPr>
+                <w:rFonts w:ascii="맑은 고딕" w:hAnsi="맑은 고딕" w:eastAsia="맑은 고딕" w:cs="맑은 고딕"/>
+                <w:sz w:val="18"/>
+              </w:rPr>
+              <w:t>barcode_system/store.py</w:t>
+            </w:r>
+          </w:p>
+        </w:tc>
+        <w:tc>
+          <w:tcPr>
+            <w:tcW w:type="dxa" w:w="5600"/>
+          </w:tcPr>
+          <w:p>
+            <w:r>
+              <w:rPr>
+                <w:rFonts w:ascii="맑은 고딕" w:hAnsi="맑은 고딕" w:eastAsia="맑은 고딕" w:cs="맑은 고딕"/>
+                <w:sz w:val="18"/>
+              </w:rPr>
+              <w:t>DB 스키마, 저장(중복 제거), 상태 갱신, 거부 기록, 조회, 누락 구간, 삭제·백업</w:t>
+            </w:r>
+          </w:p>
+        </w:tc>
+      </w:tr>
+      <w:tr>
+        <w:tc>
+          <w:tcPr>
+            <w:tcW w:type="dxa" w:w="3400"/>
+          </w:tcPr>
+          <w:p>
+            <w:r>
+              <w:rPr>
+                <w:rFonts w:ascii="맑은 고딕" w:hAnsi="맑은 고딕" w:eastAsia="맑은 고딕" w:cs="맑은 고딕"/>
+                <w:sz w:val="18"/>
+              </w:rPr>
+              <w:t>barcode_system/spool.py</w:t>
+            </w:r>
+          </w:p>
+        </w:tc>
+        <w:tc>
+          <w:tcPr>
+            <w:tcW w:type="dxa" w:w="5600"/>
+          </w:tcPr>
+          <w:p>
+            <w:r>
+              <w:rPr>
+                <w:rFonts w:ascii="맑은 고딕" w:hAnsi="맑은 고딕" w:eastAsia="맑은 고딕" w:cs="맑은 고딕"/>
+                <w:sz w:val="18"/>
+              </w:rPr>
+              <w:t>DB 기록 실패 시 보조 파일 (fsync, 원자적 교체)</w:t>
+            </w:r>
+          </w:p>
+        </w:tc>
+      </w:tr>
+      <w:tr>
+        <w:tc>
+          <w:tcPr>
+            <w:tcW w:type="dxa" w:w="3400"/>
+          </w:tcPr>
+          <w:p>
+            <w:r>
+              <w:rPr>
+                <w:rFonts w:ascii="맑은 고딕" w:hAnsi="맑은 고딕" w:eastAsia="맑은 고딕" w:cs="맑은 고딕"/>
+                <w:sz w:val="18"/>
+              </w:rPr>
+              <w:t>barcode_system/subscriber.py</w:t>
+            </w:r>
+          </w:p>
+        </w:tc>
+        <w:tc>
+          <w:tcPr>
+            <w:tcW w:type="dxa" w:w="5600"/>
+          </w:tcPr>
+          <w:p>
+            <w:r>
+              <w:rPr>
+                <w:rFonts w:ascii="맑은 고딕" w:hAnsi="맑은 고딕" w:eastAsia="맑은 고딕" w:cs="맑은 고딕"/>
+                <w:sz w:val="18"/>
+              </w:rPr>
+              <w:t>DbWriter: 영속 세션 구독, 메시지 분류, 재시도·보조 파일·fail-stop</w:t>
+            </w:r>
+          </w:p>
+        </w:tc>
+      </w:tr>
+      <w:tr>
+        <w:tc>
+          <w:tcPr>
+            <w:tcW w:type="dxa" w:w="3400"/>
+          </w:tcPr>
+          <w:p>
+            <w:r>
+              <w:rPr>
+                <w:rFonts w:ascii="맑은 고딕" w:hAnsi="맑은 고딕" w:eastAsia="맑은 고딕" w:cs="맑은 고딕"/>
+                <w:sz w:val="18"/>
+              </w:rPr>
+              <w:t>barcode_system/db_writer_app.py</w:t>
+            </w:r>
+          </w:p>
+        </w:tc>
+        <w:tc>
+          <w:tcPr>
+            <w:tcW w:type="dxa" w:w="5600"/>
+          </w:tcPr>
+          <w:p>
+            <w:r>
+              <w:rPr>
+                <w:rFonts w:ascii="맑은 고딕" w:hAnsi="맑은 고딕" w:eastAsia="맑은 고딕" w:cs="맑은 고딕"/>
+                <w:sz w:val="18"/>
+              </w:rPr>
+              <w:t>실행 진입점, 설정</w:t>
+            </w:r>
+          </w:p>
+        </w:tc>
+      </w:tr>
+      <w:tr>
+        <w:tc>
+          <w:tcPr>
+            <w:tcW w:type="dxa" w:w="3400"/>
+          </w:tcPr>
+          <w:p>
+            <w:r>
+              <w:rPr>
+                <w:rFonts w:ascii="맑은 고딕" w:hAnsi="맑은 고딕" w:eastAsia="맑은 고딕" w:cs="맑은 고딕"/>
+                <w:sz w:val="18"/>
+              </w:rPr>
+              <w:t>barcode_system/db_tool.py</w:t>
+            </w:r>
+          </w:p>
+        </w:tc>
+        <w:tc>
+          <w:tcPr>
+            <w:tcW w:type="dxa" w:w="5600"/>
+          </w:tcPr>
+          <w:p>
+            <w:r>
+              <w:rPr>
+                <w:rFonts w:ascii="맑은 고딕" w:hAnsi="맑은 고딕" w:eastAsia="맑은 고딕" w:cs="맑은 고딕"/>
+                <w:sz w:val="18"/>
+              </w:rPr>
+              <w:t>관리 도구 (조회·내보내기·삭제)</w:t>
+            </w:r>
+          </w:p>
+        </w:tc>
+      </w:tr>
+      <w:tr>
+        <w:tc>
+          <w:tcPr>
+            <w:tcW w:type="dxa" w:w="3400"/>
+          </w:tcPr>
+          <w:p>
+            <w:r>
+              <w:rPr>
+                <w:rFonts w:ascii="맑은 고딕" w:hAnsi="맑은 고딕" w:eastAsia="맑은 고딕" w:cs="맑은 고딕"/>
+                <w:sz w:val="18"/>
+              </w:rPr>
+              <w:t>barcode_system/config.py</w:t>
+            </w:r>
+          </w:p>
+        </w:tc>
+        <w:tc>
+          <w:tcPr>
+            <w:tcW w:type="dxa" w:w="5600"/>
+          </w:tcPr>
+          <w:p>
+            <w:r>
+              <w:rPr>
+                <w:rFonts w:ascii="맑은 고딕" w:hAnsi="맑은 고딕" w:eastAsia="맑은 고딕" w:cs="맑은 고딕"/>
+                <w:sz w:val="18"/>
+              </w:rPr>
+              <w:t>스캐너·db-writer 공용 설정 처리 (명령줄 &gt; INI &gt; 기본값)</w:t>
+            </w:r>
+          </w:p>
+        </w:tc>
+      </w:tr>
+      <w:tr>
+        <w:tc>
+          <w:tcPr>
+            <w:tcW w:type="dxa" w:w="3400"/>
+          </w:tcPr>
+          <w:p>
+            <w:r>
+              <w:rPr>
+                <w:rFonts w:ascii="맑은 고딕" w:hAnsi="맑은 고딕" w:eastAsia="맑은 고딕" w:cs="맑은 고딕"/>
+                <w:sz w:val="18"/>
+              </w:rPr>
+              <w:t>config/db_writer.example.ini</w:t>
+            </w:r>
+          </w:p>
+        </w:tc>
+        <w:tc>
+          <w:tcPr>
+            <w:tcW w:type="dxa" w:w="5600"/>
+          </w:tcPr>
+          <w:p>
+            <w:r>
+              <w:rPr>
+                <w:rFonts w:ascii="맑은 고딕" w:hAnsi="맑은 고딕" w:eastAsia="맑은 고딕" w:cs="맑은 고딕"/>
+                <w:sz w:val="18"/>
+              </w:rPr>
+              <w:t>설정 예시</w:t>
+            </w:r>
+          </w:p>
+        </w:tc>
+      </w:tr>
+      <w:tr>
+        <w:tc>
+          <w:tcPr>
+            <w:tcW w:type="dxa" w:w="3400"/>
+          </w:tcPr>
+          <w:p>
+            <w:r>
+              <w:rPr>
+                <w:rFonts w:ascii="맑은 고딕" w:hAnsi="맑은 고딕" w:eastAsia="맑은 고딕" w:cs="맑은 고딕"/>
+                <w:sz w:val="18"/>
+              </w:rPr>
+              <w:t>deploy/systemd/*.service, deploy/install_services.sh</w:t>
+            </w:r>
+          </w:p>
+        </w:tc>
+        <w:tc>
+          <w:tcPr>
+            <w:tcW w:type="dxa" w:w="5600"/>
+          </w:tcPr>
+          <w:p>
+            <w:r>
+              <w:rPr>
+                <w:rFonts w:ascii="맑은 고딕" w:hAnsi="맑은 고딕" w:eastAsia="맑은 고딕" w:cs="맑은 고딕"/>
+                <w:sz w:val="18"/>
+              </w:rPr>
+              <w:t>부팅 시 자동 실행, 비정상 종료 시 재시작</w:t>
+            </w:r>
+          </w:p>
+        </w:tc>
+      </w:tr>
+      <w:tr>
+        <w:tc>
+          <w:tcPr>
+            <w:tcW w:type="dxa" w:w="3400"/>
+          </w:tcPr>
+          <w:p>
+            <w:r>
+              <w:rPr>
+                <w:rFonts w:ascii="맑은 고딕" w:hAnsi="맑은 고딕" w:eastAsia="맑은 고딕" w:cs="맑은 고딕"/>
+                <w:sz w:val="18"/>
+              </w:rPr>
+              <w:t>mosquitto/pi/barcode.conf</w:t>
+            </w:r>
+          </w:p>
+        </w:tc>
+        <w:tc>
+          <w:tcPr>
+            <w:tcW w:type="dxa" w:w="5600"/>
+          </w:tcPr>
+          <w:p>
+            <w:r>
+              <w:rPr>
+                <w:rFonts w:ascii="맑은 고딕" w:hAnsi="맑은 고딕" w:eastAsia="맑은 고딕" w:cs="맑은 고딕"/>
+                <w:sz w:val="18"/>
+              </w:rPr>
+              <w:t>영속성 저장 주기 변경, 영속 세션 만료 기간 추가</w:t>
+            </w:r>
+          </w:p>
+        </w:tc>
+      </w:tr>
+    </w:tbl>
+    <w:p/>
+    <w:p>
+      <w:pPr>
+        <w:pStyle w:val="Heading2"/>
+      </w:pPr>
+      <w:r>
+        <w:t>4.3 동작 방식</w:t>
+      </w:r>
+    </w:p>
+    <w:p>
+      <w:pPr>
+        <w:pStyle w:val="ListNumber"/>
+      </w:pPr>
+      <w:r>
+        <w:t>db-writer는 고정 client id(db-writer)와 clean_session=False로 접속해 warehouse/scanner/+/scan, +/status를 QoS 1로 구독한다. 브로커는 이 세션을 기억하고, db-writer가 꺼져 있는 동안 온 메시지를 보관한다.</w:t>
+      </w:r>
+    </w:p>
+    <w:p>
+      <w:pPr>
+        <w:pStyle w:val="ListNumber"/>
+      </w:pPr>
+      <w:r>
+        <w:t>메시지를 받으면 토픽 모양 → JSON 형식 → 토픽과 내용의 scanner_id 일치 순서로 검증한다. 실패하면 rejected에 기록.</w:t>
+      </w:r>
+    </w:p>
+    <w:p>
+      <w:pPr>
+        <w:pStyle w:val="ListNumber"/>
+      </w:pPr>
+      <w:r>
+        <w:t>scan은 INSERT OR IGNORE로 저장한다. 이미 같은 id가 있으면 '중복'(내용이 다르면 '충돌' 경고)으로 센다.</w:t>
+      </w:r>
+    </w:p>
+    <w:p>
+      <w:pPr>
+        <w:pStyle w:val="ListNumber"/>
+      </w:pPr>
+      <w:r>
+        <w:t>status는 받은 순서대로 scanners에 반영한다. LWT(lost)의 ts는 연결할 때 미리 만든 값이라 실제 끊긴 시각보다 이르므로, ts 비교 대신 수신 순서와 수신 시각(state_at)을 쓴다.</w:t>
+      </w:r>
+    </w:p>
+    <w:p>
+      <w:pPr>
+        <w:pStyle w:val="ListNumber"/>
+      </w:pPr>
+      <w:r>
+        <w:t>paho는 on_message 콜백이 끝난 뒤 PUBACK을 보낸다(1.x·2.x 동일). 콜백 안에서 commit까지 끝내므로 기록 전에 죽으면 브로커가 같은 메시지를 다시 보낸다.</w:t>
+      </w:r>
+    </w:p>
+    <w:p>
+      <w:pPr>
+        <w:pStyle w:val="ListNumber"/>
+      </w:pPr>
+      <w:r>
+        <w:t>DB가 잠겨 있으면 0.1·0.5·1초 간격으로 재시도하고, 그래도 실패하면 보조 파일에 fsync로 남긴다. 보조 파일은 10초마다 DB로 옮긴다(시작·종료 때도).</w:t>
+      </w:r>
+    </w:p>
+    <w:p>
+      <w:pPr>
+        <w:pStyle w:val="ListNumber"/>
+      </w:pPr>
+      <w:r>
+        <w:t>보조 파일까지 실패하면 PUBACK을 보내기 전에 프로세스를 즉시 종료(종료 코드 3)하고, systemd가 3초 뒤 재시작한다.</w:t>
+      </w:r>
+    </w:p>
+    <w:p>
+      <w:r>
+        <w:rPr>
+          <w:b/>
+        </w:rPr>
+        <w:t>결과적으로 스캐너 outbox → 브로커 → DB 전 구간이 at-least-once 전달 + id 기준 중복 제거 = '정확히 한 번 반영'이 된다.</w:t>
+      </w:r>
+    </w:p>
+    <w:p>
+      <w:pPr>
+        <w:pStyle w:val="Heading2"/>
+      </w:pPr>
+      <w:r>
+        <w:t>4.4 DB 구조 (SQLite, WAL, 스키마 버전 1)</w:t>
+      </w:r>
+    </w:p>
+    <w:tbl>
+      <w:tblPr>
+        <w:tblStyle w:val="TableGrid"/>
+        <w:tblW w:type="auto" w:w="0"/>
+        <w:jc w:val="center"/>
+        <w:tblLook w:firstColumn="1" w:firstRow="1" w:lastColumn="0" w:lastRow="0" w:noHBand="0" w:noVBand="1" w:val="04A0"/>
+      </w:tblPr>
+      <w:tblGrid>
+        <w:gridCol w:w="2880"/>
+        <w:gridCol w:w="2880"/>
+        <w:gridCol w:w="2880"/>
+      </w:tblGrid>
+      <w:tr>
+        <w:tc>
+          <w:tcPr>
+            <w:tcW w:type="dxa" w:w="1200"/>
+          </w:tcPr>
+          <w:p>
+            <w:r>
+              <w:rPr>
+                <w:rFonts w:ascii="맑은 고딕" w:hAnsi="맑은 고딕" w:eastAsia="맑은 고딕" w:cs="맑은 고딕"/>
+                <w:sz w:val="18"/>
+              </w:rPr>
+            </w:r>
+            <w:r>
+              <w:rPr>
+                <w:rFonts w:ascii="맑은 고딕" w:hAnsi="맑은 고딕" w:eastAsia="맑은 고딕" w:cs="맑은 고딕"/>
+                <w:b/>
+                <w:sz w:val="18"/>
+              </w:rPr>
+              <w:t>테이블</w:t>
+            </w:r>
+          </w:p>
+        </w:tc>
+        <w:tc>
+          <w:tcPr>
+            <w:tcW w:type="dxa" w:w="3400"/>
+          </w:tcPr>
+          <w:p>
+            <w:r>
+              <w:rPr>
+                <w:rFonts w:ascii="맑은 고딕" w:hAnsi="맑은 고딕" w:eastAsia="맑은 고딕" w:cs="맑은 고딕"/>
+                <w:sz w:val="18"/>
+              </w:rPr>
+            </w:r>
+            <w:r>
+              <w:rPr>
+                <w:rFonts w:ascii="맑은 고딕" w:hAnsi="맑은 고딕" w:eastAsia="맑은 고딕" w:cs="맑은 고딕"/>
+                <w:b/>
+                <w:sz w:val="18"/>
+              </w:rPr>
+              <w:t>컬럼</w:t>
+            </w:r>
+          </w:p>
+        </w:tc>
+        <w:tc>
+          <w:tcPr>
+            <w:tcW w:type="dxa" w:w="4400"/>
+          </w:tcPr>
+          <w:p>
+            <w:r>
+              <w:rPr>
+                <w:rFonts w:ascii="맑은 고딕" w:hAnsi="맑은 고딕" w:eastAsia="맑은 고딕" w:cs="맑은 고딕"/>
+                <w:sz w:val="18"/>
+              </w:rPr>
+            </w:r>
+            <w:r>
+              <w:rPr>
+                <w:rFonts w:ascii="맑은 고딕" w:hAnsi="맑은 고딕" w:eastAsia="맑은 고딕" w:cs="맑은 고딕"/>
+                <w:b/>
+                <w:sz w:val="18"/>
+              </w:rPr>
+              <w:t>설명</w:t>
+            </w:r>
+          </w:p>
+        </w:tc>
+      </w:tr>
+      <w:tr>
+        <w:tc>
+          <w:tcPr>
+            <w:tcW w:type="dxa" w:w="1200"/>
+          </w:tcPr>
+          <w:p>
+            <w:r>
+              <w:rPr>
+                <w:rFonts w:ascii="맑은 고딕" w:hAnsi="맑은 고딕" w:eastAsia="맑은 고딕" w:cs="맑은 고딕"/>
+                <w:sz w:val="18"/>
+              </w:rPr>
+              <w:t>scans</w:t>
+            </w:r>
+          </w:p>
+        </w:tc>
+        <w:tc>
+          <w:tcPr>
+            <w:tcW w:type="dxa" w:w="3400"/>
+          </w:tcPr>
+          <w:p>
+            <w:r>
+              <w:rPr>
+                <w:rFonts w:ascii="맑은 고딕" w:hAnsi="맑은 고딕" w:eastAsia="맑은 고딕" w:cs="맑은 고딕"/>
+                <w:sz w:val="18"/>
+              </w:rPr>
+              <w:t>id (PK)</w:t>
+            </w:r>
+          </w:p>
+        </w:tc>
+        <w:tc>
+          <w:tcPr>
+            <w:tcW w:type="dxa" w:w="4400"/>
+          </w:tcPr>
+          <w:p>
+            <w:r>
+              <w:rPr>
+                <w:rFonts w:ascii="맑은 고딕" w:hAnsi="맑은 고딕" w:eastAsia="맑은 고딕" w:cs="맑은 고딕"/>
+                <w:sz w:val="18"/>
+              </w:rPr>
+              <w:t>메시지 uuid — 중복 제거 키</w:t>
+            </w:r>
+          </w:p>
+        </w:tc>
+      </w:tr>
+      <w:tr>
+        <w:tc>
+          <w:tcPr>
+            <w:tcW w:type="dxa" w:w="1200"/>
+          </w:tcPr>
+          <w:p>
+            <w:r>
+              <w:rPr>
+                <w:rFonts w:ascii="맑은 고딕" w:hAnsi="맑은 고딕" w:eastAsia="맑은 고딕" w:cs="맑은 고딕"/>
+                <w:sz w:val="18"/>
+              </w:rPr>
+            </w:r>
+          </w:p>
+        </w:tc>
+        <w:tc>
+          <w:tcPr>
+            <w:tcW w:type="dxa" w:w="3400"/>
+          </w:tcPr>
+          <w:p>
+            <w:r>
+              <w:rPr>
+                <w:rFonts w:ascii="맑은 고딕" w:hAnsi="맑은 고딕" w:eastAsia="맑은 고딕" w:cs="맑은 고딕"/>
+                <w:sz w:val="18"/>
+              </w:rPr>
+              <w:t>scanner_id, seq</w:t>
+            </w:r>
+          </w:p>
+        </w:tc>
+        <w:tc>
+          <w:tcPr>
+            <w:tcW w:type="dxa" w:w="4400"/>
+          </w:tcPr>
+          <w:p>
+            <w:r>
+              <w:rPr>
+                <w:rFonts w:ascii="맑은 고딕" w:hAnsi="맑은 고딕" w:eastAsia="맑은 고딕" w:cs="맑은 고딕"/>
+                <w:sz w:val="18"/>
+              </w:rPr>
+              <w:t>스캐너와 일련번호 (누락 확인)</w:t>
+            </w:r>
+          </w:p>
+        </w:tc>
+      </w:tr>
+      <w:tr>
+        <w:tc>
+          <w:tcPr>
+            <w:tcW w:type="dxa" w:w="1200"/>
+          </w:tcPr>
+          <w:p>
+            <w:r>
+              <w:rPr>
+                <w:rFonts w:ascii="맑은 고딕" w:hAnsi="맑은 고딕" w:eastAsia="맑은 고딕" w:cs="맑은 고딕"/>
+                <w:sz w:val="18"/>
+              </w:rPr>
+            </w:r>
+          </w:p>
+        </w:tc>
+        <w:tc>
+          <w:tcPr>
+            <w:tcW w:type="dxa" w:w="3400"/>
+          </w:tcPr>
+          <w:p>
+            <w:r>
+              <w:rPr>
+                <w:rFonts w:ascii="맑은 고딕" w:hAnsi="맑은 고딕" w:eastAsia="맑은 고딕" w:cs="맑은 고딕"/>
+                <w:sz w:val="18"/>
+              </w:rPr>
+              <w:t>type, data</w:t>
+            </w:r>
+          </w:p>
+        </w:tc>
+        <w:tc>
+          <w:tcPr>
+            <w:tcW w:type="dxa" w:w="4400"/>
+          </w:tcPr>
+          <w:p>
+            <w:r>
+              <w:rPr>
+                <w:rFonts w:ascii="맑은 고딕" w:hAnsi="맑은 고딕" w:eastAsia="맑은 고딕" w:cs="맑은 고딕"/>
+                <w:sz w:val="18"/>
+              </w:rPr>
+              <w:t>바코드 종류(ZBar 표기)와 값</w:t>
+            </w:r>
+          </w:p>
+        </w:tc>
+      </w:tr>
+      <w:tr>
+        <w:tc>
+          <w:tcPr>
+            <w:tcW w:type="dxa" w:w="1200"/>
+          </w:tcPr>
+          <w:p>
+            <w:r>
+              <w:rPr>
+                <w:rFonts w:ascii="맑은 고딕" w:hAnsi="맑은 고딕" w:eastAsia="맑은 고딕" w:cs="맑은 고딕"/>
+                <w:sz w:val="18"/>
+              </w:rPr>
+            </w:r>
+          </w:p>
+        </w:tc>
+        <w:tc>
+          <w:tcPr>
+            <w:tcW w:type="dxa" w:w="3400"/>
+          </w:tcPr>
+          <w:p>
+            <w:r>
+              <w:rPr>
+                <w:rFonts w:ascii="맑은 고딕" w:hAnsi="맑은 고딕" w:eastAsia="맑은 고딕" w:cs="맑은 고딕"/>
+                <w:sz w:val="18"/>
+              </w:rPr>
+              <w:t>scanned_at</w:t>
+            </w:r>
+          </w:p>
+        </w:tc>
+        <w:tc>
+          <w:tcPr>
+            <w:tcW w:type="dxa" w:w="4400"/>
+          </w:tcPr>
+          <w:p>
+            <w:r>
+              <w:rPr>
+                <w:rFonts w:ascii="맑은 고딕" w:hAnsi="맑은 고딕" w:eastAsia="맑은 고딕" w:cs="맑은 고딕"/>
+                <w:sz w:val="18"/>
+              </w:rPr>
+              <w:t>스캔 시각(UTC로 변환) — 정렬·기간 조회·삭제 기준</w:t>
+            </w:r>
+          </w:p>
+        </w:tc>
+      </w:tr>
+      <w:tr>
+        <w:tc>
+          <w:tcPr>
+            <w:tcW w:type="dxa" w:w="1200"/>
+          </w:tcPr>
+          <w:p>
+            <w:r>
+              <w:rPr>
+                <w:rFonts w:ascii="맑은 고딕" w:hAnsi="맑은 고딕" w:eastAsia="맑은 고딕" w:cs="맑은 고딕"/>
+                <w:sz w:val="18"/>
+              </w:rPr>
+            </w:r>
+          </w:p>
+        </w:tc>
+        <w:tc>
+          <w:tcPr>
+            <w:tcW w:type="dxa" w:w="3400"/>
+          </w:tcPr>
+          <w:p>
+            <w:r>
+              <w:rPr>
+                <w:rFonts w:ascii="맑은 고딕" w:hAnsi="맑은 고딕" w:eastAsia="맑은 고딕" w:cs="맑은 고딕"/>
+                <w:sz w:val="18"/>
+              </w:rPr>
+              <w:t>scan_ts</w:t>
+            </w:r>
+          </w:p>
+        </w:tc>
+        <w:tc>
+          <w:tcPr>
+            <w:tcW w:type="dxa" w:w="4400"/>
+          </w:tcPr>
+          <w:p>
+            <w:r>
+              <w:rPr>
+                <w:rFonts w:ascii="맑은 고딕" w:hAnsi="맑은 고딕" w:eastAsia="맑은 고딕" w:cs="맑은 고딕"/>
+                <w:sz w:val="18"/>
+              </w:rPr>
+              <w:t>스캐너가 보낸 원래 시각 문자열(시간대 포함)</w:t>
+            </w:r>
+          </w:p>
+        </w:tc>
+      </w:tr>
+      <w:tr>
+        <w:tc>
+          <w:tcPr>
+            <w:tcW w:type="dxa" w:w="1200"/>
+          </w:tcPr>
+          <w:p>
+            <w:r>
+              <w:rPr>
+                <w:rFonts w:ascii="맑은 고딕" w:hAnsi="맑은 고딕" w:eastAsia="맑은 고딕" w:cs="맑은 고딕"/>
+                <w:sz w:val="18"/>
+              </w:rPr>
+            </w:r>
+          </w:p>
+        </w:tc>
+        <w:tc>
+          <w:tcPr>
+            <w:tcW w:type="dxa" w:w="3400"/>
+          </w:tcPr>
+          <w:p>
+            <w:r>
+              <w:rPr>
+                <w:rFonts w:ascii="맑은 고딕" w:hAnsi="맑은 고딕" w:eastAsia="맑은 고딕" w:cs="맑은 고딕"/>
+                <w:sz w:val="18"/>
+              </w:rPr>
+              <w:t>received_at</w:t>
+            </w:r>
+          </w:p>
+        </w:tc>
+        <w:tc>
+          <w:tcPr>
+            <w:tcW w:type="dxa" w:w="4400"/>
+          </w:tcPr>
+          <w:p>
+            <w:r>
+              <w:rPr>
+                <w:rFonts w:ascii="맑은 고딕" w:hAnsi="맑은 고딕" w:eastAsia="맑은 고딕" w:cs="맑은 고딕"/>
+                <w:sz w:val="18"/>
+              </w:rPr>
+              <w:t>db-writer 수신 시각(UTC) — 파이에 RTC가 없어 스캐너 시각이 틀릴 때 대비</w:t>
+            </w:r>
+          </w:p>
+        </w:tc>
+      </w:tr>
+      <w:tr>
+        <w:tc>
+          <w:tcPr>
+            <w:tcW w:type="dxa" w:w="1200"/>
+          </w:tcPr>
+          <w:p>
+            <w:r>
+              <w:rPr>
+                <w:rFonts w:ascii="맑은 고딕" w:hAnsi="맑은 고딕" w:eastAsia="맑은 고딕" w:cs="맑은 고딕"/>
+                <w:sz w:val="18"/>
+              </w:rPr>
+              <w:t>scanners</w:t>
+            </w:r>
+          </w:p>
+        </w:tc>
+        <w:tc>
+          <w:tcPr>
+            <w:tcW w:type="dxa" w:w="3400"/>
+          </w:tcPr>
+          <w:p>
+            <w:r>
+              <w:rPr>
+                <w:rFonts w:ascii="맑은 고딕" w:hAnsi="맑은 고딕" w:eastAsia="맑은 고딕" w:cs="맑은 고딕"/>
+                <w:sz w:val="18"/>
+              </w:rPr>
+              <w:t>scanner_id (PK), state, state_at, last_scan_at, last_seq</w:t>
+            </w:r>
+          </w:p>
+        </w:tc>
+        <w:tc>
+          <w:tcPr>
+            <w:tcW w:type="dxa" w:w="4400"/>
+          </w:tcPr>
+          <w:p>
+            <w:r>
+              <w:rPr>
+                <w:rFonts w:ascii="맑은 고딕" w:hAnsi="맑은 고딕" w:eastAsia="맑은 고딕" w:cs="맑은 고딕"/>
+                <w:sz w:val="18"/>
+              </w:rPr>
+              <w:t>스캐너별 현재 상태</w:t>
+            </w:r>
+          </w:p>
+        </w:tc>
+      </w:tr>
+      <w:tr>
+        <w:tc>
+          <w:tcPr>
+            <w:tcW w:type="dxa" w:w="1200"/>
+          </w:tcPr>
+          <w:p>
+            <w:r>
+              <w:rPr>
+                <w:rFonts w:ascii="맑은 고딕" w:hAnsi="맑은 고딕" w:eastAsia="맑은 고딕" w:cs="맑은 고딕"/>
+                <w:sz w:val="18"/>
+              </w:rPr>
+              <w:t>rejected</w:t>
+            </w:r>
+          </w:p>
+        </w:tc>
+        <w:tc>
+          <w:tcPr>
+            <w:tcW w:type="dxa" w:w="3400"/>
+          </w:tcPr>
+          <w:p>
+            <w:r>
+              <w:rPr>
+                <w:rFonts w:ascii="맑은 고딕" w:hAnsi="맑은 고딕" w:eastAsia="맑은 고딕" w:cs="맑은 고딕"/>
+                <w:sz w:val="18"/>
+              </w:rPr>
+              <w:t>topic, payload, reason, received_at</w:t>
+            </w:r>
+          </w:p>
+        </w:tc>
+        <w:tc>
+          <w:tcPr>
+            <w:tcW w:type="dxa" w:w="4400"/>
+          </w:tcPr>
+          <w:p>
+            <w:r>
+              <w:rPr>
+                <w:rFonts w:ascii="맑은 고딕" w:hAnsi="맑은 고딕" w:eastAsia="맑은 고딕" w:cs="맑은 고딕"/>
+                <w:sz w:val="18"/>
+              </w:rPr>
+              <w:t>거부된 메시지 원본과 사유</w:t>
+            </w:r>
+          </w:p>
+        </w:tc>
+      </w:tr>
+    </w:tbl>
+    <w:p/>
+    <w:p>
+      <w:pPr>
+        <w:pStyle w:val="ListBullet"/>
+      </w:pPr>
+      <w:r>
+        <w:t>인덱스: data(바코드 조회), scanned_at(기간), (scanner_id, seq)(누락 확인)</w:t>
+      </w:r>
+    </w:p>
+    <w:p>
+      <w:pPr>
+        <w:pStyle w:val="ListBullet"/>
+      </w:pPr>
+      <w:r>
+        <w:t>WAL 모드라 나중에 만들 웹 페이지가 읽는 중에도 기록이 막히지 않는다 (테스트로 확인).</w:t>
+      </w:r>
+    </w:p>
+    <w:p>
+      <w:pPr>
+        <w:pStyle w:val="ListBullet"/>
+      </w:pPr>
+      <w:r>
+        <w:t>PRAGMA user_version = 1. 기말에 업무 규칙(입고·출고, 상품 정보 등) 테이블을 추가할 때 버전을 올려 이전한다. 프로그램보다 새 버전의 DB는 열지 않는다.</w:t>
+      </w:r>
+    </w:p>
+    <w:p>
+      <w:pPr>
+        <w:pStyle w:val="ListBullet"/>
+      </w:pPr>
+      <w:r>
+        <w:t>모든 시각은 'YYYY-MM-DDTHH:MM:SS.mmm+00:00' 형식이라 문자열 비교로 정렬된다.</w:t>
+      </w:r>
+    </w:p>
+    <w:p>
+      <w:pPr>
+        <w:pStyle w:val="Heading2"/>
+      </w:pPr>
+      <w:r>
+        <w:t>4.5 브로커 영속성 변경</w:t>
+      </w:r>
+    </w:p>
+    <w:p>
+      <w:r>
+        <w:rPr>
+          <w:b w:val="0"/>
+        </w:rPr>
+        <w:t>autosave_on_changes true + autosave_interval 1 (메시지가 바뀔 때마다 디스크 저장), persistent_client_expiration 30d 추가.</w:t>
+      </w:r>
+    </w:p>
+    <w:p>
+      <w:pPr>
+        <w:pStyle w:val="ListBullet"/>
+      </w:pPr>
+      <w:r>
+        <w:t>이유: 스캐너는 브로커의 PUBACK을 받으면 전송 완료로 처리한다. db-writer가 꺼져 있는 동안 브로커에 쌓인 메시지는 브로커가 비정상 종료되면 되살릴 곳이 없다.</w:t>
+      </w:r>
+    </w:p>
+    <w:p>
+      <w:pPr>
+        <w:pStyle w:val="ListBullet"/>
+      </w:pPr>
+      <w:r>
+        <w:t>검증: 같은 시나리오(db-writer 정지 → 10건 발행 → 브로커 강제 종료 → 재시작)에서 새 설정은 10건 모두 저장, 이전 설정(60초)은 0건 — 대조 테스트로 설정 변경의 효과를 확인.</w:t>
+      </w:r>
+    </w:p>
+    <w:p>
+      <w:pPr>
+        <w:pStyle w:val="ListBullet"/>
+      </w:pPr>
+      <w:r>
+        <w:t>비용: 저장 때마다 브로커 DB 파일 전체를 다시 쓴다. 창고 스캔량(초당 수 건 이하)에서는 부담이 작고, 많아지면 autosave_interval을 키운다(예: 100). 나중에 조정 가능.</w:t>
+      </w:r>
+    </w:p>
+    <w:p>
+      <w:pPr>
+        <w:pStyle w:val="Heading2"/>
+      </w:pPr>
+      <w:r>
+        <w:t>4.6 관리 도구와 삭제 기능</w:t>
+      </w:r>
+    </w:p>
+    <w:p>
+      <w:pPr>
+        <w:spacing w:after="0"/>
+        <w:ind w:left="240"/>
+      </w:pPr>
+      <w:r>
+        <w:rPr>
+          <w:rFonts w:ascii="Consolas" w:hAnsi="Consolas" w:eastAsia="Consolas" w:cs="Consolas"/>
+          <w:sz w:val="17"/>
+        </w:rPr>
+        <w:t>python -m barcode_system.db_tool scans --limit 20 [--scanner dock-01] [--data 880...] [--since 2026-10-01]</w:t>
+      </w:r>
+    </w:p>
+    <w:p>
+      <w:pPr>
+        <w:spacing w:after="0"/>
+        <w:ind w:left="240"/>
+      </w:pPr>
+      <w:r>
+        <w:rPr>
+          <w:rFonts w:ascii="Consolas" w:hAnsi="Consolas" w:eastAsia="Consolas" w:cs="Consolas"/>
+          <w:sz w:val="17"/>
+        </w:rPr>
+        <w:t>python -m barcode_system.db_tool scanners          # 스캐너별 상태·건수</w:t>
+      </w:r>
+    </w:p>
+    <w:p>
+      <w:pPr>
+        <w:spacing w:after="0"/>
+        <w:ind w:left="240"/>
+      </w:pPr>
+      <w:r>
+        <w:rPr>
+          <w:rFonts w:ascii="Consolas" w:hAnsi="Consolas" w:eastAsia="Consolas" w:cs="Consolas"/>
+          <w:sz w:val="17"/>
+        </w:rPr>
+        <w:t>python -m barcode_system.db_tool gaps              # seq 빈 번호 구간 (누락 의심)</w:t>
+      </w:r>
+    </w:p>
+    <w:p>
+      <w:pPr>
+        <w:spacing w:after="0"/>
+        <w:ind w:left="240"/>
+      </w:pPr>
+      <w:r>
+        <w:rPr>
+          <w:rFonts w:ascii="Consolas" w:hAnsi="Consolas" w:eastAsia="Consolas" w:cs="Consolas"/>
+          <w:sz w:val="17"/>
+        </w:rPr>
+        <w:t>python -m barcode_system.db_tool rejected          # 거부된 메시지</w:t>
+      </w:r>
+    </w:p>
+    <w:p>
+      <w:pPr>
+        <w:spacing w:after="0"/>
+        <w:ind w:left="240"/>
+      </w:pPr>
+      <w:r>
+        <w:rPr>
+          <w:rFonts w:ascii="Consolas" w:hAnsi="Consolas" w:eastAsia="Consolas" w:cs="Consolas"/>
+          <w:sz w:val="17"/>
+        </w:rPr>
+        <w:t>python -m barcode_system.db_tool export out.csv --since 2026-10-01     # Excel용 UTF-8(BOM)</w:t>
+      </w:r>
+    </w:p>
+    <w:p>
+      <w:pPr>
+        <w:spacing w:after="0"/>
+        <w:ind w:left="240"/>
+      </w:pPr>
+      <w:r>
+        <w:rPr>
+          <w:rFonts w:ascii="Consolas" w:hAnsi="Consolas" w:eastAsia="Consolas" w:cs="Consolas"/>
+          <w:sz w:val="17"/>
+        </w:rPr>
+        <w:t>python -m barcode_system.db_tool delete --before 2026-10-01            # 미리보기: 지울 건수만 표시</w:t>
+      </w:r>
+    </w:p>
+    <w:p>
+      <w:pPr>
+        <w:spacing w:after="0"/>
+        <w:ind w:left="240"/>
+      </w:pPr>
+      <w:r>
+        <w:rPr>
+          <w:rFonts w:ascii="Consolas" w:hAnsi="Consolas" w:eastAsia="Consolas" w:cs="Consolas"/>
+          <w:sz w:val="17"/>
+        </w:rPr>
+        <w:t>python -m barcode_system.db_tool delete --before 2026-10-01 --yes --backup data/backup.db [--vacuum]</w:t>
+      </w:r>
+    </w:p>
+    <w:p>
+      <w:pPr>
+        <w:spacing w:after="0"/>
+        <w:ind w:left="240"/>
+      </w:pPr>
+      <w:r>
+        <w:rPr>
+          <w:rFonts w:ascii="Consolas" w:hAnsi="Consolas" w:eastAsia="Consolas" w:cs="Consolas"/>
+          <w:sz w:val="17"/>
+        </w:rPr>
+        <w:t>python -m barcode_system.db_tool delete --all --yes                    # 전체 삭제</w:t>
+      </w:r>
+    </w:p>
+    <w:p>
+      <w:pPr>
+        <w:spacing w:after="0"/>
+        <w:ind w:left="240"/>
+      </w:pPr>
+      <w:r>
+        <w:rPr>
+          <w:rFonts w:ascii="Consolas" w:hAnsi="Consolas" w:eastAsia="Consolas" w:cs="Consolas"/>
+          <w:sz w:val="17"/>
+        </w:rPr>
+        <w:t>python -m barcode_system.db_tool delete --rejected --yes               # 거부 기록 삭제</w:t>
+      </w:r>
+    </w:p>
+    <w:p/>
+    <w:p>
+      <w:pPr>
+        <w:pStyle w:val="ListBullet"/>
+      </w:pPr>
+      <w:r>
+        <w:t>기록은 무기한 보관하고, 삭제는 사람이 명령할 때만 한다.</w:t>
+      </w:r>
+    </w:p>
+    <w:p>
+      <w:pPr>
+        <w:pStyle w:val="ListBullet"/>
+      </w:pPr>
+      <w:r>
+        <w:t>삭제 조건: --before/--until, --since, --scanner, --data, --id(여러 개). 조건 없이 지우려면 --all이 필요하다.</w:t>
+      </w:r>
+    </w:p>
+    <w:p>
+      <w:pPr>
+        <w:pStyle w:val="ListBullet"/>
+      </w:pPr>
+      <w:r>
+        <w:t>기본은 미리보기이고 --yes를 붙여야 실제로 지운다. --backup은 실행 중에도 일관된 복사본을 만든다(SQLite 백업 API).</w:t>
+      </w:r>
+    </w:p>
+    <w:p>
+      <w:pPr>
+        <w:pStyle w:val="ListBullet"/>
+      </w:pPr>
+      <w:r>
+        <w:t>DB 파일이 없으면 오류로 끝낸다(경로를 잘못 써서 빈 DB가 생기는 것 방지). db-writer 실행 중에도 사용할 수 있다.</w:t>
+      </w:r>
+    </w:p>
+    <w:p>
+      <w:pPr>
+        <w:pStyle w:val="ListBullet"/>
+      </w:pPr>
+      <w:r>
+        <w:t>지운 seq 구간은 gaps에서 빈 번호로 보인다. 삭제 직후 브로커가 같은 메시지를 다시 보내면(드묾) 그 행은 다시 생길 수 있다.</w:t>
+      </w:r>
+    </w:p>
+    <w:p>
+      <w:pPr>
+        <w:pStyle w:val="Heading2"/>
+      </w:pPr>
+      <w:r>
+        <w:t>4.7 설정과 실행</w:t>
+      </w:r>
+    </w:p>
+    <w:p>
+      <w:pPr>
+        <w:spacing w:after="0"/>
+        <w:ind w:left="240"/>
+      </w:pPr>
+      <w:r>
+        <w:rPr>
+          <w:rFonts w:ascii="Consolas" w:hAnsi="Consolas" w:eastAsia="Consolas" w:cs="Consolas"/>
+          <w:sz w:val="17"/>
+        </w:rPr>
+        <w:t># 파이: 브로커 사용자 등록 (스캐너, db-writer, monitor)</w:t>
+      </w:r>
+    </w:p>
+    <w:p>
+      <w:pPr>
+        <w:spacing w:after="0"/>
+        <w:ind w:left="240"/>
+      </w:pPr>
+      <w:r>
+        <w:rPr>
+          <w:rFonts w:ascii="Consolas" w:hAnsi="Consolas" w:eastAsia="Consolas" w:cs="Consolas"/>
+          <w:sz w:val="17"/>
+        </w:rPr>
+        <w:t>sudo mosquitto/pi/setup_broker.sh dock-01 db-writer monitor</w:t>
+      </w:r>
+    </w:p>
+    <w:p>
+      <w:pPr>
+        <w:spacing w:after="0"/>
+        <w:ind w:left="240"/>
+      </w:pPr>
+      <w:r>
+        <w:rPr>
+          <w:rFonts w:ascii="Consolas" w:hAnsi="Consolas" w:eastAsia="Consolas" w:cs="Consolas"/>
+          <w:sz w:val="17"/>
+        </w:rPr>
+        <w:t># 설정: config/db_writer.example.ini → config/db_writer.ini, 비밀번호 파일 config/db-writer.pass</w:t>
+      </w:r>
+    </w:p>
+    <w:p>
+      <w:pPr>
+        <w:spacing w:after="0"/>
+        <w:ind w:left="240"/>
+      </w:pPr>
+      <w:r>
+        <w:rPr>
+          <w:rFonts w:ascii="Consolas" w:hAnsi="Consolas" w:eastAsia="Consolas" w:cs="Consolas"/>
+          <w:sz w:val="17"/>
+        </w:rPr>
+        <w:t>python -m barcode_system.db_writer_app --config config/db_writer.ini</w:t>
+      </w:r>
+    </w:p>
+    <w:p>
+      <w:pPr>
+        <w:spacing w:after="0"/>
+        <w:ind w:left="240"/>
+      </w:pPr>
+      <w:r>
+        <w:rPr>
+          <w:rFonts w:ascii="Consolas" w:hAnsi="Consolas" w:eastAsia="Consolas" w:cs="Consolas"/>
+          <w:sz w:val="17"/>
+        </w:rPr>
+        <w:t># 부팅 시 자동 실행 (systemd)</w:t>
+      </w:r>
+    </w:p>
+    <w:p>
+      <w:pPr>
+        <w:spacing w:after="0"/>
+        <w:ind w:left="240"/>
+      </w:pPr>
+      <w:r>
+        <w:rPr>
+          <w:rFonts w:ascii="Consolas" w:hAnsi="Consolas" w:eastAsia="Consolas" w:cs="Consolas"/>
+          <w:sz w:val="17"/>
+        </w:rPr>
+        <w:t>sudo deploy/install_services.sh db-writer scanner</w:t>
+      </w:r>
+    </w:p>
+    <w:p>
+      <w:pPr>
+        <w:spacing w:after="0"/>
+        <w:ind w:left="240"/>
+      </w:pPr>
+      <w:r>
+        <w:rPr>
+          <w:rFonts w:ascii="Consolas" w:hAnsi="Consolas" w:eastAsia="Consolas" w:cs="Consolas"/>
+          <w:sz w:val="17"/>
+        </w:rPr>
+        <w:t>journalctl -u barcode-db-writer -f</w:t>
+      </w:r>
+    </w:p>
+    <w:p/>
+    <w:p>
+      <w:pPr>
+        <w:pStyle w:val="Heading2"/>
+      </w:pPr>
+      <w:r>
+        <w:t>4.8 사용 기술</w:t>
+      </w:r>
+    </w:p>
+    <w:tbl>
+      <w:tblPr>
+        <w:tblStyle w:val="TableGrid"/>
+        <w:tblW w:type="auto" w:w="0"/>
+        <w:jc w:val="center"/>
+        <w:tblLook w:firstColumn="1" w:firstRow="1" w:lastColumn="0" w:lastRow="0" w:noHBand="0" w:noVBand="1" w:val="04A0"/>
+      </w:tblPr>
+      <w:tblGrid>
+        <w:gridCol w:w="4320"/>
+        <w:gridCol w:w="4320"/>
+      </w:tblGrid>
+      <w:tr>
+        <w:tc>
+          <w:tcPr>
+            <w:tcW w:type="dxa" w:w="4400"/>
+          </w:tcPr>
+          <w:p>
+            <w:r>
+              <w:rPr>
+                <w:rFonts w:ascii="맑은 고딕" w:hAnsi="맑은 고딕" w:eastAsia="맑은 고딕" w:cs="맑은 고딕"/>
+                <w:sz w:val="18"/>
+              </w:rPr>
+            </w:r>
+            <w:r>
+              <w:rPr>
+                <w:rFonts w:ascii="맑은 고딕" w:hAnsi="맑은 고딕" w:eastAsia="맑은 고딕" w:cs="맑은 고딕"/>
+                <w:b/>
+                <w:sz w:val="18"/>
+              </w:rPr>
+              <w:t>기술</w:t>
+            </w:r>
+          </w:p>
+        </w:tc>
+        <w:tc>
+          <w:tcPr>
+            <w:tcW w:type="dxa" w:w="4600"/>
+          </w:tcPr>
+          <w:p>
+            <w:r>
+              <w:rPr>
+                <w:rFonts w:ascii="맑은 고딕" w:hAnsi="맑은 고딕" w:eastAsia="맑은 고딕" w:cs="맑은 고딕"/>
+                <w:sz w:val="18"/>
+              </w:rPr>
+            </w:r>
+            <w:r>
+              <w:rPr>
+                <w:rFonts w:ascii="맑은 고딕" w:hAnsi="맑은 고딕" w:eastAsia="맑은 고딕" w:cs="맑은 고딕"/>
+                <w:b/>
+                <w:sz w:val="18"/>
+              </w:rPr>
+              <w:t>용도</w:t>
+            </w:r>
+          </w:p>
+        </w:tc>
+      </w:tr>
+      <w:tr>
+        <w:tc>
+          <w:tcPr>
+            <w:tcW w:type="dxa" w:w="4400"/>
+          </w:tcPr>
+          <w:p>
+            <w:r>
+              <w:rPr>
+                <w:rFonts w:ascii="맑은 고딕" w:hAnsi="맑은 고딕" w:eastAsia="맑은 고딕" w:cs="맑은 고딕"/>
+                <w:sz w:val="18"/>
+              </w:rPr>
+              <w:t>MQTT 영속 세션(clean_session=False), QoS 1</w:t>
+            </w:r>
+          </w:p>
+        </w:tc>
+        <w:tc>
+          <w:tcPr>
+            <w:tcW w:type="dxa" w:w="4600"/>
+          </w:tcPr>
+          <w:p>
+            <w:r>
+              <w:rPr>
+                <w:rFonts w:ascii="맑은 고딕" w:hAnsi="맑은 고딕" w:eastAsia="맑은 고딕" w:cs="맑은 고딕"/>
+                <w:sz w:val="18"/>
+              </w:rPr>
+              <w:t>구독자가 꺼져 있는 동안의 메시지 보관·재전달</w:t>
+            </w:r>
+          </w:p>
+        </w:tc>
+      </w:tr>
+      <w:tr>
+        <w:tc>
+          <w:tcPr>
+            <w:tcW w:type="dxa" w:w="4400"/>
+          </w:tcPr>
+          <w:p>
+            <w:r>
+              <w:rPr>
+                <w:rFonts w:ascii="맑은 고딕" w:hAnsi="맑은 고딕" w:eastAsia="맑은 고딕" w:cs="맑은 고딕"/>
+                <w:sz w:val="18"/>
+              </w:rPr>
+              <w:t>SQLite (WAL, synchronous=FULL, INSERT OR IGNORE, 윈도 함수 LAG)</w:t>
+            </w:r>
+          </w:p>
+        </w:tc>
+        <w:tc>
+          <w:tcPr>
+            <w:tcW w:type="dxa" w:w="4600"/>
+          </w:tcPr>
+          <w:p>
+            <w:r>
+              <w:rPr>
+                <w:rFonts w:ascii="맑은 고딕" w:hAnsi="맑은 고딕" w:eastAsia="맑은 고딕" w:cs="맑은 고딕"/>
+                <w:sz w:val="18"/>
+              </w:rPr>
+              <w:t>원본 기록, 중복 제거, 누락 구간 계산</w:t>
+            </w:r>
+          </w:p>
+        </w:tc>
+      </w:tr>
+      <w:tr>
+        <w:tc>
+          <w:tcPr>
+            <w:tcW w:type="dxa" w:w="4400"/>
+          </w:tcPr>
+          <w:p>
+            <w:r>
+              <w:rPr>
+                <w:rFonts w:ascii="맑은 고딕" w:hAnsi="맑은 고딕" w:eastAsia="맑은 고딕" w:cs="맑은 고딕"/>
+                <w:sz w:val="18"/>
+              </w:rPr>
+              <w:t>SQLite 온라인 백업 API, VACUUM</w:t>
+            </w:r>
+          </w:p>
+        </w:tc>
+        <w:tc>
+          <w:tcPr>
+            <w:tcW w:type="dxa" w:w="4600"/>
+          </w:tcPr>
+          <w:p>
+            <w:r>
+              <w:rPr>
+                <w:rFonts w:ascii="맑은 고딕" w:hAnsi="맑은 고딕" w:eastAsia="맑은 고딕" w:cs="맑은 고딕"/>
+                <w:sz w:val="18"/>
+              </w:rPr>
+              <w:t>삭제 전 백업, 파일 크기 정리</w:t>
+            </w:r>
+          </w:p>
+        </w:tc>
+      </w:tr>
+      <w:tr>
+        <w:tc>
+          <w:tcPr>
+            <w:tcW w:type="dxa" w:w="4400"/>
+          </w:tcPr>
+          <w:p>
+            <w:r>
+              <w:rPr>
+                <w:rFonts w:ascii="맑은 고딕" w:hAnsi="맑은 고딕" w:eastAsia="맑은 고딕" w:cs="맑은 고딕"/>
+                <w:sz w:val="18"/>
+              </w:rPr>
+              <w:t>JSON Lines + fsync + os.replace</w:t>
+            </w:r>
+          </w:p>
+        </w:tc>
+        <w:tc>
+          <w:tcPr>
+            <w:tcW w:type="dxa" w:w="4600"/>
+          </w:tcPr>
+          <w:p>
+            <w:r>
+              <w:rPr>
+                <w:rFonts w:ascii="맑은 고딕" w:hAnsi="맑은 고딕" w:eastAsia="맑은 고딕" w:cs="맑은 고딕"/>
+                <w:sz w:val="18"/>
+              </w:rPr>
+              <w:t>보조 파일 (원자적 갱신)</w:t>
+            </w:r>
+          </w:p>
+        </w:tc>
+      </w:tr>
+      <w:tr>
+        <w:tc>
+          <w:tcPr>
+            <w:tcW w:type="dxa" w:w="4400"/>
+          </w:tcPr>
+          <w:p>
+            <w:r>
+              <w:rPr>
+                <w:rFonts w:ascii="맑은 고딕" w:hAnsi="맑은 고딕" w:eastAsia="맑은 고딕" w:cs="맑은 고딕"/>
+                <w:sz w:val="18"/>
+              </w:rPr>
+              <w:t>systemd (Restart=always)</w:t>
+            </w:r>
+          </w:p>
+        </w:tc>
+        <w:tc>
+          <w:tcPr>
+            <w:tcW w:type="dxa" w:w="4600"/>
+          </w:tcPr>
+          <w:p>
+            <w:r>
+              <w:rPr>
+                <w:rFonts w:ascii="맑은 고딕" w:hAnsi="맑은 고딕" w:eastAsia="맑은 고딕" w:cs="맑은 고딕"/>
+                <w:sz w:val="18"/>
+              </w:rPr>
+              <w:t>자동 실행·재시작</w:t>
+            </w:r>
+          </w:p>
+        </w:tc>
+      </w:tr>
+      <w:tr>
+        <w:tc>
+          <w:tcPr>
+            <w:tcW w:type="dxa" w:w="4400"/>
+          </w:tcPr>
+          <w:p>
+            <w:r>
+              <w:rPr>
+                <w:rFonts w:ascii="맑은 고딕" w:hAnsi="맑은 고딕" w:eastAsia="맑은 고딕" w:cs="맑은 고딕"/>
+                <w:sz w:val="18"/>
+              </w:rPr>
+              <w:t>Mosquitto autosave_on_changes</w:t>
+            </w:r>
+          </w:p>
+        </w:tc>
+        <w:tc>
+          <w:tcPr>
+            <w:tcW w:type="dxa" w:w="4600"/>
+          </w:tcPr>
+          <w:p>
+            <w:r>
+              <w:rPr>
+                <w:rFonts w:ascii="맑은 고딕" w:hAnsi="맑은 고딕" w:eastAsia="맑은 고딕" w:cs="맑은 고딕"/>
+                <w:sz w:val="18"/>
+              </w:rPr>
+              <w:t>브로커 강제 종료에도 보관 메시지 유지</w:t>
+            </w:r>
+          </w:p>
+        </w:tc>
+      </w:tr>
+    </w:tbl>
+    <w:p/>
+    <w:p>
+      <w:pPr>
+        <w:pStyle w:val="Heading2"/>
+      </w:pPr>
+      <w:r>
+        <w:t>4.9 테스트 결과 (Windows, 2026-10-11)</w:t>
+      </w:r>
+    </w:p>
+    <w:p>
+      <w:r>
+        <w:rPr>
+          <w:b/>
+        </w:rPr>
+        <w:t>전체 148개 통과 (paho-mqtt 2.1.0, 2회 반복 실행). MQTT 관련 51개는 paho-mqtt 1.6.1에서도 통과.</w:t>
+      </w:r>
+    </w:p>
+    <w:tbl>
+      <w:tblPr>
+        <w:tblStyle w:val="TableGrid"/>
+        <w:tblW w:type="auto" w:w="0"/>
+        <w:jc w:val="center"/>
+        <w:tblLook w:firstColumn="1" w:firstRow="1" w:lastColumn="0" w:lastRow="0" w:noHBand="0" w:noVBand="1" w:val="04A0"/>
+      </w:tblPr>
+      <w:tblGrid>
+        <w:gridCol w:w="2880"/>
+        <w:gridCol w:w="2880"/>
+        <w:gridCol w:w="2880"/>
+      </w:tblGrid>
+      <w:tr>
+        <w:tc>
+          <w:tcPr>
+            <w:tcW w:type="dxa" w:w="2200"/>
+          </w:tcPr>
+          <w:p>
+            <w:r>
+              <w:rPr>
+                <w:rFonts w:ascii="맑은 고딕" w:hAnsi="맑은 고딕" w:eastAsia="맑은 고딕" w:cs="맑은 고딕"/>
+                <w:sz w:val="18"/>
+              </w:rPr>
+            </w:r>
+            <w:r>
+              <w:rPr>
+                <w:rFonts w:ascii="맑은 고딕" w:hAnsi="맑은 고딕" w:eastAsia="맑은 고딕" w:cs="맑은 고딕"/>
+                <w:b/>
+                <w:sz w:val="18"/>
+              </w:rPr>
+              <w:t>테스트 파일</w:t>
+            </w:r>
+          </w:p>
+        </w:tc>
+        <w:tc>
+          <w:tcPr>
+            <w:tcW w:type="dxa" w:w="700"/>
+          </w:tcPr>
+          <w:p>
+            <w:r>
+              <w:rPr>
+                <w:rFonts w:ascii="맑은 고딕" w:hAnsi="맑은 고딕" w:eastAsia="맑은 고딕" w:cs="맑은 고딕"/>
+                <w:sz w:val="18"/>
+              </w:rPr>
+            </w:r>
+            <w:r>
+              <w:rPr>
+                <w:rFonts w:ascii="맑은 고딕" w:hAnsi="맑은 고딕" w:eastAsia="맑은 고딕" w:cs="맑은 고딕"/>
+                <w:b/>
+                <w:sz w:val="18"/>
+              </w:rPr>
+              <w:t>개수</w:t>
+            </w:r>
+          </w:p>
+        </w:tc>
+        <w:tc>
+          <w:tcPr>
+            <w:tcW w:type="dxa" w:w="6100"/>
+          </w:tcPr>
+          <w:p>
+            <w:r>
+              <w:rPr>
+                <w:rFonts w:ascii="맑은 고딕" w:hAnsi="맑은 고딕" w:eastAsia="맑은 고딕" w:cs="맑은 고딕"/>
+                <w:sz w:val="18"/>
+              </w:rPr>
+            </w:r>
+            <w:r>
+              <w:rPr>
+                <w:rFonts w:ascii="맑은 고딕" w:hAnsi="맑은 고딕" w:eastAsia="맑은 고딕" w:cs="맑은 고딕"/>
+                <w:b/>
+                <w:sz w:val="18"/>
+              </w:rPr>
+              <w:t>확인 내용</w:t>
+            </w:r>
+          </w:p>
+        </w:tc>
+      </w:tr>
+      <w:tr>
+        <w:tc>
+          <w:tcPr>
+            <w:tcW w:type="dxa" w:w="2200"/>
+          </w:tcPr>
+          <w:p>
+            <w:r>
+              <w:rPr>
+                <w:rFonts w:ascii="맑은 고딕" w:hAnsi="맑은 고딕" w:eastAsia="맑은 고딕" w:cs="맑은 고딕"/>
+                <w:sz w:val="18"/>
+              </w:rPr>
+              <w:t>test_store.py</w:t>
+            </w:r>
+          </w:p>
+        </w:tc>
+        <w:tc>
+          <w:tcPr>
+            <w:tcW w:type="dxa" w:w="700"/>
+          </w:tcPr>
+          <w:p>
+            <w:r>
+              <w:rPr>
+                <w:rFonts w:ascii="맑은 고딕" w:hAnsi="맑은 고딕" w:eastAsia="맑은 고딕" w:cs="맑은 고딕"/>
+                <w:sz w:val="18"/>
+              </w:rPr>
+              <w:t>11</w:t>
+            </w:r>
+          </w:p>
+        </w:tc>
+        <w:tc>
+          <w:tcPr>
+            <w:tcW w:type="dxa" w:w="6100"/>
+          </w:tcPr>
+          <w:p>
+            <w:r>
+              <w:rPr>
+                <w:rFonts w:ascii="맑은 고딕" w:hAnsi="맑은 고딕" w:eastAsia="맑은 고딕" w:cs="맑은 고딕"/>
+                <w:sz w:val="18"/>
+              </w:rPr>
+              <w:t>저장·중복·충돌, 시각 변환, 상태 반영 순서, 누락 구간, 조건 조회, 삭제·백업, 스키마 버전, 읽는 중 기록(WAL)</w:t>
+            </w:r>
+          </w:p>
+        </w:tc>
+      </w:tr>
+      <w:tr>
+        <w:tc>
+          <w:tcPr>
+            <w:tcW w:type="dxa" w:w="2200"/>
+          </w:tcPr>
+          <w:p>
+            <w:r>
+              <w:rPr>
+                <w:rFonts w:ascii="맑은 고딕" w:hAnsi="맑은 고딕" w:eastAsia="맑은 고딕" w:cs="맑은 고딕"/>
+                <w:sz w:val="18"/>
+              </w:rPr>
+              <w:t>test_spool.py</w:t>
+            </w:r>
+          </w:p>
+        </w:tc>
+        <w:tc>
+          <w:tcPr>
+            <w:tcW w:type="dxa" w:w="700"/>
+          </w:tcPr>
+          <w:p>
+            <w:r>
+              <w:rPr>
+                <w:rFonts w:ascii="맑은 고딕" w:hAnsi="맑은 고딕" w:eastAsia="맑은 고딕" w:cs="맑은 고딕"/>
+                <w:sz w:val="18"/>
+              </w:rPr>
+              <w:t>3</w:t>
+            </w:r>
+          </w:p>
+        </w:tc>
+        <w:tc>
+          <w:tcPr>
+            <w:tcW w:type="dxa" w:w="6100"/>
+          </w:tcPr>
+          <w:p>
+            <w:r>
+              <w:rPr>
+                <w:rFonts w:ascii="맑은 고딕" w:hAnsi="맑은 고딕" w:eastAsia="맑은 고딕" w:cs="맑은 고딕"/>
+                <w:sz w:val="18"/>
+              </w:rPr>
+              <w:t>기록·반영, 중간 실패 시 나머지 보존, 잘린 줄 건너뛰기</w:t>
+            </w:r>
+          </w:p>
+        </w:tc>
+      </w:tr>
+      <w:tr>
+        <w:tc>
+          <w:tcPr>
+            <w:tcW w:type="dxa" w:w="2200"/>
+          </w:tcPr>
+          <w:p>
+            <w:r>
+              <w:rPr>
+                <w:rFonts w:ascii="맑은 고딕" w:hAnsi="맑은 고딕" w:eastAsia="맑은 고딕" w:cs="맑은 고딕"/>
+                <w:sz w:val="18"/>
+              </w:rPr>
+              <w:t>test_db_tool.py</w:t>
+            </w:r>
+          </w:p>
+        </w:tc>
+        <w:tc>
+          <w:tcPr>
+            <w:tcW w:type="dxa" w:w="700"/>
+          </w:tcPr>
+          <w:p>
+            <w:r>
+              <w:rPr>
+                <w:rFonts w:ascii="맑은 고딕" w:hAnsi="맑은 고딕" w:eastAsia="맑은 고딕" w:cs="맑은 고딕"/>
+                <w:sz w:val="18"/>
+              </w:rPr>
+              <w:t>10</w:t>
+            </w:r>
+          </w:p>
+        </w:tc>
+        <w:tc>
+          <w:tcPr>
+            <w:tcW w:type="dxa" w:w="6100"/>
+          </w:tcPr>
+          <w:p>
+            <w:r>
+              <w:rPr>
+                <w:rFonts w:ascii="맑은 고딕" w:hAnsi="맑은 고딕" w:eastAsia="맑은 고딕" w:cs="맑은 고딕"/>
+                <w:sz w:val="18"/>
+              </w:rPr>
+              <w:t>조회·CSV, 삭제 미리보기·--yes·백업·전체·거부 기록, 잘못된 인자, 없는 DB 미생성</w:t>
+            </w:r>
+          </w:p>
+        </w:tc>
+      </w:tr>
+      <w:tr>
+        <w:tc>
+          <w:tcPr>
+            <w:tcW w:type="dxa" w:w="2200"/>
+          </w:tcPr>
+          <w:p>
+            <w:r>
+              <w:rPr>
+                <w:rFonts w:ascii="맑은 고딕" w:hAnsi="맑은 고딕" w:eastAsia="맑은 고딕" w:cs="맑은 고딕"/>
+                <w:sz w:val="18"/>
+              </w:rPr>
+              <w:t>test_subscriber.py</w:t>
+            </w:r>
+          </w:p>
+        </w:tc>
+        <w:tc>
+          <w:tcPr>
+            <w:tcW w:type="dxa" w:w="700"/>
+          </w:tcPr>
+          <w:p>
+            <w:r>
+              <w:rPr>
+                <w:rFonts w:ascii="맑은 고딕" w:hAnsi="맑은 고딕" w:eastAsia="맑은 고딕" w:cs="맑은 고딕"/>
+                <w:sz w:val="18"/>
+              </w:rPr>
+              <w:t>9</w:t>
+            </w:r>
+          </w:p>
+        </w:tc>
+        <w:tc>
+          <w:tcPr>
+            <w:tcW w:type="dxa" w:w="6100"/>
+          </w:tcPr>
+          <w:p>
+            <w:r>
+              <w:rPr>
+                <w:rFonts w:ascii="맑은 고딕" w:hAnsi="맑은 고딕" w:eastAsia="맑은 고딕" w:cs="맑은 고딕"/>
+                <w:sz w:val="18"/>
+              </w:rPr>
+              <w:t>분류·사칭 거부, 중복 집계, DB 잠금→보조 파일→반영, fail-stop, 영속 세션(꺼진 동안 20건), fail-stop 후 재전달, 실시간 DB 잠금</w:t>
+            </w:r>
+          </w:p>
+        </w:tc>
+      </w:tr>
+      <w:tr>
+        <w:tc>
+          <w:tcPr>
+            <w:tcW w:type="dxa" w:w="2200"/>
+          </w:tcPr>
+          <w:p>
+            <w:r>
+              <w:rPr>
+                <w:rFonts w:ascii="맑은 고딕" w:hAnsi="맑은 고딕" w:eastAsia="맑은 고딕" w:cs="맑은 고딕"/>
+                <w:sz w:val="18"/>
+              </w:rPr>
+              <w:t>test_pipeline.py</w:t>
+            </w:r>
+          </w:p>
+        </w:tc>
+        <w:tc>
+          <w:tcPr>
+            <w:tcW w:type="dxa" w:w="700"/>
+          </w:tcPr>
+          <w:p>
+            <w:r>
+              <w:rPr>
+                <w:rFonts w:ascii="맑은 고딕" w:hAnsi="맑은 고딕" w:eastAsia="맑은 고딕" w:cs="맑은 고딕"/>
+                <w:sz w:val="18"/>
+              </w:rPr>
+              <w:t>3</w:t>
+            </w:r>
+          </w:p>
+        </w:tc>
+        <w:tc>
+          <w:tcPr>
+            <w:tcW w:type="dxa" w:w="6100"/>
+          </w:tcPr>
+          <w:p>
+            <w:r>
+              <w:rPr>
+                <w:rFonts w:ascii="맑은 고딕" w:hAnsi="맑은 고딕" w:eastAsia="맑은 고딕" w:cs="맑은 고딕"/>
+                <w:sz w:val="18"/>
+              </w:rPr>
+              <w:t>브로커 강제 종료(새 설정 유지 / 이전 설정 유실 대조), 실제 프로세스 2개 강제 종료·재시작 후 outbox = DB</w:t>
+            </w:r>
+          </w:p>
+        </w:tc>
+      </w:tr>
+      <w:tr>
+        <w:tc>
+          <w:tcPr>
+            <w:tcW w:type="dxa" w:w="2200"/>
+          </w:tcPr>
+          <w:p>
+            <w:r>
+              <w:rPr>
+                <w:rFonts w:ascii="맑은 고딕" w:hAnsi="맑은 고딕" w:eastAsia="맑은 고딕" w:cs="맑은 고딕"/>
+                <w:sz w:val="18"/>
+              </w:rPr>
+              <w:t>1단계 테스트</w:t>
+            </w:r>
+          </w:p>
+        </w:tc>
+        <w:tc>
+          <w:tcPr>
+            <w:tcW w:type="dxa" w:w="700"/>
+          </w:tcPr>
+          <w:p>
+            <w:r>
+              <w:rPr>
+                <w:rFonts w:ascii="맑은 고딕" w:hAnsi="맑은 고딕" w:eastAsia="맑은 고딕" w:cs="맑은 고딕"/>
+                <w:sz w:val="18"/>
+              </w:rPr>
+              <w:t>112</w:t>
+            </w:r>
+          </w:p>
+        </w:tc>
+        <w:tc>
+          <w:tcPr>
+            <w:tcW w:type="dxa" w:w="6100"/>
+          </w:tcPr>
+          <w:p>
+            <w:r>
+              <w:rPr>
+                <w:rFonts w:ascii="맑은 고딕" w:hAnsi="맑은 고딕" w:eastAsia="맑은 고딕" w:cs="맑은 고딕"/>
+                <w:sz w:val="18"/>
+              </w:rPr>
+              <w:t>변경 없음 (설정 처리 공용화 후에도 모두 통과)</w:t>
+            </w:r>
+          </w:p>
+        </w:tc>
+      </w:tr>
+    </w:tbl>
+    <w:p/>
+    <w:p>
+      <w:r>
+        <w:rPr>
+          <w:b w:val="0"/>
+        </w:rPr>
+        <w:t>주요 시나리오 결과</w:t>
+      </w:r>
+    </w:p>
+    <w:p>
+      <w:pPr>
+        <w:pStyle w:val="ListBullet"/>
+      </w:pPr>
+      <w:r>
+        <w:t>스캐너 앱과 db-writer를 실제 프로세스로 실행하고 db-writer 1회, 스캐너 1회 강제 종료 → outbox 23건과 DB 23건의 id가 정확히 일치, seq 1~23 빈 번호·중복 행 없음, 거부 0건, 최종 상태 offline.</w:t>
+      </w:r>
+    </w:p>
+    <w:p>
+      <w:pPr>
+        <w:pStyle w:val="ListBullet"/>
+      </w:pPr>
+      <w:r>
+        <w:t>db-writer와 보조 파일이 모두 기록 불가 → PUBACK 전에 멈춤 → 같은 client id로 재시작한 db-writer가 같은 메시지를 받아 저장.</w:t>
+      </w:r>
+    </w:p>
+    <w:p>
+      <w:pPr>
+        <w:pStyle w:val="Heading2"/>
+      </w:pPr>
+      <w:r>
+        <w:t>4.10 발견한 오류와 수정</w:t>
+      </w:r>
+    </w:p>
+    <w:tbl>
+      <w:tblPr>
+        <w:tblStyle w:val="TableGrid"/>
+        <w:tblW w:type="auto" w:w="0"/>
+        <w:jc w:val="center"/>
+        <w:tblLook w:firstColumn="1" w:firstRow="1" w:lastColumn="0" w:lastRow="0" w:noHBand="0" w:noVBand="1" w:val="04A0"/>
+      </w:tblPr>
+      <w:tblGrid>
+        <w:gridCol w:w="2880"/>
+        <w:gridCol w:w="2880"/>
+        <w:gridCol w:w="2880"/>
+      </w:tblGrid>
+      <w:tr>
+        <w:tc>
+          <w:tcPr>
+            <w:tcW w:type="dxa" w:w="3000"/>
+          </w:tcPr>
+          <w:p>
+            <w:r>
+              <w:rPr>
+                <w:rFonts w:ascii="맑은 고딕" w:hAnsi="맑은 고딕" w:eastAsia="맑은 고딕" w:cs="맑은 고딕"/>
+                <w:sz w:val="18"/>
+              </w:rPr>
+            </w:r>
+            <w:r>
+              <w:rPr>
+                <w:rFonts w:ascii="맑은 고딕" w:hAnsi="맑은 고딕" w:eastAsia="맑은 고딕" w:cs="맑은 고딕"/>
+                <w:b/>
+                <w:sz w:val="18"/>
+              </w:rPr>
+              <w:t>오류</w:t>
+            </w:r>
+          </w:p>
+        </w:tc>
+        <w:tc>
+          <w:tcPr>
+            <w:tcW w:type="dxa" w:w="3000"/>
+          </w:tcPr>
+          <w:p>
+            <w:r>
+              <w:rPr>
+                <w:rFonts w:ascii="맑은 고딕" w:hAnsi="맑은 고딕" w:eastAsia="맑은 고딕" w:cs="맑은 고딕"/>
+                <w:sz w:val="18"/>
+              </w:rPr>
+            </w:r>
+            <w:r>
+              <w:rPr>
+                <w:rFonts w:ascii="맑은 고딕" w:hAnsi="맑은 고딕" w:eastAsia="맑은 고딕" w:cs="맑은 고딕"/>
+                <w:b/>
+                <w:sz w:val="18"/>
+              </w:rPr>
+              <w:t>원인</w:t>
+            </w:r>
+          </w:p>
+        </w:tc>
+        <w:tc>
+          <w:tcPr>
+            <w:tcW w:type="dxa" w:w="3000"/>
+          </w:tcPr>
+          <w:p>
+            <w:r>
+              <w:rPr>
+                <w:rFonts w:ascii="맑은 고딕" w:hAnsi="맑은 고딕" w:eastAsia="맑은 고딕" w:cs="맑은 고딕"/>
+                <w:sz w:val="18"/>
+              </w:rPr>
+            </w:r>
+            <w:r>
+              <w:rPr>
+                <w:rFonts w:ascii="맑은 고딕" w:hAnsi="맑은 고딕" w:eastAsia="맑은 고딕" w:cs="맑은 고딕"/>
+                <w:b/>
+                <w:sz w:val="18"/>
+              </w:rPr>
+              <w:t>수정</w:t>
+            </w:r>
+          </w:p>
+        </w:tc>
+      </w:tr>
+      <w:tr>
+        <w:tc>
+          <w:tcPr>
+            <w:tcW w:type="dxa" w:w="3000"/>
+          </w:tcPr>
+          <w:p>
+            <w:r>
+              <w:rPr>
+                <w:rFonts w:ascii="맑은 고딕" w:hAnsi="맑은 고딕" w:eastAsia="맑은 고딕" w:cs="맑은 고딕"/>
+                <w:sz w:val="18"/>
+              </w:rPr>
+              <w:t>보조 파일을 읽을 수 없으면 db-writer 시작이 실패하고, 재처리 스레드도 죽음</w:t>
+            </w:r>
+          </w:p>
+        </w:tc>
+        <w:tc>
+          <w:tcPr>
+            <w:tcW w:type="dxa" w:w="3000"/>
+          </w:tcPr>
+          <w:p>
+            <w:r>
+              <w:rPr>
+                <w:rFonts w:ascii="맑은 고딕" w:hAnsi="맑은 고딕" w:eastAsia="맑은 고딕" w:cs="맑은 고딕"/>
+                <w:sz w:val="18"/>
+              </w:rPr>
+              <w:t>보조 파일 길이 확인(len)이 예외 처리 밖에 있었음</w:t>
+            </w:r>
+          </w:p>
+        </w:tc>
+        <w:tc>
+          <w:tcPr>
+            <w:tcW w:type="dxa" w:w="3000"/>
+          </w:tcPr>
+          <w:p>
+            <w:r>
+              <w:rPr>
+                <w:rFonts w:ascii="맑은 고딕" w:hAnsi="맑은 고딕" w:eastAsia="맑은 고딕" w:cs="맑은 고딕"/>
+                <w:sz w:val="18"/>
+              </w:rPr>
+              <w:t>보조 파일 처리 전체를 예외 처리 안으로. 비상용 경로 때문에 서비스가 멈추지 않게 함</w:t>
+            </w:r>
+          </w:p>
+        </w:tc>
+      </w:tr>
+      <w:tr>
+        <w:tc>
+          <w:tcPr>
+            <w:tcW w:type="dxa" w:w="3000"/>
+          </w:tcPr>
+          <w:p>
+            <w:r>
+              <w:rPr>
+                <w:rFonts w:ascii="맑은 고딕" w:hAnsi="맑은 고딕" w:eastAsia="맑은 고딕" w:cs="맑은 고딕"/>
+                <w:sz w:val="18"/>
+              </w:rPr>
+              <w:t>(설계 단계) 브로커 강제 종료 시 db-writer 몫으로 보관 중이던 메시지 유실</w:t>
+            </w:r>
+          </w:p>
+        </w:tc>
+        <w:tc>
+          <w:tcPr>
+            <w:tcW w:type="dxa" w:w="3000"/>
+          </w:tcPr>
+          <w:p>
+            <w:r>
+              <w:rPr>
+                <w:rFonts w:ascii="맑은 고딕" w:hAnsi="맑은 고딕" w:eastAsia="맑은 고딕" w:cs="맑은 고딕"/>
+                <w:sz w:val="18"/>
+              </w:rPr>
+              <w:t>1단계 설정의 60초 자동 저장 — 대조 테스트로 실제 유실(10건 중 0건 남음) 확인</w:t>
+            </w:r>
+          </w:p>
+        </w:tc>
+        <w:tc>
+          <w:tcPr>
+            <w:tcW w:type="dxa" w:w="3000"/>
+          </w:tcPr>
+          <w:p>
+            <w:r>
+              <w:rPr>
+                <w:rFonts w:ascii="맑은 고딕" w:hAnsi="맑은 고딕" w:eastAsia="맑은 고딕" w:cs="맑은 고딕"/>
+                <w:sz w:val="18"/>
+              </w:rPr>
+              <w:t>autosave_on_changes true + autosave_interval 1</w:t>
+            </w:r>
+          </w:p>
+        </w:tc>
+      </w:tr>
+    </w:tbl>
+    <w:p/>
+    <w:p>
+      <w:pPr>
+        <w:pStyle w:val="Heading2"/>
+      </w:pPr>
+      <w:r>
+        <w:t>4.11 미검증 항목</w:t>
+      </w:r>
+    </w:p>
+    <w:p>
+      <w:pPr>
+        <w:pStyle w:val="ListBullet"/>
+      </w:pPr>
+      <w:r>
+        <w:t>라즈베리파이에서의 systemd 서비스 설치·자동 재시작, 실제 전원 차단 후 복구</w:t>
+      </w:r>
+    </w:p>
+    <w:p>
+      <w:pPr>
+        <w:pStyle w:val="ListBullet"/>
+      </w:pPr>
+      <w:r>
+        <w:t>SD카드에서의 브로커 저장(변경마다) 부하와 DB 쓰기 성능</w:t>
+      </w:r>
+    </w:p>
+    <w:p>
+      <w:pPr>
+        <w:pStyle w:val="ListBullet"/>
+      </w:pPr>
+      <w:r>
+        <w:t>파이 OS의 Mosquitto 버전(Bookworm은 2.0.11)에서의 설정 호환 — Windows의 2.1.2로만 검증</w:t>
+      </w:r>
+    </w:p>
+    <w:p>
+      <w:pPr>
+        <w:pStyle w:val="Heading2"/>
+      </w:pPr>
+      <w:r>
+        <w:t>4.12 알려진 제약</w:t>
+      </w:r>
+    </w:p>
+    <w:p>
+      <w:pPr>
+        <w:pStyle w:val="ListBullet"/>
+      </w:pPr>
+      <w:r>
+        <w:t>db-writer는 하나만 실행한다. 같은 client id로 두 개를 띄우면 서로 접속을 빼앗는다.</w:t>
+      </w:r>
+    </w:p>
+    <w:p>
+      <w:pPr>
+        <w:pStyle w:val="ListBullet"/>
+      </w:pPr>
+      <w:r>
+        <w:t>max_queued_messages(100000)를 넘게 쌓이면 브로커가 이후 메시지를 버린다 — db-writer가 아주 오래 꺼져 있을 때만 해당.</w:t>
+      </w:r>
+    </w:p>
+    <w:p>
+      <w:pPr>
+        <w:pStyle w:val="ListBullet"/>
+      </w:pPr>
+      <w:r>
+        <w:t>client id를 바꾸면 이전 세션에 보관된 메시지를 받지 못한다 (30일 뒤 브로커가 정리).</w:t>
+      </w:r>
+    </w:p>
+    <w:p>
+      <w:pPr>
+        <w:pStyle w:val="ListBullet"/>
+      </w:pPr>
+      <w:r>
+        <w:t>스캐너 outbox를 지우고 다시 만들면 seq가 1부터 다시 시작해, 누락 구간 조회가 정확하지 않을 수 있다.</w:t>
+      </w:r>
+    </w:p>
+    <w:p>
+      <w:pPr>
+        <w:pStyle w:val="Heading1"/>
+      </w:pPr>
+      <w:r>
+        <w:t>5. 다음 단계</w:t>
       </w:r>
     </w:p>
     <w:p>
@@ -3594,6 +5806,20 @@
       </w:r>
       <w:r>
         <w:t xml:space="preserve"> — UNO는 네트워크가 없으므로 파이에서 MQTT를 구독해 USB 시리얼로 전달하는 브리지를 검토</w:t>
+      </w:r>
+    </w:p>
+    <w:p>
+      <w:pPr>
+        <w:pStyle w:val="ListBullet"/>
+      </w:pPr>
+      <w:r>
+        <w:rPr>
+          <w:b/>
+        </w:rPr>
+        <w:t>기말</w:t>
+      </w:r>
+      <w:r>
+        <w:t xml:space="preserve"> — 업무 규칙(입고·출고, 상품 정보) 추가, 바코드가 찍힌 물품을 관리하는 웹 페이지 (SQLite DB를 그대로 사용)</w:t>
       </w:r>
     </w:p>
     <w:sectPr>

--- a/docs/설계서.docx
+++ b/docs/설계서.docx
@@ -19,7 +19,7 @@
         <w:rPr>
           <w:i/>
         </w:rPr>
-        <w:t>전공심화 4학년 2학기 프로젝트 · 2단계 완료판 (2026-10-11)</w:t>
+        <w:t>전공심화 4학년 2학기 프로젝트 · 3단계 완료판 (2026-10-11)</w:t>
       </w:r>
     </w:p>
     <w:tbl>
@@ -183,6 +183,50 @@
                 <w:sz w:val="18"/>
               </w:rPr>
               <w:t>MQTT 구독 → DB 저장, 관리 도구(삭제 포함), 브로커 영속성 변경, systemd</w:t>
+            </w:r>
+          </w:p>
+        </w:tc>
+      </w:tr>
+      <w:tr>
+        <w:tc>
+          <w:tcPr>
+            <w:tcW w:type="dxa" w:w="1200"/>
+          </w:tcPr>
+          <w:p>
+            <w:r>
+              <w:rPr>
+                <w:rFonts w:ascii="맑은 고딕" w:hAnsi="맑은 고딕" w:eastAsia="맑은 고딕" w:cs="맑은 고딕"/>
+                <w:sz w:val="18"/>
+              </w:rPr>
+              <w:t>3단계</w:t>
+            </w:r>
+          </w:p>
+        </w:tc>
+        <w:tc>
+          <w:tcPr>
+            <w:tcW w:type="dxa" w:w="1600"/>
+          </w:tcPr>
+          <w:p>
+            <w:r>
+              <w:rPr>
+                <w:rFonts w:ascii="맑은 고딕" w:hAnsi="맑은 고딕" w:eastAsia="맑은 고딕" w:cs="맑은 고딕"/>
+                <w:sz w:val="18"/>
+              </w:rPr>
+              <w:t>2026-10-11</w:t>
+            </w:r>
+          </w:p>
+        </w:tc>
+        <w:tc>
+          <w:tcPr>
+            <w:tcW w:type="dxa" w:w="6200"/>
+          </w:tcPr>
+          <w:p>
+            <w:r>
+              <w:rPr>
+                <w:rFonts w:ascii="맑은 고딕" w:hAnsi="맑은 고딕" w:eastAsia="맑은 고딕" w:cs="맑은 고딕"/>
+                <w:sz w:val="18"/>
+              </w:rPr>
+              <w:t>UNO 연동(시리얼 브리지, 스케치, 프로토콜), DB 저장 결과 발행, 미검증 목록(docs/미검증.md)</w:t>
             </w:r>
           </w:p>
         </w:tc>
@@ -512,7 +556,7 @@
                 <w:rFonts w:ascii="맑은 고딕" w:hAnsi="맑은 고딕" w:eastAsia="맑은 고딕" w:cs="맑은 고딕"/>
                 <w:sz w:val="18"/>
               </w:rPr>
-              <w:t>예정</w:t>
+              <w:t>완료 (Windows 로컬 검증: 컴파일·가짜 UNO. 실제 보드는 미검증)</w:t>
             </w:r>
           </w:p>
         </w:tc>
@@ -667,7 +711,7 @@
                 <w:rFonts w:ascii="맑은 고딕" w:hAnsi="맑은 고딕" w:eastAsia="맑은 고딕" w:cs="맑은 고딕"/>
                 <w:sz w:val="18"/>
               </w:rPr>
-              <w:t>Arduino C++ 스케치. arduino-cli 1.5.1 + arduino:avr 1.8.8 (3단계)</w:t>
+              <w:t>Arduino C++ 스케치. arduino-cli 1.5.1 + arduino:avr 1.8.8 + LiquidCrystal I2C 1.1.2 (sketch.yaml 프로필). CH340/CH341 호환보드 예정. UNO 프로토콜 코드 PC 테스트용 w64devkit g++ 16.2 (D:\Tools\w64devkit)</w:t>
             </w:r>
           </w:p>
         </w:tc>
@@ -5791,21 +5835,2350 @@
         <w:pStyle w:val="Heading1"/>
       </w:pPr>
       <w:r>
-        <w:t>5. 다음 단계</w:t>
+        <w:t>5. 3단계: 아두이노 UNO 연동</w:t>
       </w:r>
     </w:p>
     <w:p>
       <w:pPr>
-        <w:pStyle w:val="ListBullet"/>
-      </w:pPr>
+        <w:pStyle w:val="Heading2"/>
+      </w:pPr>
+      <w:r>
+        <w:t>5.1 브리지 필요성 검토</w:t>
+      </w:r>
+    </w:p>
+    <w:tbl>
+      <w:tblPr>
+        <w:tblStyle w:val="TableGrid"/>
+        <w:tblW w:type="auto" w:w="0"/>
+        <w:jc w:val="center"/>
+        <w:tblLook w:firstColumn="1" w:firstRow="1" w:lastColumn="0" w:lastRow="0" w:noHBand="0" w:noVBand="1" w:val="04A0"/>
+      </w:tblPr>
+      <w:tblGrid>
+        <w:gridCol w:w="2160"/>
+        <w:gridCol w:w="2160"/>
+        <w:gridCol w:w="2160"/>
+        <w:gridCol w:w="2160"/>
+      </w:tblGrid>
+      <w:tr>
+        <w:tc>
+          <w:tcPr>
+            <w:tcW w:type="dxa" w:w="2600"/>
+          </w:tcPr>
+          <w:p>
+            <w:r>
+              <w:rPr>
+                <w:rFonts w:ascii="맑은 고딕" w:hAnsi="맑은 고딕" w:eastAsia="맑은 고딕" w:cs="맑은 고딕"/>
+                <w:sz w:val="18"/>
+              </w:rPr>
+            </w:r>
+            <w:r>
+              <w:rPr>
+                <w:rFonts w:ascii="맑은 고딕" w:hAnsi="맑은 고딕" w:eastAsia="맑은 고딕" w:cs="맑은 고딕"/>
+                <w:b/>
+                <w:sz w:val="18"/>
+              </w:rPr>
+              <w:t>방법</w:t>
+            </w:r>
+          </w:p>
+        </w:tc>
+        <w:tc>
+          <w:tcPr>
+            <w:tcW w:type="dxa" w:w="2400"/>
+          </w:tcPr>
+          <w:p>
+            <w:r>
+              <w:rPr>
+                <w:rFonts w:ascii="맑은 고딕" w:hAnsi="맑은 고딕" w:eastAsia="맑은 고딕" w:cs="맑은 고딕"/>
+                <w:sz w:val="18"/>
+              </w:rPr>
+            </w:r>
+            <w:r>
+              <w:rPr>
+                <w:rFonts w:ascii="맑은 고딕" w:hAnsi="맑은 고딕" w:eastAsia="맑은 고딕" w:cs="맑은 고딕"/>
+                <w:b/>
+                <w:sz w:val="18"/>
+              </w:rPr>
+              <w:t>장점</w:t>
+            </w:r>
+          </w:p>
+        </w:tc>
+        <w:tc>
+          <w:tcPr>
+            <w:tcW w:type="dxa" w:w="2600"/>
+          </w:tcPr>
+          <w:p>
+            <w:r>
+              <w:rPr>
+                <w:rFonts w:ascii="맑은 고딕" w:hAnsi="맑은 고딕" w:eastAsia="맑은 고딕" w:cs="맑은 고딕"/>
+                <w:sz w:val="18"/>
+              </w:rPr>
+            </w:r>
+            <w:r>
+              <w:rPr>
+                <w:rFonts w:ascii="맑은 고딕" w:hAnsi="맑은 고딕" w:eastAsia="맑은 고딕" w:cs="맑은 고딕"/>
+                <w:b/>
+                <w:sz w:val="18"/>
+              </w:rPr>
+              <w:t>단점</w:t>
+            </w:r>
+          </w:p>
+        </w:tc>
+        <w:tc>
+          <w:tcPr>
+            <w:tcW w:type="dxa" w:w="1000"/>
+          </w:tcPr>
+          <w:p>
+            <w:r>
+              <w:rPr>
+                <w:rFonts w:ascii="맑은 고딕" w:hAnsi="맑은 고딕" w:eastAsia="맑은 고딕" w:cs="맑은 고딕"/>
+                <w:sz w:val="18"/>
+              </w:rPr>
+            </w:r>
+            <w:r>
+              <w:rPr>
+                <w:rFonts w:ascii="맑은 고딕" w:hAnsi="맑은 고딕" w:eastAsia="맑은 고딕" w:cs="맑은 고딕"/>
+                <w:b/>
+                <w:sz w:val="18"/>
+              </w:rPr>
+              <w:t>판단</w:t>
+            </w:r>
+          </w:p>
+        </w:tc>
+      </w:tr>
+      <w:tr>
+        <w:tc>
+          <w:tcPr>
+            <w:tcW w:type="dxa" w:w="2600"/>
+          </w:tcPr>
+          <w:p>
+            <w:r>
+              <w:rPr>
+                <w:rFonts w:ascii="맑은 고딕" w:hAnsi="맑은 고딕" w:eastAsia="맑은 고딕" w:cs="맑은 고딕"/>
+                <w:sz w:val="18"/>
+              </w:rPr>
+              <w:t>A. 파이의 시리얼 브리지 (MQTT 구독 → USB 시리얼)</w:t>
+            </w:r>
+          </w:p>
+        </w:tc>
+        <w:tc>
+          <w:tcPr>
+            <w:tcW w:type="dxa" w:w="2400"/>
+          </w:tcPr>
+          <w:p>
+            <w:r>
+              <w:rPr>
+                <w:rFonts w:ascii="맑은 고딕" w:hAnsi="맑은 고딕" w:eastAsia="맑은 고딕" w:cs="맑은 고딕"/>
+                <w:sz w:val="18"/>
+              </w:rPr>
+              <w:t>추가 부품 없음. 인증·재연결·검증은 파이가, UNO는 표시만</w:t>
+            </w:r>
+          </w:p>
+        </w:tc>
+        <w:tc>
+          <w:tcPr>
+            <w:tcW w:type="dxa" w:w="2600"/>
+          </w:tcPr>
+          <w:p>
+            <w:r>
+              <w:rPr>
+                <w:rFonts w:ascii="맑은 고딕" w:hAnsi="맑은 고딕" w:eastAsia="맑은 고딕" w:cs="맑은 고딕"/>
+                <w:sz w:val="18"/>
+              </w:rPr>
+              <w:t>파이 서비스 1개 추가</w:t>
+            </w:r>
+          </w:p>
+        </w:tc>
+        <w:tc>
+          <w:tcPr>
+            <w:tcW w:type="dxa" w:w="1000"/>
+          </w:tcPr>
+          <w:p>
+            <w:r>
+              <w:rPr>
+                <w:rFonts w:ascii="맑은 고딕" w:hAnsi="맑은 고딕" w:eastAsia="맑은 고딕" w:cs="맑은 고딕"/>
+                <w:sz w:val="18"/>
+              </w:rPr>
+              <w:t>채택</w:t>
+            </w:r>
+          </w:p>
+        </w:tc>
+      </w:tr>
+      <w:tr>
+        <w:tc>
+          <w:tcPr>
+            <w:tcW w:type="dxa" w:w="2600"/>
+          </w:tcPr>
+          <w:p>
+            <w:r>
+              <w:rPr>
+                <w:rFonts w:ascii="맑은 고딕" w:hAnsi="맑은 고딕" w:eastAsia="맑은 고딕" w:cs="맑은 고딕"/>
+                <w:sz w:val="18"/>
+              </w:rPr>
+              <w:t>B. UNO에 이더넷/Wi-Fi 실드 + 직접 MQTT</w:t>
+            </w:r>
+          </w:p>
+        </w:tc>
+        <w:tc>
+          <w:tcPr>
+            <w:tcW w:type="dxa" w:w="2400"/>
+          </w:tcPr>
+          <w:p>
+            <w:r>
+              <w:rPr>
+                <w:rFonts w:ascii="맑은 고딕" w:hAnsi="맑은 고딕" w:eastAsia="맑은 고딕" w:cs="맑은 고딕"/>
+                <w:sz w:val="18"/>
+              </w:rPr>
+              <w:t>파이와 독립</w:t>
+            </w:r>
+          </w:p>
+        </w:tc>
+        <w:tc>
+          <w:tcPr>
+            <w:tcW w:type="dxa" w:w="2600"/>
+          </w:tcPr>
+          <w:p>
+            <w:r>
+              <w:rPr>
+                <w:rFonts w:ascii="맑은 고딕" w:hAnsi="맑은 고딕" w:eastAsia="맑은 고딕" w:cs="맑은 고딕"/>
+                <w:sz w:val="18"/>
+              </w:rPr>
+              <w:t>부품 구매, SRAM 2KB로 JSON·인증·재연결이 빠듯</w:t>
+            </w:r>
+          </w:p>
+        </w:tc>
+        <w:tc>
+          <w:tcPr>
+            <w:tcW w:type="dxa" w:w="1000"/>
+          </w:tcPr>
+          <w:p>
+            <w:r>
+              <w:rPr>
+                <w:rFonts w:ascii="맑은 고딕" w:hAnsi="맑은 고딕" w:eastAsia="맑은 고딕" w:cs="맑은 고딕"/>
+                <w:sz w:val="18"/>
+              </w:rPr>
+              <w:t>비권장</w:t>
+            </w:r>
+          </w:p>
+        </w:tc>
+      </w:tr>
+      <w:tr>
+        <w:tc>
+          <w:tcPr>
+            <w:tcW w:type="dxa" w:w="2600"/>
+          </w:tcPr>
+          <w:p>
+            <w:r>
+              <w:rPr>
+                <w:rFonts w:ascii="맑은 고딕" w:hAnsi="맑은 고딕" w:eastAsia="맑은 고딕" w:cs="맑은 고딕"/>
+                <w:sz w:val="18"/>
+              </w:rPr>
+              <w:t>C. 스캐너 프로그램이 시리얼로 직접 전송</w:t>
+            </w:r>
+          </w:p>
+        </w:tc>
+        <w:tc>
+          <w:tcPr>
+            <w:tcW w:type="dxa" w:w="2400"/>
+          </w:tcPr>
+          <w:p>
+            <w:r>
+              <w:rPr>
+                <w:rFonts w:ascii="맑은 고딕" w:hAnsi="맑은 고딕" w:eastAsia="맑은 고딕" w:cs="맑은 고딕"/>
+                <w:sz w:val="18"/>
+              </w:rPr>
+              <w:t>단순</w:t>
+            </w:r>
+          </w:p>
+        </w:tc>
+        <w:tc>
+          <w:tcPr>
+            <w:tcW w:type="dxa" w:w="2600"/>
+          </w:tcPr>
+          <w:p>
+            <w:r>
+              <w:rPr>
+                <w:rFonts w:ascii="맑은 고딕" w:hAnsi="맑은 고딕" w:eastAsia="맑은 고딕" w:cs="맑은 고딕"/>
+                <w:sz w:val="18"/>
+              </w:rPr>
+              <w:t>스캐너와 UNO가 묶여 MQTT 구조의 의미가 없어짐</w:t>
+            </w:r>
+          </w:p>
+        </w:tc>
+        <w:tc>
+          <w:tcPr>
+            <w:tcW w:type="dxa" w:w="1000"/>
+          </w:tcPr>
+          <w:p>
+            <w:r>
+              <w:rPr>
+                <w:rFonts w:ascii="맑은 고딕" w:hAnsi="맑은 고딕" w:eastAsia="맑은 고딕" w:cs="맑은 고딕"/>
+                <w:sz w:val="18"/>
+              </w:rPr>
+              <w:t>비권장</w:t>
+            </w:r>
+          </w:p>
+        </w:tc>
+      </w:tr>
+    </w:tbl>
+    <w:p/>
+    <w:p>
       <w:r>
         <w:rPr>
           <w:b/>
         </w:rPr>
-        <w:t>3단계</w:t>
+        <w:t>결론: UNO에는 네트워크 기능이 없으므로 파이에서 MQTT를 받아 USB 시리얼로 넘기는 브리지(uno-bridge)가 필요하다.</w:t>
+      </w:r>
+    </w:p>
+    <w:p>
+      <w:pPr>
+        <w:pStyle w:val="Heading2"/>
+      </w:pPr>
+      <w:r>
+        <w:t>5.2 구현한 기능</w:t>
+      </w:r>
+    </w:p>
+    <w:p>
+      <w:pPr>
+        <w:pStyle w:val="ListBullet"/>
+      </w:pPr>
+      <w:r>
+        <w:rPr>
+          <w:b/>
+        </w:rPr>
+        <w:t>DB 저장 결과 발행</w:t>
       </w:r>
       <w:r>
-        <w:t xml:space="preserve"> — UNO는 네트워크가 없으므로 파이에서 MQTT를 구독해 USB 시리얼로 전달하는 브리지를 검토</w:t>
+        <w:t xml:space="preserve"> — db-writer가 DB 반영 '뒤에' warehouse/db/result로 결과(inserted/duplicate/conflict/rejected) 발행 → UNO 표시는 'DB에 실제로 저장됨'을 뜻한다</w:t>
+      </w:r>
+    </w:p>
+    <w:p>
+      <w:pPr>
+        <w:pStyle w:val="ListBullet"/>
+      </w:pPr>
+      <w:r>
+        <w:rPr>
+          <w:b/>
+        </w:rPr>
+        <w:t>uno-bridge</w:t>
+      </w:r>
+      <w:r>
+        <w:t xml:space="preserve"> — 결과·스캐너 상태를 구독해 시리얼 프레임으로 변환·전송. 확인 응답·재전송, 포트 자동 검색(CH340/CH341/정품), USB 분리 후 재연결, UNO 리셋 감지 시 상태 재전송, 30초보다 오래된 결과는 표시 안 함</w:t>
+      </w:r>
+    </w:p>
+    <w:p>
+      <w:pPr>
+        <w:pStyle w:val="ListBullet"/>
+      </w:pPr>
+      <w:r>
+        <w:rPr>
+          <w:b/>
+        </w:rPr>
+        <w:t>UNO 스케치</w:t>
+      </w:r>
+      <w:r>
+        <w:t xml:space="preserve"> — I2C LCD 16x2(주소 자동 검색) + 초록/빨강 LED + 부저. 저장·거부·스캐너 lost·NO LINK 표시. LED·부저는 millis 타이머라 표시 중에도 수신이 멈추지 않음</w:t>
+      </w:r>
+    </w:p>
+    <w:p>
+      <w:pPr>
+        <w:pStyle w:val="ListBullet"/>
+      </w:pPr>
+      <w:r>
+        <w:rPr>
+          <w:b/>
+        </w:rPr>
+        <w:t>시리얼 프로토콜</w:t>
+      </w:r>
+      <w:r>
+        <w:t xml:space="preserve"> — 한 줄 ASCII 프레임 + XOR 체크섬, 최대 63바이트. Python·C++ 양쪽 구현</w:t>
+      </w:r>
+    </w:p>
+    <w:p>
+      <w:pPr>
+        <w:pStyle w:val="ListBullet"/>
+      </w:pPr>
+      <w:r>
+        <w:rPr>
+          <w:b/>
+        </w:rPr>
+        <w:t>ACL</w:t>
+      </w:r>
+      <w:r>
+        <w:t xml:space="preserve"> — db-writer는 결과 토픽 쓰기, uno-bridge는 결과·상태 읽기 전용</w:t>
+      </w:r>
+    </w:p>
+    <w:p>
+      <w:pPr>
+        <w:pStyle w:val="ListBullet"/>
+      </w:pPr>
+      <w:r>
+        <w:rPr>
+          <w:b/>
+        </w:rPr>
+        <w:t>자동 실행</w:t>
+      </w:r>
+      <w:r>
+        <w:t xml:space="preserve"> — systemd 서비스(barcode-uno-bridge, dialout 그룹)</w:t>
+      </w:r>
+    </w:p>
+    <w:p>
+      <w:pPr>
+        <w:pStyle w:val="Heading2"/>
+      </w:pPr>
+      <w:r>
+        <w:t>5.3 구성 파일</w:t>
+      </w:r>
+    </w:p>
+    <w:tbl>
+      <w:tblPr>
+        <w:tblStyle w:val="TableGrid"/>
+        <w:tblW w:type="auto" w:w="0"/>
+        <w:jc w:val="center"/>
+        <w:tblLook w:firstColumn="1" w:firstRow="1" w:lastColumn="0" w:lastRow="0" w:noHBand="0" w:noVBand="1" w:val="04A0"/>
+      </w:tblPr>
+      <w:tblGrid>
+        <w:gridCol w:w="4320"/>
+        <w:gridCol w:w="4320"/>
+      </w:tblGrid>
+      <w:tr>
+        <w:tc>
+          <w:tcPr>
+            <w:tcW w:type="dxa" w:w="3800"/>
+          </w:tcPr>
+          <w:p>
+            <w:r>
+              <w:rPr>
+                <w:rFonts w:ascii="맑은 고딕" w:hAnsi="맑은 고딕" w:eastAsia="맑은 고딕" w:cs="맑은 고딕"/>
+                <w:sz w:val="18"/>
+              </w:rPr>
+            </w:r>
+            <w:r>
+              <w:rPr>
+                <w:rFonts w:ascii="맑은 고딕" w:hAnsi="맑은 고딕" w:eastAsia="맑은 고딕" w:cs="맑은 고딕"/>
+                <w:b/>
+                <w:sz w:val="18"/>
+              </w:rPr>
+              <w:t>파일</w:t>
+            </w:r>
+          </w:p>
+        </w:tc>
+        <w:tc>
+          <w:tcPr>
+            <w:tcW w:type="dxa" w:w="5200"/>
+          </w:tcPr>
+          <w:p>
+            <w:r>
+              <w:rPr>
+                <w:rFonts w:ascii="맑은 고딕" w:hAnsi="맑은 고딕" w:eastAsia="맑은 고딕" w:cs="맑은 고딕"/>
+                <w:sz w:val="18"/>
+              </w:rPr>
+            </w:r>
+            <w:r>
+              <w:rPr>
+                <w:rFonts w:ascii="맑은 고딕" w:hAnsi="맑은 고딕" w:eastAsia="맑은 고딕" w:cs="맑은 고딕"/>
+                <w:b/>
+                <w:sz w:val="18"/>
+              </w:rPr>
+              <w:t>역할</w:t>
+            </w:r>
+          </w:p>
+        </w:tc>
+      </w:tr>
+      <w:tr>
+        <w:tc>
+          <w:tcPr>
+            <w:tcW w:type="dxa" w:w="3800"/>
+          </w:tcPr>
+          <w:p>
+            <w:r>
+              <w:rPr>
+                <w:rFonts w:ascii="맑은 고딕" w:hAnsi="맑은 고딕" w:eastAsia="맑은 고딕" w:cs="맑은 고딕"/>
+                <w:sz w:val="18"/>
+              </w:rPr>
+              <w:t>arduino/uno_display/uno_display.ino</w:t>
+            </w:r>
+          </w:p>
+        </w:tc>
+        <w:tc>
+          <w:tcPr>
+            <w:tcW w:type="dxa" w:w="5200"/>
+          </w:tcPr>
+          <w:p>
+            <w:r>
+              <w:rPr>
+                <w:rFonts w:ascii="맑은 고딕" w:hAnsi="맑은 고딕" w:eastAsia="맑은 고딕" w:cs="맑은 고딕"/>
+                <w:sz w:val="18"/>
+              </w:rPr>
+              <w:t>UNO 스케치 (표시·LED·부저·확인 응답)</w:t>
+            </w:r>
+          </w:p>
+        </w:tc>
+      </w:tr>
+      <w:tr>
+        <w:tc>
+          <w:tcPr>
+            <w:tcW w:type="dxa" w:w="3800"/>
+          </w:tcPr>
+          <w:p>
+            <w:r>
+              <w:rPr>
+                <w:rFonts w:ascii="맑은 고딕" w:hAnsi="맑은 고딕" w:eastAsia="맑은 고딕" w:cs="맑은 고딕"/>
+                <w:sz w:val="18"/>
+              </w:rPr>
+              <w:t>arduino/uno_display/protocol.h</w:t>
+            </w:r>
+          </w:p>
+        </w:tc>
+        <w:tc>
+          <w:tcPr>
+            <w:tcW w:type="dxa" w:w="5200"/>
+          </w:tcPr>
+          <w:p>
+            <w:r>
+              <w:rPr>
+                <w:rFonts w:ascii="맑은 고딕" w:hAnsi="맑은 고딕" w:eastAsia="맑은 고딕" w:cs="맑은 고딕"/>
+                <w:sz w:val="18"/>
+              </w:rPr>
+              <w:t>프레임 수신(LineReader)·해석·생성. Arduino 기능 없이 작성 → PC에서도 빌드해 테스트</w:t>
+            </w:r>
+          </w:p>
+        </w:tc>
+      </w:tr>
+      <w:tr>
+        <w:tc>
+          <w:tcPr>
+            <w:tcW w:type="dxa" w:w="3800"/>
+          </w:tcPr>
+          <w:p>
+            <w:r>
+              <w:rPr>
+                <w:rFonts w:ascii="맑은 고딕" w:hAnsi="맑은 고딕" w:eastAsia="맑은 고딕" w:cs="맑은 고딕"/>
+                <w:sz w:val="18"/>
+              </w:rPr>
+              <w:t>arduino/uno_display/pins.h</w:t>
+            </w:r>
+          </w:p>
+        </w:tc>
+        <w:tc>
+          <w:tcPr>
+            <w:tcW w:type="dxa" w:w="5200"/>
+          </w:tcPr>
+          <w:p>
+            <w:r>
+              <w:rPr>
+                <w:rFonts w:ascii="맑은 고딕" w:hAnsi="맑은 고딕" w:eastAsia="맑은 고딕" w:cs="맑은 고딕"/>
+                <w:sz w:val="18"/>
+              </w:rPr>
+              <w:t>배선·부품 설정 (핀, 부저 종류, LCD 주소 후보, 통신 속도)</w:t>
+            </w:r>
+          </w:p>
+        </w:tc>
+      </w:tr>
+      <w:tr>
+        <w:tc>
+          <w:tcPr>
+            <w:tcW w:type="dxa" w:w="3800"/>
+          </w:tcPr>
+          <w:p>
+            <w:r>
+              <w:rPr>
+                <w:rFonts w:ascii="맑은 고딕" w:hAnsi="맑은 고딕" w:eastAsia="맑은 고딕" w:cs="맑은 고딕"/>
+                <w:sz w:val="18"/>
+              </w:rPr>
+              <w:t>arduino/uno_display/sketch.yaml</w:t>
+            </w:r>
+          </w:p>
+        </w:tc>
+        <w:tc>
+          <w:tcPr>
+            <w:tcW w:type="dxa" w:w="5200"/>
+          </w:tcPr>
+          <w:p>
+            <w:r>
+              <w:rPr>
+                <w:rFonts w:ascii="맑은 고딕" w:hAnsi="맑은 고딕" w:eastAsia="맑은 고딕" w:cs="맑은 고딕"/>
+                <w:sz w:val="18"/>
+              </w:rPr>
+              <w:t>arduino-cli 프로필: arduino:avr 1.8.8, LiquidCrystal I2C 1.1.2 고정</w:t>
+            </w:r>
+          </w:p>
+        </w:tc>
+      </w:tr>
+      <w:tr>
+        <w:tc>
+          <w:tcPr>
+            <w:tcW w:type="dxa" w:w="3800"/>
+          </w:tcPr>
+          <w:p>
+            <w:r>
+              <w:rPr>
+                <w:rFonts w:ascii="맑은 고딕" w:hAnsi="맑은 고딕" w:eastAsia="맑은 고딕" w:cs="맑은 고딕"/>
+                <w:sz w:val="18"/>
+              </w:rPr>
+              <w:t>arduino/uno_display/README.md</w:t>
+            </w:r>
+          </w:p>
+        </w:tc>
+        <w:tc>
+          <w:tcPr>
+            <w:tcW w:type="dxa" w:w="5200"/>
+          </w:tcPr>
+          <w:p>
+            <w:r>
+              <w:rPr>
+                <w:rFonts w:ascii="맑은 고딕" w:hAnsi="맑은 고딕" w:eastAsia="맑은 고딕" w:cs="맑은 고딕"/>
+                <w:sz w:val="18"/>
+              </w:rPr>
+              <w:t>배선표, 컴파일·업로드, 단독 시험 방법</w:t>
+            </w:r>
+          </w:p>
+        </w:tc>
+      </w:tr>
+      <w:tr>
+        <w:tc>
+          <w:tcPr>
+            <w:tcW w:type="dxa" w:w="3800"/>
+          </w:tcPr>
+          <w:p>
+            <w:r>
+              <w:rPr>
+                <w:rFonts w:ascii="맑은 고딕" w:hAnsi="맑은 고딕" w:eastAsia="맑은 고딕" w:cs="맑은 고딕"/>
+                <w:sz w:val="18"/>
+              </w:rPr>
+              <w:t>barcode_system/uno_protocol.py</w:t>
+            </w:r>
+          </w:p>
+        </w:tc>
+        <w:tc>
+          <w:tcPr>
+            <w:tcW w:type="dxa" w:w="5200"/>
+          </w:tcPr>
+          <w:p>
+            <w:r>
+              <w:rPr>
+                <w:rFonts w:ascii="맑은 고딕" w:hAnsi="맑은 고딕" w:eastAsia="맑은 고딕" w:cs="맑은 고딕"/>
+                <w:sz w:val="18"/>
+              </w:rPr>
+              <w:t>파이 쪽 프로토콜 구현</w:t>
+            </w:r>
+          </w:p>
+        </w:tc>
+      </w:tr>
+      <w:tr>
+        <w:tc>
+          <w:tcPr>
+            <w:tcW w:type="dxa" w:w="3800"/>
+          </w:tcPr>
+          <w:p>
+            <w:r>
+              <w:rPr>
+                <w:rFonts w:ascii="맑은 고딕" w:hAnsi="맑은 고딕" w:eastAsia="맑은 고딕" w:cs="맑은 고딕"/>
+                <w:sz w:val="18"/>
+              </w:rPr>
+              <w:t>barcode_system/serial_bridge.py</w:t>
+            </w:r>
+          </w:p>
+        </w:tc>
+        <w:tc>
+          <w:tcPr>
+            <w:tcW w:type="dxa" w:w="5200"/>
+          </w:tcPr>
+          <w:p>
+            <w:r>
+              <w:rPr>
+                <w:rFonts w:ascii="맑은 고딕" w:hAnsi="맑은 고딕" w:eastAsia="맑은 고딕" w:cs="맑은 고딕"/>
+                <w:sz w:val="18"/>
+              </w:rPr>
+              <w:t>UnoLink(시리얼 연결), UnoBridge(MQTT → 표시 이벤트)</w:t>
+            </w:r>
+          </w:p>
+        </w:tc>
+      </w:tr>
+      <w:tr>
+        <w:tc>
+          <w:tcPr>
+            <w:tcW w:type="dxa" w:w="3800"/>
+          </w:tcPr>
+          <w:p>
+            <w:r>
+              <w:rPr>
+                <w:rFonts w:ascii="맑은 고딕" w:hAnsi="맑은 고딕" w:eastAsia="맑은 고딕" w:cs="맑은 고딕"/>
+                <w:sz w:val="18"/>
+              </w:rPr>
+              <w:t>barcode_system/uno_bridge_app.py, config/uno_bridge.example.ini</w:t>
+            </w:r>
+          </w:p>
+        </w:tc>
+        <w:tc>
+          <w:tcPr>
+            <w:tcW w:type="dxa" w:w="5200"/>
+          </w:tcPr>
+          <w:p>
+            <w:r>
+              <w:rPr>
+                <w:rFonts w:ascii="맑은 고딕" w:hAnsi="맑은 고딕" w:eastAsia="맑은 고딕" w:cs="맑은 고딕"/>
+                <w:sz w:val="18"/>
+              </w:rPr>
+              <w:t>실행 진입점, 설정</w:t>
+            </w:r>
+          </w:p>
+        </w:tc>
+      </w:tr>
+      <w:tr>
+        <w:tc>
+          <w:tcPr>
+            <w:tcW w:type="dxa" w:w="3800"/>
+          </w:tcPr>
+          <w:p>
+            <w:r>
+              <w:rPr>
+                <w:rFonts w:ascii="맑은 고딕" w:hAnsi="맑은 고딕" w:eastAsia="맑은 고딕" w:cs="맑은 고딕"/>
+                <w:sz w:val="18"/>
+              </w:rPr>
+              <w:t>barcode_system/subscriber.py, messages.py</w:t>
+            </w:r>
+          </w:p>
+        </w:tc>
+        <w:tc>
+          <w:tcPr>
+            <w:tcW w:type="dxa" w:w="5200"/>
+          </w:tcPr>
+          <w:p>
+            <w:r>
+              <w:rPr>
+                <w:rFonts w:ascii="맑은 고딕" w:hAnsi="맑은 고딕" w:eastAsia="맑은 고딕" w:cs="맑은 고딕"/>
+                <w:sz w:val="18"/>
+              </w:rPr>
+              <w:t>결과 발행 추가, result 메시지 형식</w:t>
+            </w:r>
+          </w:p>
+        </w:tc>
+      </w:tr>
+      <w:tr>
+        <w:tc>
+          <w:tcPr>
+            <w:tcW w:type="dxa" w:w="3800"/>
+          </w:tcPr>
+          <w:p>
+            <w:r>
+              <w:rPr>
+                <w:rFonts w:ascii="맑은 고딕" w:hAnsi="맑은 고딕" w:eastAsia="맑은 고딕" w:cs="맑은 고딕"/>
+                <w:sz w:val="18"/>
+              </w:rPr>
+              <w:t>mosquitto/pi/acl</w:t>
+            </w:r>
+          </w:p>
+        </w:tc>
+        <w:tc>
+          <w:tcPr>
+            <w:tcW w:type="dxa" w:w="5200"/>
+          </w:tcPr>
+          <w:p>
+            <w:r>
+              <w:rPr>
+                <w:rFonts w:ascii="맑은 고딕" w:hAnsi="맑은 고딕" w:eastAsia="맑은 고딕" w:cs="맑은 고딕"/>
+                <w:sz w:val="18"/>
+              </w:rPr>
+              <w:t>uno-bridge 계정, db-writer 결과 쓰기 권한</w:t>
+            </w:r>
+          </w:p>
+        </w:tc>
+      </w:tr>
+      <w:tr>
+        <w:tc>
+          <w:tcPr>
+            <w:tcW w:type="dxa" w:w="3800"/>
+          </w:tcPr>
+          <w:p>
+            <w:r>
+              <w:rPr>
+                <w:rFonts w:ascii="맑은 고딕" w:hAnsi="맑은 고딕" w:eastAsia="맑은 고딕" w:cs="맑은 고딕"/>
+                <w:sz w:val="18"/>
+              </w:rPr>
+              <w:t>deploy/systemd/barcode-uno-bridge.service</w:t>
+            </w:r>
+          </w:p>
+        </w:tc>
+        <w:tc>
+          <w:tcPr>
+            <w:tcW w:type="dxa" w:w="5200"/>
+          </w:tcPr>
+          <w:p>
+            <w:r>
+              <w:rPr>
+                <w:rFonts w:ascii="맑은 고딕" w:hAnsi="맑은 고딕" w:eastAsia="맑은 고딕" w:cs="맑은 고딕"/>
+                <w:sz w:val="18"/>
+              </w:rPr>
+              <w:t>자동 실행</w:t>
+            </w:r>
+          </w:p>
+        </w:tc>
+      </w:tr>
+      <w:tr>
+        <w:tc>
+          <w:tcPr>
+            <w:tcW w:type="dxa" w:w="3800"/>
+          </w:tcPr>
+          <w:p>
+            <w:r>
+              <w:rPr>
+                <w:rFonts w:ascii="맑은 고딕" w:hAnsi="맑은 고딕" w:eastAsia="맑은 고딕" w:cs="맑은 고딕"/>
+                <w:sz w:val="18"/>
+              </w:rPr>
+              <w:t>docs/미검증.md</w:t>
+            </w:r>
+          </w:p>
+        </w:tc>
+        <w:tc>
+          <w:tcPr>
+            <w:tcW w:type="dxa" w:w="5200"/>
+          </w:tcPr>
+          <w:p>
+            <w:r>
+              <w:rPr>
+                <w:rFonts w:ascii="맑은 고딕" w:hAnsi="맑은 고딕" w:eastAsia="맑은 고딕" w:cs="맑은 고딕"/>
+                <w:sz w:val="18"/>
+              </w:rPr>
+              <w:t>1~3단계 미검증 항목과 확인 방법 모음</w:t>
+            </w:r>
+          </w:p>
+        </w:tc>
+      </w:tr>
+    </w:tbl>
+    <w:p/>
+    <w:p>
+      <w:pPr>
+        <w:pStyle w:val="Heading2"/>
+      </w:pPr>
+      <w:r>
+        <w:t>5.4 동작 방식</w:t>
+      </w:r>
+    </w:p>
+    <w:p>
+      <w:pPr>
+        <w:spacing w:after="0"/>
+        <w:ind w:left="240"/>
+      </w:pPr>
+      <w:r>
+        <w:rPr>
+          <w:rFonts w:ascii="Consolas" w:hAnsi="Consolas" w:eastAsia="Consolas" w:cs="Consolas"/>
+          <w:sz w:val="17"/>
+        </w:rPr>
+        <w:t>스캐너 → 브로커 → db-writer ─(DB commit 후 warehouse/db/result)─► 브로커 → uno-bridge ─USB 시리얼─► UNO</w:t>
+      </w:r>
+    </w:p>
+    <w:p>
+      <w:pPr>
+        <w:spacing w:after="0"/>
+        <w:ind w:left="240"/>
+      </w:pPr>
+      <w:r>
+        <w:rPr>
+          <w:rFonts w:ascii="Consolas" w:hAnsi="Consolas" w:eastAsia="Consolas" w:cs="Consolas"/>
+          <w:sz w:val="17"/>
+        </w:rPr>
+        <w:t xml:space="preserve">                     스캐너 status (online/offline/lost, retain) ──────────────────┘</w:t>
+      </w:r>
+    </w:p>
+    <w:p/>
+    <w:p>
+      <w:pPr>
+        <w:pStyle w:val="ListNumber"/>
+      </w:pPr>
+      <w:r>
+        <w:t>uno-bridge는 clean_session=True로 warehouse/db/result와 warehouse/scanner/+/status를 QoS 1로 구독한다. 표시는 기록이 아니므로 꺼져 있던 동안의 결과는 받지 않는다.</w:t>
+      </w:r>
+    </w:p>
+    <w:p>
+      <w:pPr>
+        <w:pStyle w:val="ListNumber"/>
+      </w:pPr>
+      <w:r>
+        <w:t>inserted → S 프레임, rejected → X 프레임, 상태 변화 → T 프레임으로 바꿔 큐에 넣는다. duplicate/conflict는 같은 스캔의 재전달이라 표시하지 않는다.</w:t>
+      </w:r>
+    </w:p>
+    <w:p>
+      <w:pPr>
+        <w:pStyle w:val="ListNumber"/>
+      </w:pPr>
+      <w:r>
+        <w:t>결과의 ts(db-writer 처리 시각)가 30초보다 오래됐거나, 시리얼이 끊겨 큐에서 30초 넘게 기다린 결과는 버린다.</w:t>
+      </w:r>
+    </w:p>
+    <w:p>
+      <w:pPr>
+        <w:pStyle w:val="ListNumber"/>
+      </w:pPr>
+      <w:r>
+        <w:t>시리얼 포트를 열면 UNO가 리셋되므로 부팅 완료(R)를 최대 4초 기다린다. R이 없으면 P에 대한 확인으로 대신한다.</w:t>
+      </w:r>
+    </w:p>
+    <w:p>
+      <w:pPr>
+        <w:pStyle w:val="ListNumber"/>
+      </w:pPr>
+      <w:r>
+        <w:t>프레임마다 일련번호 n을 붙여 보내고 0.5초 안에 A|n이 없으면 최대 3번 다시 보낸다. 연속 실패·포트 오류는 다시 연결한다.</w:t>
+      </w:r>
+    </w:p>
+    <w:p>
+      <w:pPr>
+        <w:pStyle w:val="ListNumber"/>
+      </w:pPr>
+      <w:r>
+        <w:t>보낼 것이 없으면 5초마다 P를 보낸다. UNO는 12초 동안 아무것도 받지 못하면 NO LINK를 표시한다.</w:t>
+      </w:r>
+    </w:p>
+    <w:p>
+      <w:pPr>
+        <w:pStyle w:val="ListNumber"/>
+      </w:pPr>
+      <w:r>
+        <w:t>UNO가 다시 R을 보내면(리셋) 또는 재연결하면 알고 있는 스캐너 상태를 다시 보낸다.</w:t>
+      </w:r>
+    </w:p>
+    <w:p>
+      <w:pPr>
+        <w:pStyle w:val="Heading2"/>
+      </w:pPr>
+      <w:r>
+        <w:t>5.5 시리얼 프로토콜</w:t>
+      </w:r>
+    </w:p>
+    <w:p>
+      <w:pPr>
+        <w:spacing w:after="0"/>
+        <w:ind w:left="240"/>
+      </w:pPr>
+      <w:r>
+        <w:rPr>
+          <w:rFonts w:ascii="Consolas" w:hAnsi="Consolas" w:eastAsia="Consolas" w:cs="Consolas"/>
+          <w:sz w:val="17"/>
+        </w:rPr>
+        <w:t>형식   &lt;종류&gt;|&lt;필드&gt;|...*&lt;XOR 체크섬 16진 2자리&gt;\n   (줄바꿈 제외 최대 63바이트, 115200bps)</w:t>
+      </w:r>
+    </w:p>
+    <w:p>
+      <w:pPr>
+        <w:spacing w:after="0"/>
+        <w:ind w:left="240"/>
+      </w:pPr>
+      <w:r>
+        <w:rPr>
+          <w:rFonts w:ascii="Consolas" w:hAnsi="Consolas" w:eastAsia="Consolas" w:cs="Consolas"/>
+          <w:sz w:val="17"/>
+        </w:rPr>
+        <w:t>파이→UNO  S|n|&lt;type&gt;|&lt;scanner&gt;|&lt;data&gt;     저장됨        예) S|2|EAN13|dock-01|8801234567893*34</w:t>
+      </w:r>
+    </w:p>
+    <w:p>
+      <w:pPr>
+        <w:spacing w:after="0"/>
+        <w:ind w:left="240"/>
+      </w:pPr>
+      <w:r>
+        <w:rPr>
+          <w:rFonts w:ascii="Consolas" w:hAnsi="Consolas" w:eastAsia="Consolas" w:cs="Consolas"/>
+          <w:sz w:val="17"/>
+        </w:rPr>
+        <w:t xml:space="preserve">          X|n|&lt;scanner&gt;|&lt;reason&gt;          거부됨</w:t>
+      </w:r>
+    </w:p>
+    <w:p>
+      <w:pPr>
+        <w:spacing w:after="0"/>
+        <w:ind w:left="240"/>
+      </w:pPr>
+      <w:r>
+        <w:rPr>
+          <w:rFonts w:ascii="Consolas" w:hAnsi="Consolas" w:eastAsia="Consolas" w:cs="Consolas"/>
+          <w:sz w:val="17"/>
+        </w:rPr>
+        <w:t xml:space="preserve">          T|n|&lt;scanner&gt;|&lt;state&gt;           스캐너 상태</w:t>
+      </w:r>
+    </w:p>
+    <w:p>
+      <w:pPr>
+        <w:spacing w:after="0"/>
+        <w:ind w:left="240"/>
+      </w:pPr>
+      <w:r>
+        <w:rPr>
+          <w:rFonts w:ascii="Consolas" w:hAnsi="Consolas" w:eastAsia="Consolas" w:cs="Consolas"/>
+          <w:sz w:val="17"/>
+        </w:rPr>
+        <w:t xml:space="preserve">          P|n                             연결 확인     예) P|1*1D</w:t>
+      </w:r>
+    </w:p>
+    <w:p>
+      <w:pPr>
+        <w:spacing w:after="0"/>
+        <w:ind w:left="240"/>
+      </w:pPr>
+      <w:r>
+        <w:rPr>
+          <w:rFonts w:ascii="Consolas" w:hAnsi="Consolas" w:eastAsia="Consolas" w:cs="Consolas"/>
+          <w:sz w:val="17"/>
+        </w:rPr>
+        <w:t>UNO→파이  R|uno-display|1                 부팅 완료</w:t>
+      </w:r>
+    </w:p>
+    <w:p>
+      <w:pPr>
+        <w:spacing w:after="0"/>
+        <w:ind w:left="240"/>
+      </w:pPr>
+      <w:r>
+        <w:rPr>
+          <w:rFonts w:ascii="Consolas" w:hAnsi="Consolas" w:eastAsia="Consolas" w:cs="Consolas"/>
+          <w:sz w:val="17"/>
+        </w:rPr>
+        <w:t xml:space="preserve">          A|n                             수신 확인</w:t>
+      </w:r>
+    </w:p>
+    <w:p>
+      <w:pPr>
+        <w:spacing w:after="0"/>
+        <w:ind w:left="240"/>
+      </w:pPr>
+      <w:r>
+        <w:rPr>
+          <w:rFonts w:ascii="Consolas" w:hAnsi="Consolas" w:eastAsia="Consolas" w:cs="Consolas"/>
+          <w:sz w:val="17"/>
+        </w:rPr>
+        <w:t xml:space="preserve">          E|CK / E|FMT / E|LEN            체크섬·형식 오류, 줄이 너무 김</w:t>
+      </w:r>
+    </w:p>
+    <w:p/>
+    <w:p>
+      <w:pPr>
+        <w:pStyle w:val="ListBullet"/>
+      </w:pPr>
+      <w:r>
+        <w:t>필드에는 출력 가능한 ASCII만 쓴다. '|', '*', 한글 등은 '?'로 바꾼다 (LCD도 ASCII만 표시).</w:t>
+      </w:r>
+    </w:p>
+    <w:p>
+      <w:pPr>
+        <w:pStyle w:val="ListBullet"/>
+      </w:pPr>
+      <w:r>
+        <w:t>줄이 길면 마지막 필드(바코드 값·사유)를 자른다. UNO는 63바이트를 넘는 줄을 통째로 버리고 E|LEN을 보낸다.</w:t>
+      </w:r>
+    </w:p>
+    <w:p>
+      <w:pPr>
+        <w:pStyle w:val="ListBullet"/>
+      </w:pPr>
+      <w:r>
+        <w:t>UNO는 처리 전에 확인 응답을 보내 브리지의 불필요한 재전송을 막는다.</w:t>
+      </w:r>
+    </w:p>
+    <w:p>
+      <w:pPr>
+        <w:pStyle w:val="Heading2"/>
+      </w:pPr>
+      <w:r>
+        <w:t>5.6 UNO 표시와 배선</w:t>
+      </w:r>
+    </w:p>
+    <w:tbl>
+      <w:tblPr>
+        <w:tblStyle w:val="TableGrid"/>
+        <w:tblW w:type="auto" w:w="0"/>
+        <w:jc w:val="center"/>
+        <w:tblLook w:firstColumn="1" w:firstRow="1" w:lastColumn="0" w:lastRow="0" w:noHBand="0" w:noVBand="1" w:val="04A0"/>
+      </w:tblPr>
+      <w:tblGrid>
+        <w:gridCol w:w="2880"/>
+        <w:gridCol w:w="2880"/>
+        <w:gridCol w:w="2880"/>
+      </w:tblGrid>
+      <w:tr>
+        <w:tc>
+          <w:tcPr>
+            <w:tcW w:type="dxa" w:w="1600"/>
+          </w:tcPr>
+          <w:p>
+            <w:r>
+              <w:rPr>
+                <w:rFonts w:ascii="맑은 고딕" w:hAnsi="맑은 고딕" w:eastAsia="맑은 고딕" w:cs="맑은 고딕"/>
+                <w:sz w:val="18"/>
+              </w:rPr>
+            </w:r>
+            <w:r>
+              <w:rPr>
+                <w:rFonts w:ascii="맑은 고딕" w:hAnsi="맑은 고딕" w:eastAsia="맑은 고딕" w:cs="맑은 고딕"/>
+                <w:b/>
+                <w:sz w:val="18"/>
+              </w:rPr>
+              <w:t>이벤트</w:t>
+            </w:r>
+          </w:p>
+        </w:tc>
+        <w:tc>
+          <w:tcPr>
+            <w:tcW w:type="dxa" w:w="4000"/>
+          </w:tcPr>
+          <w:p>
+            <w:r>
+              <w:rPr>
+                <w:rFonts w:ascii="맑은 고딕" w:hAnsi="맑은 고딕" w:eastAsia="맑은 고딕" w:cs="맑은 고딕"/>
+                <w:sz w:val="18"/>
+              </w:rPr>
+            </w:r>
+            <w:r>
+              <w:rPr>
+                <w:rFonts w:ascii="맑은 고딕" w:hAnsi="맑은 고딕" w:eastAsia="맑은 고딕" w:cs="맑은 고딕"/>
+                <w:b/>
+                <w:sz w:val="18"/>
+              </w:rPr>
+              <w:t>LCD</w:t>
+            </w:r>
+          </w:p>
+        </w:tc>
+        <w:tc>
+          <w:tcPr>
+            <w:tcW w:type="dxa" w:w="3400"/>
+          </w:tcPr>
+          <w:p>
+            <w:r>
+              <w:rPr>
+                <w:rFonts w:ascii="맑은 고딕" w:hAnsi="맑은 고딕" w:eastAsia="맑은 고딕" w:cs="맑은 고딕"/>
+                <w:sz w:val="18"/>
+              </w:rPr>
+            </w:r>
+            <w:r>
+              <w:rPr>
+                <w:rFonts w:ascii="맑은 고딕" w:hAnsi="맑은 고딕" w:eastAsia="맑은 고딕" w:cs="맑은 고딕"/>
+                <w:b/>
+                <w:sz w:val="18"/>
+              </w:rPr>
+              <w:t>LED / 부저</w:t>
+            </w:r>
+          </w:p>
+        </w:tc>
+      </w:tr>
+      <w:tr>
+        <w:tc>
+          <w:tcPr>
+            <w:tcW w:type="dxa" w:w="1600"/>
+          </w:tcPr>
+          <w:p>
+            <w:r>
+              <w:rPr>
+                <w:rFonts w:ascii="맑은 고딕" w:hAnsi="맑은 고딕" w:eastAsia="맑은 고딕" w:cs="맑은 고딕"/>
+                <w:sz w:val="18"/>
+              </w:rPr>
+              <w:t>저장됨</w:t>
+            </w:r>
+          </w:p>
+        </w:tc>
+        <w:tc>
+          <w:tcPr>
+            <w:tcW w:type="dxa" w:w="4000"/>
+          </w:tcPr>
+          <w:p>
+            <w:r>
+              <w:rPr>
+                <w:rFonts w:ascii="맑은 고딕" w:hAnsi="맑은 고딕" w:eastAsia="맑은 고딕" w:cs="맑은 고딕"/>
+                <w:sz w:val="18"/>
+              </w:rPr>
+              <w:t>1줄: 종류 스캐너 / 2줄: 바코드 값</w:t>
+            </w:r>
+          </w:p>
+        </w:tc>
+        <w:tc>
+          <w:tcPr>
+            <w:tcW w:type="dxa" w:w="3400"/>
+          </w:tcPr>
+          <w:p>
+            <w:r>
+              <w:rPr>
+                <w:rFonts w:ascii="맑은 고딕" w:hAnsi="맑은 고딕" w:eastAsia="맑은 고딕" w:cs="맑은 고딕"/>
+                <w:sz w:val="18"/>
+              </w:rPr>
+              <w:t>초록 0.3초 + 짧은 삐</w:t>
+            </w:r>
+          </w:p>
+        </w:tc>
+      </w:tr>
+      <w:tr>
+        <w:tc>
+          <w:tcPr>
+            <w:tcW w:type="dxa" w:w="1600"/>
+          </w:tcPr>
+          <w:p>
+            <w:r>
+              <w:rPr>
+                <w:rFonts w:ascii="맑은 고딕" w:hAnsi="맑은 고딕" w:eastAsia="맑은 고딕" w:cs="맑은 고딕"/>
+                <w:sz w:val="18"/>
+              </w:rPr>
+              <w:t>거부됨</w:t>
+            </w:r>
+          </w:p>
+        </w:tc>
+        <w:tc>
+          <w:tcPr>
+            <w:tcW w:type="dxa" w:w="4000"/>
+          </w:tcPr>
+          <w:p>
+            <w:r>
+              <w:rPr>
+                <w:rFonts w:ascii="맑은 고딕" w:hAnsi="맑은 고딕" w:eastAsia="맑은 고딕" w:cs="맑은 고딕"/>
+                <w:sz w:val="18"/>
+              </w:rPr>
+              <w:t>REJECTED 스캐너 / 사유 (5초)</w:t>
+            </w:r>
+          </w:p>
+        </w:tc>
+        <w:tc>
+          <w:tcPr>
+            <w:tcW w:type="dxa" w:w="3400"/>
+          </w:tcPr>
+          <w:p>
+            <w:r>
+              <w:rPr>
+                <w:rFonts w:ascii="맑은 고딕" w:hAnsi="맑은 고딕" w:eastAsia="맑은 고딕" w:cs="맑은 고딕"/>
+                <w:sz w:val="18"/>
+              </w:rPr>
+              <w:t>빨강 빠른 깜빡임 + 긴 삐</w:t>
+            </w:r>
+          </w:p>
+        </w:tc>
+      </w:tr>
+      <w:tr>
+        <w:tc>
+          <w:tcPr>
+            <w:tcW w:type="dxa" w:w="1600"/>
+          </w:tcPr>
+          <w:p>
+            <w:r>
+              <w:rPr>
+                <w:rFonts w:ascii="맑은 고딕" w:hAnsi="맑은 고딕" w:eastAsia="맑은 고딕" w:cs="맑은 고딕"/>
+                <w:sz w:val="18"/>
+              </w:rPr>
+              <w:t>스캐너 lost</w:t>
+            </w:r>
+          </w:p>
+        </w:tc>
+        <w:tc>
+          <w:tcPr>
+            <w:tcW w:type="dxa" w:w="4000"/>
+          </w:tcPr>
+          <w:p>
+            <w:r>
+              <w:rPr>
+                <w:rFonts w:ascii="맑은 고딕" w:hAnsi="맑은 고딕" w:eastAsia="맑은 고딕" w:cs="맑은 고딕"/>
+                <w:sz w:val="18"/>
+              </w:rPr>
+              <w:t>스캐너 / lost (3초)</w:t>
+            </w:r>
+          </w:p>
+        </w:tc>
+        <w:tc>
+          <w:tcPr>
+            <w:tcW w:type="dxa" w:w="3400"/>
+          </w:tcPr>
+          <w:p>
+            <w:r>
+              <w:rPr>
+                <w:rFonts w:ascii="맑은 고딕" w:hAnsi="맑은 고딕" w:eastAsia="맑은 고딕" w:cs="맑은 고딕"/>
+                <w:sz w:val="18"/>
+              </w:rPr>
+              <w:t>빨강 계속 켜짐 + 삐</w:t>
+            </w:r>
+          </w:p>
+        </w:tc>
+      </w:tr>
+      <w:tr>
+        <w:tc>
+          <w:tcPr>
+            <w:tcW w:type="dxa" w:w="1600"/>
+          </w:tcPr>
+          <w:p>
+            <w:r>
+              <w:rPr>
+                <w:rFonts w:ascii="맑은 고딕" w:hAnsi="맑은 고딕" w:eastAsia="맑은 고딕" w:cs="맑은 고딕"/>
+                <w:sz w:val="18"/>
+              </w:rPr>
+              <w:t>브리지 끊김</w:t>
+            </w:r>
+          </w:p>
+        </w:tc>
+        <w:tc>
+          <w:tcPr>
+            <w:tcW w:type="dxa" w:w="4000"/>
+          </w:tcPr>
+          <w:p>
+            <w:r>
+              <w:rPr>
+                <w:rFonts w:ascii="맑은 고딕" w:hAnsi="맑은 고딕" w:eastAsia="맑은 고딕" w:cs="맑은 고딕"/>
+                <w:sz w:val="18"/>
+              </w:rPr>
+              <w:t>NO LINK / check bridge</w:t>
+            </w:r>
+          </w:p>
+        </w:tc>
+        <w:tc>
+          <w:tcPr>
+            <w:tcW w:type="dxa" w:w="3400"/>
+          </w:tcPr>
+          <w:p>
+            <w:r>
+              <w:rPr>
+                <w:rFonts w:ascii="맑은 고딕" w:hAnsi="맑은 고딕" w:eastAsia="맑은 고딕" w:cs="맑은 고딕"/>
+                <w:sz w:val="18"/>
+              </w:rPr>
+              <w:t>빨강 1초 주기 깜빡임</w:t>
+            </w:r>
+          </w:p>
+        </w:tc>
+      </w:tr>
+    </w:tbl>
+    <w:p/>
+    <w:tbl>
+      <w:tblPr>
+        <w:tblStyle w:val="TableGrid"/>
+        <w:tblW w:type="auto" w:w="0"/>
+        <w:jc w:val="center"/>
+        <w:tblLook w:firstColumn="1" w:firstRow="1" w:lastColumn="0" w:lastRow="0" w:noHBand="0" w:noVBand="1" w:val="04A0"/>
+      </w:tblPr>
+      <w:tblGrid>
+        <w:gridCol w:w="4320"/>
+        <w:gridCol w:w="4320"/>
+      </w:tblGrid>
+      <w:tr>
+        <w:tc>
+          <w:tcPr>
+            <w:tcW w:type="dxa" w:w="3000"/>
+          </w:tcPr>
+          <w:p>
+            <w:r>
+              <w:rPr>
+                <w:rFonts w:ascii="맑은 고딕" w:hAnsi="맑은 고딕" w:eastAsia="맑은 고딕" w:cs="맑은 고딕"/>
+                <w:sz w:val="18"/>
+              </w:rPr>
+            </w:r>
+            <w:r>
+              <w:rPr>
+                <w:rFonts w:ascii="맑은 고딕" w:hAnsi="맑은 고딕" w:eastAsia="맑은 고딕" w:cs="맑은 고딕"/>
+                <w:b/>
+                <w:sz w:val="18"/>
+              </w:rPr>
+              <w:t>부품</w:t>
+            </w:r>
+          </w:p>
+        </w:tc>
+        <w:tc>
+          <w:tcPr>
+            <w:tcW w:type="dxa" w:w="6000"/>
+          </w:tcPr>
+          <w:p>
+            <w:r>
+              <w:rPr>
+                <w:rFonts w:ascii="맑은 고딕" w:hAnsi="맑은 고딕" w:eastAsia="맑은 고딕" w:cs="맑은 고딕"/>
+                <w:sz w:val="18"/>
+              </w:rPr>
+            </w:r>
+            <w:r>
+              <w:rPr>
+                <w:rFonts w:ascii="맑은 고딕" w:hAnsi="맑은 고딕" w:eastAsia="맑은 고딕" w:cs="맑은 고딕"/>
+                <w:b/>
+                <w:sz w:val="18"/>
+              </w:rPr>
+              <w:t>UNO 핀</w:t>
+            </w:r>
+          </w:p>
+        </w:tc>
+      </w:tr>
+      <w:tr>
+        <w:tc>
+          <w:tcPr>
+            <w:tcW w:type="dxa" w:w="3000"/>
+          </w:tcPr>
+          <w:p>
+            <w:r>
+              <w:rPr>
+                <w:rFonts w:ascii="맑은 고딕" w:hAnsi="맑은 고딕" w:eastAsia="맑은 고딕" w:cs="맑은 고딕"/>
+                <w:sz w:val="18"/>
+              </w:rPr>
+              <w:t>I2C LCD SDA / SCL</w:t>
+            </w:r>
+          </w:p>
+        </w:tc>
+        <w:tc>
+          <w:tcPr>
+            <w:tcW w:type="dxa" w:w="6000"/>
+          </w:tcPr>
+          <w:p>
+            <w:r>
+              <w:rPr>
+                <w:rFonts w:ascii="맑은 고딕" w:hAnsi="맑은 고딕" w:eastAsia="맑은 고딕" w:cs="맑은 고딕"/>
+                <w:sz w:val="18"/>
+              </w:rPr>
+              <w:t>A4 / A5 (VCC 5V), 주소 0x27·0x3F 자동 검색</w:t>
+            </w:r>
+          </w:p>
+        </w:tc>
+      </w:tr>
+      <w:tr>
+        <w:tc>
+          <w:tcPr>
+            <w:tcW w:type="dxa" w:w="3000"/>
+          </w:tcPr>
+          <w:p>
+            <w:r>
+              <w:rPr>
+                <w:rFonts w:ascii="맑은 고딕" w:hAnsi="맑은 고딕" w:eastAsia="맑은 고딕" w:cs="맑은 고딕"/>
+                <w:sz w:val="18"/>
+              </w:rPr>
+              <w:t>초록 LED / 빨강 LED</w:t>
+            </w:r>
+          </w:p>
+        </w:tc>
+        <w:tc>
+          <w:tcPr>
+            <w:tcW w:type="dxa" w:w="6000"/>
+          </w:tcPr>
+          <w:p>
+            <w:r>
+              <w:rPr>
+                <w:rFonts w:ascii="맑은 고딕" w:hAnsi="맑은 고딕" w:eastAsia="맑은 고딕" w:cs="맑은 고딕"/>
+                <w:sz w:val="18"/>
+              </w:rPr>
+              <w:t>D5 / D6 (220~330Ω 직렬)</w:t>
+            </w:r>
+          </w:p>
+        </w:tc>
+      </w:tr>
+      <w:tr>
+        <w:tc>
+          <w:tcPr>
+            <w:tcW w:type="dxa" w:w="3000"/>
+          </w:tcPr>
+          <w:p>
+            <w:r>
+              <w:rPr>
+                <w:rFonts w:ascii="맑은 고딕" w:hAnsi="맑은 고딕" w:eastAsia="맑은 고딕" w:cs="맑은 고딕"/>
+                <w:sz w:val="18"/>
+              </w:rPr>
+              <w:t>부저</w:t>
+            </w:r>
+          </w:p>
+        </w:tc>
+        <w:tc>
+          <w:tcPr>
+            <w:tcW w:type="dxa" w:w="6000"/>
+          </w:tcPr>
+          <w:p>
+            <w:r>
+              <w:rPr>
+                <w:rFonts w:ascii="맑은 고딕" w:hAnsi="맑은 고딕" w:eastAsia="맑은 고딕" w:cs="맑은 고딕"/>
+                <w:sz w:val="18"/>
+              </w:rPr>
+              <w:t>D8 (수동 부저 기본, 능동이면 pins.h의 BUZZER_PASSIVE 0)</w:t>
+            </w:r>
+          </w:p>
+        </w:tc>
+      </w:tr>
+    </w:tbl>
+    <w:p/>
+    <w:p>
+      <w:pPr>
+        <w:pStyle w:val="Heading2"/>
+      </w:pPr>
+      <w:r>
+        <w:t>5.7 사용 기술</w:t>
+      </w:r>
+    </w:p>
+    <w:tbl>
+      <w:tblPr>
+        <w:tblStyle w:val="TableGrid"/>
+        <w:tblW w:type="auto" w:w="0"/>
+        <w:jc w:val="center"/>
+        <w:tblLook w:firstColumn="1" w:firstRow="1" w:lastColumn="0" w:lastRow="0" w:noHBand="0" w:noVBand="1" w:val="04A0"/>
+      </w:tblPr>
+      <w:tblGrid>
+        <w:gridCol w:w="4320"/>
+        <w:gridCol w:w="4320"/>
+      </w:tblGrid>
+      <w:tr>
+        <w:tc>
+          <w:tcPr>
+            <w:tcW w:type="dxa" w:w="4600"/>
+          </w:tcPr>
+          <w:p>
+            <w:r>
+              <w:rPr>
+                <w:rFonts w:ascii="맑은 고딕" w:hAnsi="맑은 고딕" w:eastAsia="맑은 고딕" w:cs="맑은 고딕"/>
+                <w:sz w:val="18"/>
+              </w:rPr>
+            </w:r>
+            <w:r>
+              <w:rPr>
+                <w:rFonts w:ascii="맑은 고딕" w:hAnsi="맑은 고딕" w:eastAsia="맑은 고딕" w:cs="맑은 고딕"/>
+                <w:b/>
+                <w:sz w:val="18"/>
+              </w:rPr>
+              <w:t>기술</w:t>
+            </w:r>
+          </w:p>
+        </w:tc>
+        <w:tc>
+          <w:tcPr>
+            <w:tcW w:type="dxa" w:w="4400"/>
+          </w:tcPr>
+          <w:p>
+            <w:r>
+              <w:rPr>
+                <w:rFonts w:ascii="맑은 고딕" w:hAnsi="맑은 고딕" w:eastAsia="맑은 고딕" w:cs="맑은 고딕"/>
+                <w:sz w:val="18"/>
+              </w:rPr>
+            </w:r>
+            <w:r>
+              <w:rPr>
+                <w:rFonts w:ascii="맑은 고딕" w:hAnsi="맑은 고딕" w:eastAsia="맑은 고딕" w:cs="맑은 고딕"/>
+                <w:b/>
+                <w:sz w:val="18"/>
+              </w:rPr>
+              <w:t>용도</w:t>
+            </w:r>
+          </w:p>
+        </w:tc>
+      </w:tr>
+      <w:tr>
+        <w:tc>
+          <w:tcPr>
+            <w:tcW w:type="dxa" w:w="4600"/>
+          </w:tcPr>
+          <w:p>
+            <w:r>
+              <w:rPr>
+                <w:rFonts w:ascii="맑은 고딕" w:hAnsi="맑은 고딕" w:eastAsia="맑은 고딕" w:cs="맑은 고딕"/>
+                <w:sz w:val="18"/>
+              </w:rPr>
+              <w:t>Arduino C++ (avr-gcc 7.3, C++11), arduino-cli 1.5.1 프로필</w:t>
+            </w:r>
+          </w:p>
+        </w:tc>
+        <w:tc>
+          <w:tcPr>
+            <w:tcW w:type="dxa" w:w="4400"/>
+          </w:tcPr>
+          <w:p>
+            <w:r>
+              <w:rPr>
+                <w:rFonts w:ascii="맑은 고딕" w:hAnsi="맑은 고딕" w:eastAsia="맑은 고딕" w:cs="맑은 고딕"/>
+                <w:sz w:val="18"/>
+              </w:rPr>
+              <w:t>UNO 스케치, 버전 고정 빌드</w:t>
+            </w:r>
+          </w:p>
+        </w:tc>
+      </w:tr>
+      <w:tr>
+        <w:tc>
+          <w:tcPr>
+            <w:tcW w:type="dxa" w:w="4600"/>
+          </w:tcPr>
+          <w:p>
+            <w:r>
+              <w:rPr>
+                <w:rFonts w:ascii="맑은 고딕" w:hAnsi="맑은 고딕" w:eastAsia="맑은 고딕" w:cs="맑은 고딕"/>
+                <w:sz w:val="18"/>
+              </w:rPr>
+              <w:t>LiquidCrystal I2C 1.1.2, Wire(I2C)</w:t>
+            </w:r>
+          </w:p>
+        </w:tc>
+        <w:tc>
+          <w:tcPr>
+            <w:tcW w:type="dxa" w:w="4400"/>
+          </w:tcPr>
+          <w:p>
+            <w:r>
+              <w:rPr>
+                <w:rFonts w:ascii="맑은 고딕" w:hAnsi="맑은 고딕" w:eastAsia="맑은 고딕" w:cs="맑은 고딕"/>
+                <w:sz w:val="18"/>
+              </w:rPr>
+              <w:t>LCD 표시, 주소 자동 검색</w:t>
+            </w:r>
+          </w:p>
+        </w:tc>
+      </w:tr>
+      <w:tr>
+        <w:tc>
+          <w:tcPr>
+            <w:tcW w:type="dxa" w:w="4600"/>
+          </w:tcPr>
+          <w:p>
+            <w:r>
+              <w:rPr>
+                <w:rFonts w:ascii="맑은 고딕" w:hAnsi="맑은 고딕" w:eastAsia="맑은 고딕" w:cs="맑은 고딕"/>
+                <w:sz w:val="18"/>
+              </w:rPr>
+              <w:t>UART 115200bps, 줄 단위 ASCII + XOR 체크섬, 확인 응답·재전송</w:t>
+            </w:r>
+          </w:p>
+        </w:tc>
+        <w:tc>
+          <w:tcPr>
+            <w:tcW w:type="dxa" w:w="4400"/>
+          </w:tcPr>
+          <w:p>
+            <w:r>
+              <w:rPr>
+                <w:rFonts w:ascii="맑은 고딕" w:hAnsi="맑은 고딕" w:eastAsia="맑은 고딕" w:cs="맑은 고딕"/>
+                <w:sz w:val="18"/>
+              </w:rPr>
+              <w:t>파이 ↔ UNO 통신</w:t>
+            </w:r>
+          </w:p>
+        </w:tc>
+      </w:tr>
+      <w:tr>
+        <w:tc>
+          <w:tcPr>
+            <w:tcW w:type="dxa" w:w="4600"/>
+          </w:tcPr>
+          <w:p>
+            <w:r>
+              <w:rPr>
+                <w:rFonts w:ascii="맑은 고딕" w:hAnsi="맑은 고딕" w:eastAsia="맑은 고딕" w:cs="맑은 고딕"/>
+                <w:sz w:val="18"/>
+              </w:rPr>
+              <w:t>pyserial (serial_for_url, list_ports)</w:t>
+            </w:r>
+          </w:p>
+        </w:tc>
+        <w:tc>
+          <w:tcPr>
+            <w:tcW w:type="dxa" w:w="4400"/>
+          </w:tcPr>
+          <w:p>
+            <w:r>
+              <w:rPr>
+                <w:rFonts w:ascii="맑은 고딕" w:hAnsi="맑은 고딕" w:eastAsia="맑은 고딕" w:cs="맑은 고딕"/>
+                <w:sz w:val="18"/>
+              </w:rPr>
+              <w:t>시리얼 연결, USB VID:PID로 포트 검색, socket:// 시험</w:t>
+            </w:r>
+          </w:p>
+        </w:tc>
+      </w:tr>
+      <w:tr>
+        <w:tc>
+          <w:tcPr>
+            <w:tcW w:type="dxa" w:w="4600"/>
+          </w:tcPr>
+          <w:p>
+            <w:r>
+              <w:rPr>
+                <w:rFonts w:ascii="맑은 고딕" w:hAnsi="맑은 고딕" w:eastAsia="맑은 고딕" w:cs="맑은 고딕"/>
+                <w:sz w:val="18"/>
+              </w:rPr>
+              <w:t>w64devkit g++ 16.2 (PC)</w:t>
+            </w:r>
+          </w:p>
+        </w:tc>
+        <w:tc>
+          <w:tcPr>
+            <w:tcW w:type="dxa" w:w="4400"/>
+          </w:tcPr>
+          <w:p>
+            <w:r>
+              <w:rPr>
+                <w:rFonts w:ascii="맑은 고딕" w:hAnsi="맑은 고딕" w:eastAsia="맑은 고딕" w:cs="맑은 고딕"/>
+                <w:sz w:val="18"/>
+              </w:rPr>
+              <w:t>UNO 프로토콜 코드(protocol.h)를 PC에서 빌드해 단위 테스트</w:t>
+            </w:r>
+          </w:p>
+        </w:tc>
+      </w:tr>
+      <w:tr>
+        <w:tc>
+          <w:tcPr>
+            <w:tcW w:type="dxa" w:w="4600"/>
+          </w:tcPr>
+          <w:p>
+            <w:r>
+              <w:rPr>
+                <w:rFonts w:ascii="맑은 고딕" w:hAnsi="맑은 고딕" w:eastAsia="맑은 고딕" w:cs="맑은 고딕"/>
+                <w:sz w:val="18"/>
+              </w:rPr>
+              <w:t>MQTT clean session, retain 상태</w:t>
+            </w:r>
+          </w:p>
+        </w:tc>
+        <w:tc>
+          <w:tcPr>
+            <w:tcW w:type="dxa" w:w="4400"/>
+          </w:tcPr>
+          <w:p>
+            <w:r>
+              <w:rPr>
+                <w:rFonts w:ascii="맑은 고딕" w:hAnsi="맑은 고딕" w:eastAsia="맑은 고딕" w:cs="맑은 고딕"/>
+                <w:sz w:val="18"/>
+              </w:rPr>
+              <w:t>표시용 구독 (오래된 결과 무시, 현재 상태는 즉시 수신)</w:t>
+            </w:r>
+          </w:p>
+        </w:tc>
+      </w:tr>
+    </w:tbl>
+    <w:p/>
+    <w:p>
+      <w:pPr>
+        <w:pStyle w:val="Heading2"/>
+      </w:pPr>
+      <w:r>
+        <w:t>5.8 테스트 결과 (Windows, 2026-10-11)</w:t>
+      </w:r>
+    </w:p>
+    <w:p>
+      <w:r>
+        <w:rPr>
+          <w:b/>
+        </w:rPr>
+        <w:t>전체 181개 통과 (paho-mqtt 2.1.0, 2회 반복 실행). MQTT 관련 66개는 paho-mqtt 1.6.1에서도 통과.</w:t>
+      </w:r>
+    </w:p>
+    <w:tbl>
+      <w:tblPr>
+        <w:tblStyle w:val="TableGrid"/>
+        <w:tblW w:type="auto" w:w="0"/>
+        <w:jc w:val="center"/>
+        <w:tblLook w:firstColumn="1" w:firstRow="1" w:lastColumn="0" w:lastRow="0" w:noHBand="0" w:noVBand="1" w:val="04A0"/>
+      </w:tblPr>
+      <w:tblGrid>
+        <w:gridCol w:w="2880"/>
+        <w:gridCol w:w="2880"/>
+        <w:gridCol w:w="2880"/>
+      </w:tblGrid>
+      <w:tr>
+        <w:tc>
+          <w:tcPr>
+            <w:tcW w:type="dxa" w:w="2400"/>
+          </w:tcPr>
+          <w:p>
+            <w:r>
+              <w:rPr>
+                <w:rFonts w:ascii="맑은 고딕" w:hAnsi="맑은 고딕" w:eastAsia="맑은 고딕" w:cs="맑은 고딕"/>
+                <w:sz w:val="18"/>
+              </w:rPr>
+            </w:r>
+            <w:r>
+              <w:rPr>
+                <w:rFonts w:ascii="맑은 고딕" w:hAnsi="맑은 고딕" w:eastAsia="맑은 고딕" w:cs="맑은 고딕"/>
+                <w:b/>
+                <w:sz w:val="18"/>
+              </w:rPr>
+              <w:t>테스트 파일</w:t>
+            </w:r>
+          </w:p>
+        </w:tc>
+        <w:tc>
+          <w:tcPr>
+            <w:tcW w:type="dxa" w:w="700"/>
+          </w:tcPr>
+          <w:p>
+            <w:r>
+              <w:rPr>
+                <w:rFonts w:ascii="맑은 고딕" w:hAnsi="맑은 고딕" w:eastAsia="맑은 고딕" w:cs="맑은 고딕"/>
+                <w:sz w:val="18"/>
+              </w:rPr>
+            </w:r>
+            <w:r>
+              <w:rPr>
+                <w:rFonts w:ascii="맑은 고딕" w:hAnsi="맑은 고딕" w:eastAsia="맑은 고딕" w:cs="맑은 고딕"/>
+                <w:b/>
+                <w:sz w:val="18"/>
+              </w:rPr>
+              <w:t>개수</w:t>
+            </w:r>
+          </w:p>
+        </w:tc>
+        <w:tc>
+          <w:tcPr>
+            <w:tcW w:type="dxa" w:w="5900"/>
+          </w:tcPr>
+          <w:p>
+            <w:r>
+              <w:rPr>
+                <w:rFonts w:ascii="맑은 고딕" w:hAnsi="맑은 고딕" w:eastAsia="맑은 고딕" w:cs="맑은 고딕"/>
+                <w:sz w:val="18"/>
+              </w:rPr>
+            </w:r>
+            <w:r>
+              <w:rPr>
+                <w:rFonts w:ascii="맑은 고딕" w:hAnsi="맑은 고딕" w:eastAsia="맑은 고딕" w:cs="맑은 고딕"/>
+                <w:b/>
+                <w:sz w:val="18"/>
+              </w:rPr>
+              <w:t>확인 내용</w:t>
+            </w:r>
+          </w:p>
+        </w:tc>
+      </w:tr>
+      <w:tr>
+        <w:tc>
+          <w:tcPr>
+            <w:tcW w:type="dxa" w:w="2400"/>
+          </w:tcPr>
+          <w:p>
+            <w:r>
+              <w:rPr>
+                <w:rFonts w:ascii="맑은 고딕" w:hAnsi="맑은 고딕" w:eastAsia="맑은 고딕" w:cs="맑은 고딕"/>
+                <w:sz w:val="18"/>
+              </w:rPr>
+              <w:t>test_uno_protocol.py</w:t>
+            </w:r>
+          </w:p>
+        </w:tc>
+        <w:tc>
+          <w:tcPr>
+            <w:tcW w:type="dxa" w:w="700"/>
+          </w:tcPr>
+          <w:p>
+            <w:r>
+              <w:rPr>
+                <w:rFonts w:ascii="맑은 고딕" w:hAnsi="맑은 고딕" w:eastAsia="맑은 고딕" w:cs="맑은 고딕"/>
+                <w:sz w:val="18"/>
+              </w:rPr>
+              <w:t>15</w:t>
+            </w:r>
+          </w:p>
+        </w:tc>
+        <w:tc>
+          <w:tcPr>
+            <w:tcW w:type="dxa" w:w="5900"/>
+          </w:tcPr>
+          <w:p>
+            <w:r>
+              <w:rPr>
+                <w:rFonts w:ascii="맑은 고딕" w:hAnsi="맑은 고딕" w:eastAsia="맑은 고딕" w:cs="맑은 고딕"/>
+                <w:sz w:val="18"/>
+              </w:rPr>
+              <w:t>프레임 생성·해석, 문자 치환, 길이 제한·자르기, 오류 거부</w:t>
+            </w:r>
+          </w:p>
+        </w:tc>
+      </w:tr>
+      <w:tr>
+        <w:tc>
+          <w:tcPr>
+            <w:tcW w:type="dxa" w:w="2400"/>
+          </w:tcPr>
+          <w:p>
+            <w:r>
+              <w:rPr>
+                <w:rFonts w:ascii="맑은 고딕" w:hAnsi="맑은 고딕" w:eastAsia="맑은 고딕" w:cs="맑은 고딕"/>
+                <w:sz w:val="18"/>
+              </w:rPr>
+              <w:t>test_firmware.py</w:t>
+            </w:r>
+          </w:p>
+        </w:tc>
+        <w:tc>
+          <w:tcPr>
+            <w:tcW w:type="dxa" w:w="700"/>
+          </w:tcPr>
+          <w:p>
+            <w:r>
+              <w:rPr>
+                <w:rFonts w:ascii="맑은 고딕" w:hAnsi="맑은 고딕" w:eastAsia="맑은 고딕" w:cs="맑은 고딕"/>
+                <w:sz w:val="18"/>
+              </w:rPr>
+              <w:t>3</w:t>
+            </w:r>
+          </w:p>
+        </w:tc>
+        <w:tc>
+          <w:tcPr>
+            <w:tcW w:type="dxa" w:w="5900"/>
+          </w:tcPr>
+          <w:p>
+            <w:r>
+              <w:rPr>
+                <w:rFonts w:ascii="맑은 고딕" w:hAnsi="맑은 고딕" w:eastAsia="맑은 고딕" w:cs="맑은 고딕"/>
+                <w:sz w:val="18"/>
+              </w:rPr>
+              <w:t>protocol.h C++ 단위 테스트(g++ -Wall -Wextra -Werror), Python↔C++ 대조(무작위 프레임 300여 줄 + 손상·CRLF·초과 길이), UNO 컴파일·메모리(Flash 9,724B/30%, SRAM 728B/35%)</w:t>
+            </w:r>
+          </w:p>
+        </w:tc>
+      </w:tr>
+      <w:tr>
+        <w:tc>
+          <w:tcPr>
+            <w:tcW w:type="dxa" w:w="2400"/>
+          </w:tcPr>
+          <w:p>
+            <w:r>
+              <w:rPr>
+                <w:rFonts w:ascii="맑은 고딕" w:hAnsi="맑은 고딕" w:eastAsia="맑은 고딕" w:cs="맑은 고딕"/>
+                <w:sz w:val="18"/>
+              </w:rPr>
+              <w:t>test_serial_bridge.py</w:t>
+            </w:r>
+          </w:p>
+        </w:tc>
+        <w:tc>
+          <w:tcPr>
+            <w:tcW w:type="dxa" w:w="700"/>
+          </w:tcPr>
+          <w:p>
+            <w:r>
+              <w:rPr>
+                <w:rFonts w:ascii="맑은 고딕" w:hAnsi="맑은 고딕" w:eastAsia="맑은 고딕" w:cs="맑은 고딕"/>
+                <w:sz w:val="18"/>
+              </w:rPr>
+              <w:t>12</w:t>
+            </w:r>
+          </w:p>
+        </w:tc>
+        <w:tc>
+          <w:tcPr>
+            <w:tcW w:type="dxa" w:w="5900"/>
+          </w:tcPr>
+          <w:p>
+            <w:r>
+              <w:rPr>
+                <w:rFonts w:ascii="맑은 고딕" w:hAnsi="맑은 고딕" w:eastAsia="맑은 고딕" w:cs="맑은 고딕"/>
+                <w:sz w:val="18"/>
+              </w:rPr>
+              <w:t>R 대기·확인, 확인 누락 시 재전송, R 없는 보드, 무응답, 잡음·리셋 감지, USB 분리·재연결, 포트 자동 검색, 결과·상태 → 프레임 변환, 오래된 결과 버림, 상태 재전송, 스캐너→db-writer→브리지→가짜 UNO 통합</w:t>
+            </w:r>
+          </w:p>
+        </w:tc>
+      </w:tr>
+      <w:tr>
+        <w:tc>
+          <w:tcPr>
+            <w:tcW w:type="dxa" w:w="2400"/>
+          </w:tcPr>
+          <w:p>
+            <w:r>
+              <w:rPr>
+                <w:rFonts w:ascii="맑은 고딕" w:hAnsi="맑은 고딕" w:eastAsia="맑은 고딕" w:cs="맑은 고딕"/>
+                <w:sz w:val="18"/>
+              </w:rPr>
+              <w:t>test_subscriber.py (+1)</w:t>
+            </w:r>
+          </w:p>
+        </w:tc>
+        <w:tc>
+          <w:tcPr>
+            <w:tcW w:type="dxa" w:w="700"/>
+          </w:tcPr>
+          <w:p>
+            <w:r>
+              <w:rPr>
+                <w:rFonts w:ascii="맑은 고딕" w:hAnsi="맑은 고딕" w:eastAsia="맑은 고딕" w:cs="맑은 고딕"/>
+                <w:sz w:val="18"/>
+              </w:rPr>
+              <w:t>10</w:t>
+            </w:r>
+          </w:p>
+        </w:tc>
+        <w:tc>
+          <w:tcPr>
+            <w:tcW w:type="dxa" w:w="5900"/>
+          </w:tcPr>
+          <w:p>
+            <w:r>
+              <w:rPr>
+                <w:rFonts w:ascii="맑은 고딕" w:hAnsi="맑은 고딕" w:eastAsia="맑은 고딕" w:cs="맑은 고딕"/>
+                <w:sz w:val="18"/>
+              </w:rPr>
+              <w:t>DB 반영 후 결과 발행, 발행 실패가 저장에 영향 없음</w:t>
+            </w:r>
+          </w:p>
+        </w:tc>
+      </w:tr>
+      <w:tr>
+        <w:tc>
+          <w:tcPr>
+            <w:tcW w:type="dxa" w:w="2400"/>
+          </w:tcPr>
+          <w:p>
+            <w:r>
+              <w:rPr>
+                <w:rFonts w:ascii="맑은 고딕" w:hAnsi="맑은 고딕" w:eastAsia="맑은 고딕" w:cs="맑은 고딕"/>
+                <w:sz w:val="18"/>
+              </w:rPr>
+              <w:t>test_broker_security.py (+1)</w:t>
+            </w:r>
+          </w:p>
+        </w:tc>
+        <w:tc>
+          <w:tcPr>
+            <w:tcW w:type="dxa" w:w="700"/>
+          </w:tcPr>
+          <w:p>
+            <w:r>
+              <w:rPr>
+                <w:rFonts w:ascii="맑은 고딕" w:hAnsi="맑은 고딕" w:eastAsia="맑은 고딕" w:cs="맑은 고딕"/>
+                <w:sz w:val="18"/>
+              </w:rPr>
+              <w:t>6</w:t>
+            </w:r>
+          </w:p>
+        </w:tc>
+        <w:tc>
+          <w:tcPr>
+            <w:tcW w:type="dxa" w:w="5900"/>
+          </w:tcPr>
+          <w:p>
+            <w:r>
+              <w:rPr>
+                <w:rFonts w:ascii="맑은 고딕" w:hAnsi="맑은 고딕" w:eastAsia="맑은 고딕" w:cs="맑은 고딕"/>
+                <w:sz w:val="18"/>
+              </w:rPr>
+              <w:t>결과 토픽은 db-writer만 쓰기 가능</w:t>
+            </w:r>
+          </w:p>
+        </w:tc>
+      </w:tr>
+      <w:tr>
+        <w:tc>
+          <w:tcPr>
+            <w:tcW w:type="dxa" w:w="2400"/>
+          </w:tcPr>
+          <w:p>
+            <w:r>
+              <w:rPr>
+                <w:rFonts w:ascii="맑은 고딕" w:hAnsi="맑은 고딕" w:eastAsia="맑은 고딕" w:cs="맑은 고딕"/>
+                <w:sz w:val="18"/>
+              </w:rPr>
+              <w:t>test_pipeline.py (+1)</w:t>
+            </w:r>
+          </w:p>
+        </w:tc>
+        <w:tc>
+          <w:tcPr>
+            <w:tcW w:type="dxa" w:w="700"/>
+          </w:tcPr>
+          <w:p>
+            <w:r>
+              <w:rPr>
+                <w:rFonts w:ascii="맑은 고딕" w:hAnsi="맑은 고딕" w:eastAsia="맑은 고딕" w:cs="맑은 고딕"/>
+                <w:sz w:val="18"/>
+              </w:rPr>
+              <w:t>4</w:t>
+            </w:r>
+          </w:p>
+        </w:tc>
+        <w:tc>
+          <w:tcPr>
+            <w:tcW w:type="dxa" w:w="5900"/>
+          </w:tcPr>
+          <w:p>
+            <w:r>
+              <w:rPr>
+                <w:rFonts w:ascii="맑은 고딕" w:hAnsi="맑은 고딕" w:eastAsia="맑은 고딕" w:cs="맑은 고딕"/>
+                <w:sz w:val="18"/>
+              </w:rPr>
+              <w:t>실제 프로세스 3개(스캐너·db-writer·브리지) + 가짜 UNO: UNO의 S 프레임 = DB 행</w:t>
+            </w:r>
+          </w:p>
+        </w:tc>
+      </w:tr>
+    </w:tbl>
+    <w:p/>
+    <w:p>
+      <w:r>
+        <w:rPr>
+          <w:b w:val="0"/>
+        </w:rPr>
+        <w:t>가짜 UNO(tests/fake_uno.py): 실제 펌웨어와 같은 프로토콜로 응답하는 TCP 서버. 브리지는 pyserial의 socket:// 주소로 COM 포트 대신 접속하므로, 확인 누락·재부팅·USB 분리·잡음을 하드웨어 없이 재현했다.</w:t>
+      </w:r>
+    </w:p>
+    <w:p>
+      <w:pPr>
+        <w:pStyle w:val="Heading2"/>
+      </w:pPr>
+      <w:r>
+        <w:t>5.9 발견한 오류와 수정</w:t>
+      </w:r>
+    </w:p>
+    <w:tbl>
+      <w:tblPr>
+        <w:tblStyle w:val="TableGrid"/>
+        <w:tblW w:type="auto" w:w="0"/>
+        <w:jc w:val="center"/>
+        <w:tblLook w:firstColumn="1" w:firstRow="1" w:lastColumn="0" w:lastRow="0" w:noHBand="0" w:noVBand="1" w:val="04A0"/>
+      </w:tblPr>
+      <w:tblGrid>
+        <w:gridCol w:w="2880"/>
+        <w:gridCol w:w="2880"/>
+        <w:gridCol w:w="2880"/>
+      </w:tblGrid>
+      <w:tr>
+        <w:tc>
+          <w:tcPr>
+            <w:tcW w:type="dxa" w:w="3000"/>
+          </w:tcPr>
+          <w:p>
+            <w:r>
+              <w:rPr>
+                <w:rFonts w:ascii="맑은 고딕" w:hAnsi="맑은 고딕" w:eastAsia="맑은 고딕" w:cs="맑은 고딕"/>
+                <w:sz w:val="18"/>
+              </w:rPr>
+            </w:r>
+            <w:r>
+              <w:rPr>
+                <w:rFonts w:ascii="맑은 고딕" w:hAnsi="맑은 고딕" w:eastAsia="맑은 고딕" w:cs="맑은 고딕"/>
+                <w:b/>
+                <w:sz w:val="18"/>
+              </w:rPr>
+              <w:t>오류</w:t>
+            </w:r>
+          </w:p>
+        </w:tc>
+        <w:tc>
+          <w:tcPr>
+            <w:tcW w:type="dxa" w:w="3400"/>
+          </w:tcPr>
+          <w:p>
+            <w:r>
+              <w:rPr>
+                <w:rFonts w:ascii="맑은 고딕" w:hAnsi="맑은 고딕" w:eastAsia="맑은 고딕" w:cs="맑은 고딕"/>
+                <w:sz w:val="18"/>
+              </w:rPr>
+            </w:r>
+            <w:r>
+              <w:rPr>
+                <w:rFonts w:ascii="맑은 고딕" w:hAnsi="맑은 고딕" w:eastAsia="맑은 고딕" w:cs="맑은 고딕"/>
+                <w:b/>
+                <w:sz w:val="18"/>
+              </w:rPr>
+              <w:t>원인</w:t>
+            </w:r>
+          </w:p>
+        </w:tc>
+        <w:tc>
+          <w:tcPr>
+            <w:tcW w:type="dxa" w:w="2600"/>
+          </w:tcPr>
+          <w:p>
+            <w:r>
+              <w:rPr>
+                <w:rFonts w:ascii="맑은 고딕" w:hAnsi="맑은 고딕" w:eastAsia="맑은 고딕" w:cs="맑은 고딕"/>
+                <w:sz w:val="18"/>
+              </w:rPr>
+            </w:r>
+            <w:r>
+              <w:rPr>
+                <w:rFonts w:ascii="맑은 고딕" w:hAnsi="맑은 고딕" w:eastAsia="맑은 고딕" w:cs="맑은 고딕"/>
+                <w:b/>
+                <w:sz w:val="18"/>
+              </w:rPr>
+              <w:t>수정</w:t>
+            </w:r>
+          </w:p>
+        </w:tc>
+      </w:tr>
+      <w:tr>
+        <w:tc>
+          <w:tcPr>
+            <w:tcW w:type="dxa" w:w="3000"/>
+          </w:tcPr>
+          <w:p>
+            <w:r>
+              <w:rPr>
+                <w:rFonts w:ascii="맑은 고딕" w:hAnsi="맑은 고딕" w:eastAsia="맑은 고딕" w:cs="맑은 고딕"/>
+                <w:sz w:val="18"/>
+              </w:rPr>
+              <w:t>UNO 컴파일 실패: invalid types 'int[int]' for array subscript</w:t>
+            </w:r>
+          </w:p>
+        </w:tc>
+        <w:tc>
+          <w:tcPr>
+            <w:tcW w:type="dxa" w:w="3400"/>
+          </w:tcPr>
+          <w:p>
+            <w:r>
+              <w:rPr>
+                <w:rFonts w:ascii="맑은 고딕" w:hAnsi="맑은 고딕" w:eastAsia="맑은 고딕" w:cs="맑은 고딕"/>
+                <w:sz w:val="18"/>
+              </w:rPr>
+              <w:t>protocol.h의 배열 이름 HEX가 Arduino.h의 매크로 HEX(=16)와 충돌. PC용 g++ 빌드만으로는 드러나지 않음</w:t>
+            </w:r>
+          </w:p>
+        </w:tc>
+        <w:tc>
+          <w:tcPr>
+            <w:tcW w:type="dxa" w:w="2600"/>
+          </w:tcPr>
+          <w:p>
+            <w:r>
+              <w:rPr>
+                <w:rFonts w:ascii="맑은 고딕" w:hAnsi="맑은 고딕" w:eastAsia="맑은 고딕" w:cs="맑은 고딕"/>
+                <w:sz w:val="18"/>
+              </w:rPr>
+              <w:t>HEX_DIGITS로 이름 변경. 테스트에서 PC 빌드와 UNO 컴파일을 모두 실행</w:t>
+            </w:r>
+          </w:p>
+        </w:tc>
+      </w:tr>
+      <w:tr>
+        <w:tc>
+          <w:tcPr>
+            <w:tcW w:type="dxa" w:w="3000"/>
+          </w:tcPr>
+          <w:p>
+            <w:r>
+              <w:rPr>
+                <w:rFonts w:ascii="맑은 고딕" w:hAnsi="맑은 고딕" w:eastAsia="맑은 고딕" w:cs="맑은 고딕"/>
+                <w:sz w:val="18"/>
+              </w:rPr>
+              <w:t>Python 프로토콜 테스트 실패</w:t>
+            </w:r>
+          </w:p>
+        </w:tc>
+        <w:tc>
+          <w:tcPr>
+            <w:tcW w:type="dxa" w:w="3400"/>
+          </w:tcPr>
+          <w:p>
+            <w:r>
+              <w:rPr>
+                <w:rFonts w:ascii="맑은 고딕" w:hAnsi="맑은 고딕" w:eastAsia="맑은 고딕" w:cs="맑은 고딕"/>
+                <w:sz w:val="18"/>
+              </w:rPr>
+              <w:t>테스트 기대값 오류 ('한글\t'은 3글자)</w:t>
+            </w:r>
+          </w:p>
+        </w:tc>
+        <w:tc>
+          <w:tcPr>
+            <w:tcW w:type="dxa" w:w="2600"/>
+          </w:tcPr>
+          <w:p>
+            <w:r>
+              <w:rPr>
+                <w:rFonts w:ascii="맑은 고딕" w:hAnsi="맑은 고딕" w:eastAsia="맑은 고딕" w:cs="맑은 고딕"/>
+                <w:sz w:val="18"/>
+              </w:rPr>
+              <w:t>기대값 수정 (구현은 정상)</w:t>
+            </w:r>
+          </w:p>
+        </w:tc>
+      </w:tr>
+    </w:tbl>
+    <w:p/>
+    <w:p>
+      <w:pPr>
+        <w:pStyle w:val="Heading2"/>
+      </w:pPr>
+      <w:r>
+        <w:t>5.10 미검증 항목</w:t>
+      </w:r>
+    </w:p>
+    <w:p>
+      <w:r>
+        <w:rPr>
+          <w:b w:val="0"/>
+        </w:rPr>
+        <w:t>UNO가 아직 없어(CH340 또는 CH341 호환보드 예정) 다음은 검증하지 못했다. 1~3단계 전체 목록과 확인 방법은 docs/미검증.md에 모았다.</w:t>
+      </w:r>
+    </w:p>
+    <w:p>
+      <w:pPr>
+        <w:pStyle w:val="ListBullet"/>
+      </w:pPr>
+      <w:r>
+        <w:t>실제 보드 업로드, CH340/CH341 드라이버·포트 자동 검색, 포트를 열 때의 리셋(R 수신)</w:t>
+      </w:r>
+    </w:p>
+    <w:p>
+      <w:pPr>
+        <w:pStyle w:val="ListBullet"/>
+      </w:pPr>
+      <w:r>
+        <w:t>115200bps 실제 통신 오류율 (문제가 있으면 양쪽을 57600으로)</w:t>
+      </w:r>
+    </w:p>
+    <w:p>
+      <w:pPr>
+        <w:pStyle w:val="ListBullet"/>
+      </w:pPr>
+      <w:r>
+        <w:t>LCD 주소 검색·표시, LED·부저 배선과 부저 종류, 표시 동작 전체</w:t>
+      </w:r>
+    </w:p>
+    <w:p>
+      <w:pPr>
+        <w:pStyle w:val="ListBullet"/>
+      </w:pPr>
+      <w:r>
+        <w:t>USB 케이블 실제 분리·재연결, 파이의 dialout 권한(systemd)</w:t>
+      </w:r>
+    </w:p>
+    <w:p>
+      <w:pPr>
+        <w:pStyle w:val="Heading2"/>
+      </w:pPr>
+      <w:r>
+        <w:t>5.11 알려진 제약</w:t>
+      </w:r>
+    </w:p>
+    <w:p>
+      <w:pPr>
+        <w:pStyle w:val="ListBullet"/>
+      </w:pPr>
+      <w:r>
+        <w:t>표시는 기록이 아니다. 브리지·UNO가 꺼져 있던 동안의 저장 결과는 표시되지 않는다 (DB에는 저장됨).</w:t>
+      </w:r>
+    </w:p>
+    <w:p>
+      <w:pPr>
+        <w:pStyle w:val="ListBullet"/>
+      </w:pPr>
+      <w:r>
+        <w:t>db-writer가 결과를 발행하기 직전에 강제 종료되면 그 스캔은 다시 전달돼도 duplicate라 UNO에 표시되지 않을 수 있다.</w:t>
+      </w:r>
+    </w:p>
+    <w:p>
+      <w:pPr>
+        <w:pStyle w:val="ListBullet"/>
+      </w:pPr>
+      <w:r>
+        <w:t>UNO는 lost 상태 스캐너를 최대 4개까지 기억한다 (pins.h의 MAX_SCANNERS).</w:t>
+      </w:r>
+    </w:p>
+    <w:p>
+      <w:pPr>
+        <w:pStyle w:val="ListBullet"/>
+      </w:pPr>
+      <w:r>
+        <w:t>LCD 한 줄은 16자라 긴 바코드 값은 15자 + '~'로 표시된다.</w:t>
+      </w:r>
+    </w:p>
+    <w:p>
+      <w:pPr>
+        <w:pStyle w:val="Heading1"/>
+      </w:pPr>
+      <w:r>
+        <w:t>6. 다음 단계</w:t>
+      </w:r>
+    </w:p>
+    <w:p>
+      <w:pPr>
+        <w:pStyle w:val="ListBullet"/>
+      </w:pPr>
+      <w:r>
+        <w:rPr>
+          <w:b/>
+        </w:rPr>
+        <w:t>하드웨어 검증</w:t>
+      </w:r>
+      <w:r>
+        <w:t xml:space="preserve"> — 카메라·파이·UNO를 갖추면 docs/미검증.md 순서대로 확인하고 결과를 기록</w:t>
       </w:r>
     </w:p>
     <w:p>

--- a/docs/설계서.docx
+++ b/docs/설계서.docx
@@ -19,7 +19,7 @@
         <w:rPr>
           <w:i/>
         </w:rPr>
-        <w:t>전공심화 4학년 2학기 프로젝트 · 3단계 완료판 (2026-10-11)</w:t>
+        <w:t>전공심화 4학년 2학기 프로젝트 · 3단계 완료판 (2026-10-11, 파이 OS 확정 반영 2026-10-14)</w:t>
       </w:r>
     </w:p>
     <w:tbl>
@@ -681,7 +681,7 @@
                 <w:rFonts w:ascii="맑은 고딕" w:hAnsi="맑은 고딕" w:eastAsia="맑은 고딕" w:cs="맑은 고딕"/>
                 <w:sz w:val="18"/>
               </w:rPr>
-              <w:t>실제 실행 환경. OS 미정 → Bookworm(Python 3.11) 기준으로 작성. apt: picamera2·libzbar0·mosquitto / pip(venv --system-site-packages): requirements-pi.txt</w:t>
+              <w:t>실제 실행 환경. Raspberry Pi OS Bookworm 64비트(aarch64, Python 3.11)로 확정 (2026-10-14). apt: picamera2·libzbar0·mosquitto / pip(venv --system-site-packages): requirements-pi.txt</w:t>
             </w:r>
           </w:p>
         </w:tc>

--- a/docs/설계서.docx
+++ b/docs/설계서.docx
@@ -19,7 +19,7 @@
         <w:rPr>
           <w:i/>
         </w:rPr>
-        <w:t>전공심화 4학년 2학기 프로젝트 · 3단계 완료판 (2026-10-11, 파이 OS 확정 반영 2026-10-14)</w:t>
+        <w:t>전공심화 4학년 2학기 프로젝트 · 4단계 완료판 (2026-10-16, 라즈베리파이 실제 배치·대시보드 전송)</w:t>
       </w:r>
     </w:p>
     <w:tbl>
@@ -231,6 +231,50 @@
           </w:p>
         </w:tc>
       </w:tr>
+      <w:tr>
+        <w:tc>
+          <w:tcPr>
+            <w:tcW w:type="dxa" w:w="1200"/>
+          </w:tcPr>
+          <w:p>
+            <w:r>
+              <w:rPr>
+                <w:rFonts w:ascii="맑은 고딕" w:hAnsi="맑은 고딕" w:eastAsia="맑은 고딕" w:cs="맑은 고딕"/>
+                <w:sz w:val="18"/>
+              </w:rPr>
+              <w:t>배치·4단계</w:t>
+            </w:r>
+          </w:p>
+        </w:tc>
+        <w:tc>
+          <w:tcPr>
+            <w:tcW w:type="dxa" w:w="1600"/>
+          </w:tcPr>
+          <w:p>
+            <w:r>
+              <w:rPr>
+                <w:rFonts w:ascii="맑은 고딕" w:hAnsi="맑은 고딕" w:eastAsia="맑은 고딕" w:cs="맑은 고딕"/>
+                <w:sz w:val="18"/>
+              </w:rPr>
+              <w:t>2026-10-16</w:t>
+            </w:r>
+          </w:p>
+        </w:tc>
+        <w:tc>
+          <w:tcPr>
+            <w:tcW w:type="dxa" w:w="6200"/>
+          </w:tcPr>
+          <w:p>
+            <w:r>
+              <w:rPr>
+                <w:rFonts w:ascii="맑은 고딕" w:hAnsi="맑은 고딕" w:eastAsia="맑은 고딕" w:cs="맑은 고딕"/>
+                <w:sz w:val="18"/>
+              </w:rPr>
+              <w:t>라즈베리파이 실제 배치(스캐너는 PC), 외부 재고 대시보드 전송(forwarder)</w:t>
+            </w:r>
+          </w:p>
+        </w:tc>
+      </w:tr>
     </w:tbl>
     <w:p/>
     <w:p>
@@ -246,7 +290,7 @@
         <w:rPr>
           <w:b w:val="0"/>
         </w:rPr>
-        <w:t>목표: 바코드 인식 → 라즈베리파이4(MQTT 브로커) → 데이터베이스 및 아두이노 UNO</w:t>
+        <w:t>목표: 바코드 인식 → 라즈베리파이4(MQTT 브로커) → 데이터베이스 및 아두이노 UNO, 그리고 팀원이 만든 외부 재고 대시보드로 전송</w:t>
       </w:r>
     </w:p>
     <w:p>
@@ -275,7 +319,7 @@
           <w:rFonts w:ascii="Consolas" w:hAnsi="Consolas" w:eastAsia="Consolas" w:cs="Consolas"/>
           <w:sz w:val="17"/>
         </w:rPr>
-        <w:t>[카메라] ─► 스캐너(Python, 라즈베리파이) ─► outbox(SQLite) ─► MQTT 발행 (QoS 1)</w:t>
+        <w:t>[USB 웹캠] ─► 스캐너(Python, Windows PC) ─► outbox(SQLite) ─► MQTT 발행 (QoS 1, Wi-Fi)</w:t>
       </w:r>
     </w:p>
     <w:p>
@@ -341,6 +385,32 @@
           <w:sz w:val="17"/>
         </w:rPr>
         <w:t xml:space="preserve">                (2단계) DB 저장 서비스 ─► 데이터베이스        (3단계) 시리얼 브리지 ─► 아두이노 UNO</w:t>
+      </w:r>
+    </w:p>
+    <w:p>
+      <w:pPr>
+        <w:spacing w:after="0"/>
+        <w:ind w:left="240"/>
+      </w:pPr>
+      <w:r>
+        <w:rPr>
+          <w:rFonts w:ascii="Consolas" w:hAnsi="Consolas" w:eastAsia="Consolas" w:cs="Consolas"/>
+          <w:sz w:val="17"/>
+        </w:rPr>
+        <w:t xml:space="preserve">                                            │</w:t>
+      </w:r>
+    </w:p>
+    <w:p>
+      <w:pPr>
+        <w:spacing w:after="0"/>
+        <w:ind w:left="240"/>
+      </w:pPr>
+      <w:r>
+        <w:rPr>
+          <w:rFonts w:ascii="Consolas" w:hAnsi="Consolas" w:eastAsia="Consolas" w:cs="Consolas"/>
+          <w:sz w:val="17"/>
+        </w:rPr>
+        <w:t xml:space="preserve">                (4단계) 대시보드 전송 ─► HTTPS ─► 외부 재고 대시보드 (api.oswdev.cloud)</w:t>
       </w:r>
     </w:p>
     <w:p/>
@@ -468,7 +538,7 @@
                 <w:rFonts w:ascii="맑은 고딕" w:hAnsi="맑은 고딕" w:eastAsia="맑은 고딕" w:cs="맑은 고딕"/>
                 <w:sz w:val="18"/>
               </w:rPr>
-              <w:t>완료 (Windows 로컬 검증. 파이·카메라 실측은 미검증)</w:t>
+              <w:t>완료. PC + USB 웹캠으로 실물 확인 (2026-10-16). Pi 카메라는 미사용</w:t>
             </w:r>
           </w:p>
         </w:tc>
@@ -512,7 +582,7 @@
                 <w:rFonts w:ascii="맑은 고딕" w:hAnsi="맑은 고딕" w:eastAsia="맑은 고딕" w:cs="맑은 고딕"/>
                 <w:sz w:val="18"/>
               </w:rPr>
-              <w:t>완료 (Windows 로컬 검증. 파이 systemd 동작은 미검증)</w:t>
+              <w:t>완료. 라즈베리파이 실제 배치·systemd·끊김 시험 (2026-10-16)</w:t>
             </w:r>
           </w:p>
         </w:tc>
@@ -556,7 +626,51 @@
                 <w:rFonts w:ascii="맑은 고딕" w:hAnsi="맑은 고딕" w:eastAsia="맑은 고딕" w:cs="맑은 고딕"/>
                 <w:sz w:val="18"/>
               </w:rPr>
-              <w:t>완료 (Windows 로컬 검증: 컴파일·가짜 UNO. 실제 보드는 미검증)</w:t>
+              <w:t>완료 (Windows 로컬 검증: 컴파일·가짜 UNO). 중간고사에는 UNO 미사용</w:t>
+            </w:r>
+          </w:p>
+        </w:tc>
+      </w:tr>
+      <w:tr>
+        <w:tc>
+          <w:tcPr>
+            <w:tcW w:type="dxa" w:w="1000"/>
+          </w:tcPr>
+          <w:p>
+            <w:r>
+              <w:rPr>
+                <w:rFonts w:ascii="맑은 고딕" w:hAnsi="맑은 고딕" w:eastAsia="맑은 고딕" w:cs="맑은 고딕"/>
+                <w:sz w:val="18"/>
+              </w:rPr>
+              <w:t>4단계</w:t>
+            </w:r>
+          </w:p>
+        </w:tc>
+        <w:tc>
+          <w:tcPr>
+            <w:tcW w:type="dxa" w:w="3400"/>
+          </w:tcPr>
+          <w:p>
+            <w:r>
+              <w:rPr>
+                <w:rFonts w:ascii="맑은 고딕" w:hAnsi="맑은 고딕" w:eastAsia="맑은 고딕" w:cs="맑은 고딕"/>
+                <w:sz w:val="18"/>
+              </w:rPr>
+              <w:t>파이 DB → 외부 재고 대시보드 전송</w:t>
+            </w:r>
+          </w:p>
+        </w:tc>
+        <w:tc>
+          <w:tcPr>
+            <w:tcW w:type="dxa" w:w="4600"/>
+          </w:tcPr>
+          <w:p>
+            <w:r>
+              <w:rPr>
+                <w:rFonts w:ascii="맑은 고딕" w:hAnsi="맑은 고딕" w:eastAsia="맑은 고딕" w:cs="맑은 고딕"/>
+                <w:sz w:val="18"/>
+              </w:rPr>
+              <w:t>완료. 실제 대시보드 입고·끊김 시험·systemd (2026-10-16)</w:t>
             </w:r>
           </w:p>
         </w:tc>
@@ -667,7 +781,7 @@
                 <w:rFonts w:ascii="맑은 고딕" w:hAnsi="맑은 고딕" w:eastAsia="맑은 고딕" w:cs="맑은 고딕"/>
                 <w:sz w:val="18"/>
               </w:rPr>
-              <w:t>라즈베리파이4</w:t>
+              <w:t>스캐너 PC (학교)</w:t>
             </w:r>
           </w:p>
         </w:tc>
@@ -681,7 +795,7 @@
                 <w:rFonts w:ascii="맑은 고딕" w:hAnsi="맑은 고딕" w:eastAsia="맑은 고딕" w:cs="맑은 고딕"/>
                 <w:sz w:val="18"/>
               </w:rPr>
-              <w:t>실제 실행 환경. Raspberry Pi OS Bookworm 64비트(aarch64, Python 3.11)로 확정 (2026-10-14). apt: picamera2·libzbar0·mosquitto / pip(venv --system-site-packages): requirements-pi.txt</w:t>
+              <w:t>스캐너 실행 위치 (2026-10-15 결정). USB 웹캠 PCWE400(장치명 HD 4MP WEBCAM), USB Wi-Fi 어댑터로 아이폰 핫스팟에 연결. Python 3.12 venv (2026-10-16 다시 만듦, 테스트 전체 통과)</w:t>
             </w:r>
           </w:p>
         </w:tc>
@@ -697,7 +811,7 @@
                 <w:rFonts w:ascii="맑은 고딕" w:hAnsi="맑은 고딕" w:eastAsia="맑은 고딕" w:cs="맑은 고딕"/>
                 <w:sz w:val="18"/>
               </w:rPr>
-              <w:t>아두이노 UNO</w:t>
+              <w:t>라즈베리파이4</w:t>
             </w:r>
           </w:p>
         </w:tc>
@@ -711,7 +825,7 @@
                 <w:rFonts w:ascii="맑은 고딕" w:hAnsi="맑은 고딕" w:eastAsia="맑은 고딕" w:cs="맑은 고딕"/>
                 <w:sz w:val="18"/>
               </w:rPr>
-              <w:t>Arduino C++ 스케치. arduino-cli 1.5.1 + arduino:avr 1.8.8 + LiquidCrystal I2C 1.1.2 (sketch.yaml 프로필). CH340/CH341 호환보드 예정. UNO 프로토콜 코드 PC 테스트용 w64devkit g++ 16.2 (D:\Tools\w64devkit)</w:t>
+              <w:t>실제 실행 환경. Raspberry Pi OS Bookworm 64비트(aarch64, Python 3.11)로 확정 (2026-10-14). apt: picamera2·libzbar0·mosquitto / pip(venv --system-site-packages): requirements-pi.txt</w:t>
             </w:r>
           </w:p>
         </w:tc>
@@ -727,7 +841,7 @@
                 <w:rFonts w:ascii="맑은 고딕" w:hAnsi="맑은 고딕" w:eastAsia="맑은 고딕" w:cs="맑은 고딕"/>
                 <w:sz w:val="18"/>
               </w:rPr>
-              <w:t>로컬 브로커</w:t>
+              <w:t>아두이노 UNO</w:t>
             </w:r>
           </w:p>
         </w:tc>
@@ -741,7 +855,7 @@
                 <w:rFonts w:ascii="맑은 고딕" w:hAnsi="맑은 고딕" w:eastAsia="맑은 고딕" w:cs="맑은 고딕"/>
                 <w:sz w:val="18"/>
               </w:rPr>
-              <w:t>Mosquitto 2.1.2 (D:\Tools\mosquitto). Windows 서비스는 수동 시작으로 두고, 테스트가 임시 포트로 직접 실행·종료한다</w:t>
+              <w:t>Arduino C++ 스케치. arduino-cli 1.5.1 + arduino:avr 1.8.8 + LiquidCrystal I2C 1.1.2 (sketch.yaml 프로필). CH340/CH341 호환보드 예정. UNO 프로토콜 코드 PC 테스트용 w64devkit g++ 16.2 (D:\Tools\w64devkit)</w:t>
             </w:r>
           </w:p>
         </w:tc>
@@ -757,6 +871,36 @@
                 <w:rFonts w:ascii="맑은 고딕" w:hAnsi="맑은 고딕" w:eastAsia="맑은 고딕" w:cs="맑은 고딕"/>
                 <w:sz w:val="18"/>
               </w:rPr>
+              <w:t>로컬 브로커</w:t>
+            </w:r>
+          </w:p>
+        </w:tc>
+        <w:tc>
+          <w:tcPr>
+            <w:tcW w:type="dxa" w:w="7200"/>
+          </w:tcPr>
+          <w:p>
+            <w:r>
+              <w:rPr>
+                <w:rFonts w:ascii="맑은 고딕" w:hAnsi="맑은 고딕" w:eastAsia="맑은 고딕" w:cs="맑은 고딕"/>
+                <w:sz w:val="18"/>
+              </w:rPr>
+              <w:t>Mosquitto 2.1.2 (D:\Tools\mosquitto). Windows 서비스는 수동 시작으로 두고, 테스트가 임시 포트로 직접 실행·종료한다</w:t>
+            </w:r>
+          </w:p>
+        </w:tc>
+      </w:tr>
+      <w:tr>
+        <w:tc>
+          <w:tcPr>
+            <w:tcW w:type="dxa" w:w="1800"/>
+          </w:tcPr>
+          <w:p>
+            <w:r>
+              <w:rPr>
+                <w:rFonts w:ascii="맑은 고딕" w:hAnsi="맑은 고딕" w:eastAsia="맑은 고딕" w:cs="맑은 고딕"/>
+                <w:sz w:val="18"/>
+              </w:rPr>
               <w:t>버전 관리</w:t>
             </w:r>
           </w:p>
@@ -771,7 +915,7 @@
                 <w:rFonts w:ascii="맑은 고딕" w:hAnsi="맑은 고딕" w:eastAsia="맑은 고딕" w:cs="맑은 고딕"/>
                 <w:sz w:val="18"/>
               </w:rPr>
-              <w:t>Git + GitHub 비공개 저장소 JaeFree/major-project-4-2</w:t>
+              <w:t>Git + GitHub 저장소 JaeFree/major-project-4-2 (파이는 git pull로 코드 갱신)</w:t>
             </w:r>
           </w:p>
         </w:tc>
@@ -8164,21 +8308,2176 @@
         <w:pStyle w:val="Heading1"/>
       </w:pPr>
       <w:r>
-        <w:t>6. 다음 단계</w:t>
+        <w:t>6. 라즈베리파이 실제 배치 (2026-10-14 ~ 16)</w:t>
       </w:r>
     </w:p>
     <w:p>
       <w:pPr>
+        <w:pStyle w:val="Heading2"/>
+      </w:pPr>
+      <w:r>
+        <w:t>6.1 배치 구성</w:t>
+      </w:r>
+    </w:p>
+    <w:tbl>
+      <w:tblPr>
+        <w:tblStyle w:val="TableGrid"/>
+        <w:tblW w:type="auto" w:w="0"/>
+        <w:jc w:val="center"/>
+        <w:tblLook w:firstColumn="1" w:firstRow="1" w:lastColumn="0" w:lastRow="0" w:noHBand="0" w:noVBand="1" w:val="04A0"/>
+      </w:tblPr>
+      <w:tblGrid>
+        <w:gridCol w:w="2880"/>
+        <w:gridCol w:w="2880"/>
+        <w:gridCol w:w="2880"/>
+      </w:tblGrid>
+      <w:tr>
+        <w:tc>
+          <w:tcPr>
+            <w:tcW w:type="dxa" w:w="2000"/>
+          </w:tcPr>
+          <w:p>
+            <w:r>
+              <w:rPr>
+                <w:rFonts w:ascii="맑은 고딕" w:hAnsi="맑은 고딕" w:eastAsia="맑은 고딕" w:cs="맑은 고딕"/>
+                <w:sz w:val="18"/>
+              </w:rPr>
+            </w:r>
+            <w:r>
+              <w:rPr>
+                <w:rFonts w:ascii="맑은 고딕" w:hAnsi="맑은 고딕" w:eastAsia="맑은 고딕" w:cs="맑은 고딕"/>
+                <w:b/>
+                <w:sz w:val="18"/>
+              </w:rPr>
+              <w:t>위치</w:t>
+            </w:r>
+          </w:p>
+        </w:tc>
+        <w:tc>
+          <w:tcPr>
+            <w:tcW w:type="dxa" w:w="3000"/>
+          </w:tcPr>
+          <w:p>
+            <w:r>
+              <w:rPr>
+                <w:rFonts w:ascii="맑은 고딕" w:hAnsi="맑은 고딕" w:eastAsia="맑은 고딕" w:cs="맑은 고딕"/>
+                <w:sz w:val="18"/>
+              </w:rPr>
+            </w:r>
+            <w:r>
+              <w:rPr>
+                <w:rFonts w:ascii="맑은 고딕" w:hAnsi="맑은 고딕" w:eastAsia="맑은 고딕" w:cs="맑은 고딕"/>
+                <w:b/>
+                <w:sz w:val="18"/>
+              </w:rPr>
+              <w:t>실행하는 것</w:t>
+            </w:r>
+          </w:p>
+        </w:tc>
+        <w:tc>
+          <w:tcPr>
+            <w:tcW w:type="dxa" w:w="4000"/>
+          </w:tcPr>
+          <w:p>
+            <w:r>
+              <w:rPr>
+                <w:rFonts w:ascii="맑은 고딕" w:hAnsi="맑은 고딕" w:eastAsia="맑은 고딕" w:cs="맑은 고딕"/>
+                <w:sz w:val="18"/>
+              </w:rPr>
+            </w:r>
+            <w:r>
+              <w:rPr>
+                <w:rFonts w:ascii="맑은 고딕" w:hAnsi="맑은 고딕" w:eastAsia="맑은 고딕" w:cs="맑은 고딕"/>
+                <w:b/>
+                <w:sz w:val="18"/>
+              </w:rPr>
+              <w:t>비고</w:t>
+            </w:r>
+          </w:p>
+        </w:tc>
+      </w:tr>
+      <w:tr>
+        <w:tc>
+          <w:tcPr>
+            <w:tcW w:type="dxa" w:w="2000"/>
+          </w:tcPr>
+          <w:p>
+            <w:r>
+              <w:rPr>
+                <w:rFonts w:ascii="맑은 고딕" w:hAnsi="맑은 고딕" w:eastAsia="맑은 고딕" w:cs="맑은 고딕"/>
+                <w:sz w:val="18"/>
+              </w:rPr>
+              <w:t>Windows PC (학교)</w:t>
+            </w:r>
+          </w:p>
+        </w:tc>
+        <w:tc>
+          <w:tcPr>
+            <w:tcW w:type="dxa" w:w="3000"/>
+          </w:tcPr>
+          <w:p>
+            <w:r>
+              <w:rPr>
+                <w:rFonts w:ascii="맑은 고딕" w:hAnsi="맑은 고딕" w:eastAsia="맑은 고딕" w:cs="맑은 고딕"/>
+                <w:sz w:val="18"/>
+              </w:rPr>
+              <w:t>스캐너 (scanner_app), USB 웹캠</w:t>
+            </w:r>
+          </w:p>
+        </w:tc>
+        <w:tc>
+          <w:tcPr>
+            <w:tcW w:type="dxa" w:w="4000"/>
+          </w:tcPr>
+          <w:p>
+            <w:r>
+              <w:rPr>
+                <w:rFonts w:ascii="맑은 고딕" w:hAnsi="맑은 고딕" w:eastAsia="맑은 고딕" w:cs="맑은 고딕"/>
+                <w:sz w:val="18"/>
+              </w:rPr>
+              <w:t>config/scanner.ini: camera = usb, host = a2500.local, mode = presence. 비밀번호 config/dock-01.pass</w:t>
+            </w:r>
+          </w:p>
+        </w:tc>
+      </w:tr>
+      <w:tr>
+        <w:tc>
+          <w:tcPr>
+            <w:tcW w:type="dxa" w:w="2000"/>
+          </w:tcPr>
+          <w:p>
+            <w:r>
+              <w:rPr>
+                <w:rFonts w:ascii="맑은 고딕" w:hAnsi="맑은 고딕" w:eastAsia="맑은 고딕" w:cs="맑은 고딕"/>
+                <w:sz w:val="18"/>
+              </w:rPr>
+              <w:t>라즈베리파이4 (a2500)</w:t>
+            </w:r>
+          </w:p>
+        </w:tc>
+        <w:tc>
+          <w:tcPr>
+            <w:tcW w:type="dxa" w:w="3000"/>
+          </w:tcPr>
+          <w:p>
+            <w:r>
+              <w:rPr>
+                <w:rFonts w:ascii="맑은 고딕" w:hAnsi="맑은 고딕" w:eastAsia="맑은 고딕" w:cs="맑은 고딕"/>
+                <w:sz w:val="18"/>
+              </w:rPr>
+              <w:t>Mosquitto, db-writer, forwarder (systemd)</w:t>
+            </w:r>
+          </w:p>
+        </w:tc>
+        <w:tc>
+          <w:tcPr>
+            <w:tcW w:type="dxa" w:w="4000"/>
+          </w:tcPr>
+          <w:p>
+            <w:r>
+              <w:rPr>
+                <w:rFonts w:ascii="맑은 고딕" w:hAnsi="맑은 고딕" w:eastAsia="맑은 고딕" w:cs="맑은 고딕"/>
+                <w:sz w:val="18"/>
+              </w:rPr>
+              <w:t>Bookworm 64비트, ~/barcode, .venv. 로케일 en_US.UTF-8</w:t>
+            </w:r>
+          </w:p>
+        </w:tc>
+      </w:tr>
+      <w:tr>
+        <w:tc>
+          <w:tcPr>
+            <w:tcW w:type="dxa" w:w="2000"/>
+          </w:tcPr>
+          <w:p>
+            <w:r>
+              <w:rPr>
+                <w:rFonts w:ascii="맑은 고딕" w:hAnsi="맑은 고딕" w:eastAsia="맑은 고딕" w:cs="맑은 고딕"/>
+                <w:sz w:val="18"/>
+              </w:rPr>
+              <w:t>네트워크</w:t>
+            </w:r>
+          </w:p>
+        </w:tc>
+        <w:tc>
+          <w:tcPr>
+            <w:tcW w:type="dxa" w:w="3000"/>
+          </w:tcPr>
+          <w:p>
+            <w:r>
+              <w:rPr>
+                <w:rFonts w:ascii="맑은 고딕" w:hAnsi="맑은 고딕" w:eastAsia="맑은 고딕" w:cs="맑은 고딕"/>
+                <w:sz w:val="18"/>
+              </w:rPr>
+              <w:t>아이폰 핫스팟 (172.20.10.x)</w:t>
+            </w:r>
+          </w:p>
+        </w:tc>
+        <w:tc>
+          <w:tcPr>
+            <w:tcW w:type="dxa" w:w="4000"/>
+          </w:tcPr>
+          <w:p>
+            <w:r>
+              <w:rPr>
+                <w:rFonts w:ascii="맑은 고딕" w:hAnsi="맑은 고딕" w:eastAsia="맑은 고딕" w:cs="맑은 고딕"/>
+                <w:sz w:val="18"/>
+              </w:rPr>
+              <w:t>PC는 유선 랜만 있어 USB Wi-Fi 어댑터로 연결. 파이 IP가 바뀔 수 있어 mDNS 이름(a2500.local) 사용. 핫스팟으로 인터넷·NTP 사용 가능</w:t>
+            </w:r>
+          </w:p>
+        </w:tc>
+      </w:tr>
+    </w:tbl>
+    <w:p/>
+    <w:p>
+      <w:pPr>
+        <w:pStyle w:val="Heading2"/>
+      </w:pPr>
+      <w:r>
+        <w:t>6.2 배치 순서와 결과</w:t>
+      </w:r>
+    </w:p>
+    <w:tbl>
+      <w:tblPr>
+        <w:tblStyle w:val="TableGrid"/>
+        <w:tblW w:type="auto" w:w="0"/>
+        <w:jc w:val="center"/>
+        <w:tblLook w:firstColumn="1" w:firstRow="1" w:lastColumn="0" w:lastRow="0" w:noHBand="0" w:noVBand="1" w:val="04A0"/>
+      </w:tblPr>
+      <w:tblGrid>
+        <w:gridCol w:w="2880"/>
+        <w:gridCol w:w="2880"/>
+        <w:gridCol w:w="2880"/>
+      </w:tblGrid>
+      <w:tr>
+        <w:tc>
+          <w:tcPr>
+            <w:tcW w:type="dxa" w:w="700"/>
+          </w:tcPr>
+          <w:p>
+            <w:r>
+              <w:rPr>
+                <w:rFonts w:ascii="맑은 고딕" w:hAnsi="맑은 고딕" w:eastAsia="맑은 고딕" w:cs="맑은 고딕"/>
+                <w:sz w:val="18"/>
+              </w:rPr>
+            </w:r>
+            <w:r>
+              <w:rPr>
+                <w:rFonts w:ascii="맑은 고딕" w:hAnsi="맑은 고딕" w:eastAsia="맑은 고딕" w:cs="맑은 고딕"/>
+                <w:b/>
+                <w:sz w:val="18"/>
+              </w:rPr>
+              <w:t>순서</w:t>
+            </w:r>
+          </w:p>
+        </w:tc>
+        <w:tc>
+          <w:tcPr>
+            <w:tcW w:type="dxa" w:w="3600"/>
+          </w:tcPr>
+          <w:p>
+            <w:r>
+              <w:rPr>
+                <w:rFonts w:ascii="맑은 고딕" w:hAnsi="맑은 고딕" w:eastAsia="맑은 고딕" w:cs="맑은 고딕"/>
+                <w:sz w:val="18"/>
+              </w:rPr>
+            </w:r>
+            <w:r>
+              <w:rPr>
+                <w:rFonts w:ascii="맑은 고딕" w:hAnsi="맑은 고딕" w:eastAsia="맑은 고딕" w:cs="맑은 고딕"/>
+                <w:b/>
+                <w:sz w:val="18"/>
+              </w:rPr>
+              <w:t>할 일</w:t>
+            </w:r>
+          </w:p>
+        </w:tc>
+        <w:tc>
+          <w:tcPr>
+            <w:tcW w:type="dxa" w:w="4700"/>
+          </w:tcPr>
+          <w:p>
+            <w:r>
+              <w:rPr>
+                <w:rFonts w:ascii="맑은 고딕" w:hAnsi="맑은 고딕" w:eastAsia="맑은 고딕" w:cs="맑은 고딕"/>
+                <w:sz w:val="18"/>
+              </w:rPr>
+            </w:r>
+            <w:r>
+              <w:rPr>
+                <w:rFonts w:ascii="맑은 고딕" w:hAnsi="맑은 고딕" w:eastAsia="맑은 고딕" w:cs="맑은 고딕"/>
+                <w:b/>
+                <w:sz w:val="18"/>
+              </w:rPr>
+              <w:t>결과</w:t>
+            </w:r>
+          </w:p>
+        </w:tc>
+      </w:tr>
+      <w:tr>
+        <w:tc>
+          <w:tcPr>
+            <w:tcW w:type="dxa" w:w="700"/>
+          </w:tcPr>
+          <w:p>
+            <w:r>
+              <w:rPr>
+                <w:rFonts w:ascii="맑은 고딕" w:hAnsi="맑은 고딕" w:eastAsia="맑은 고딕" w:cs="맑은 고딕"/>
+                <w:sz w:val="18"/>
+              </w:rPr>
+              <w:t>1</w:t>
+            </w:r>
+          </w:p>
+        </w:tc>
+        <w:tc>
+          <w:tcPr>
+            <w:tcW w:type="dxa" w:w="3600"/>
+          </w:tcPr>
+          <w:p>
+            <w:r>
+              <w:rPr>
+                <w:rFonts w:ascii="맑은 고딕" w:hAnsi="맑은 고딕" w:eastAsia="맑은 고딕" w:cs="맑은 고딕"/>
+                <w:sz w:val="18"/>
+              </w:rPr>
+              <w:t>파이 IP·호스트명 확인</w:t>
+            </w:r>
+          </w:p>
+        </w:tc>
+        <w:tc>
+          <w:tcPr>
+            <w:tcW w:type="dxa" w:w="4700"/>
+          </w:tcPr>
+          <w:p>
+            <w:r>
+              <w:rPr>
+                <w:rFonts w:ascii="맑은 고딕" w:hAnsi="맑은 고딕" w:eastAsia="맑은 고딕" w:cs="맑은 고딕"/>
+                <w:sz w:val="18"/>
+              </w:rPr>
+              <w:t>a2500, 172.20.10.7</w:t>
+            </w:r>
+          </w:p>
+        </w:tc>
+      </w:tr>
+      <w:tr>
+        <w:tc>
+          <w:tcPr>
+            <w:tcW w:type="dxa" w:w="700"/>
+          </w:tcPr>
+          <w:p>
+            <w:r>
+              <w:rPr>
+                <w:rFonts w:ascii="맑은 고딕" w:hAnsi="맑은 고딕" w:eastAsia="맑은 고딕" w:cs="맑은 고딕"/>
+                <w:sz w:val="18"/>
+              </w:rPr>
+              <w:t>2</w:t>
+            </w:r>
+          </w:p>
+        </w:tc>
+        <w:tc>
+          <w:tcPr>
+            <w:tcW w:type="dxa" w:w="3600"/>
+          </w:tcPr>
+          <w:p>
+            <w:r>
+              <w:rPr>
+                <w:rFonts w:ascii="맑은 고딕" w:hAnsi="맑은 고딕" w:eastAsia="맑은 고딕" w:cs="맑은 고딕"/>
+                <w:sz w:val="18"/>
+              </w:rPr>
+              <w:t>PC → 파이 브로커 접속</w:t>
+            </w:r>
+          </w:p>
+        </w:tc>
+        <w:tc>
+          <w:tcPr>
+            <w:tcW w:type="dxa" w:w="4700"/>
+          </w:tcPr>
+          <w:p>
+            <w:r>
+              <w:rPr>
+                <w:rFonts w:ascii="맑은 고딕" w:hAnsi="맑은 고딕" w:eastAsia="맑은 고딕" w:cs="맑은 고딕"/>
+                <w:sz w:val="18"/>
+              </w:rPr>
+              <w:t>a2500.local:1883 접속 성공</w:t>
+            </w:r>
+          </w:p>
+        </w:tc>
+      </w:tr>
+      <w:tr>
+        <w:tc>
+          <w:tcPr>
+            <w:tcW w:type="dxa" w:w="700"/>
+          </w:tcPr>
+          <w:p>
+            <w:r>
+              <w:rPr>
+                <w:rFonts w:ascii="맑은 고딕" w:hAnsi="맑은 고딕" w:eastAsia="맑은 고딕" w:cs="맑은 고딕"/>
+                <w:sz w:val="18"/>
+              </w:rPr>
+              <w:t>3</w:t>
+            </w:r>
+          </w:p>
+        </w:tc>
+        <w:tc>
+          <w:tcPr>
+            <w:tcW w:type="dxa" w:w="3600"/>
+          </w:tcPr>
+          <w:p>
+            <w:r>
+              <w:rPr>
+                <w:rFonts w:ascii="맑은 고딕" w:hAnsi="맑은 고딕" w:eastAsia="맑은 고딕" w:cs="맑은 고딕"/>
+                <w:sz w:val="18"/>
+              </w:rPr>
+              <w:t>브로커 사용자 등록, db-writer 설정·실행·서비스 등록</w:t>
+            </w:r>
+          </w:p>
+        </w:tc>
+        <w:tc>
+          <w:tcPr>
+            <w:tcW w:type="dxa" w:w="4700"/>
+          </w:tcPr>
+          <w:p>
+            <w:r>
+              <w:rPr>
+                <w:rFonts w:ascii="맑은 고딕" w:hAnsi="맑은 고딕" w:eastAsia="맑은 고딕" w:cs="맑은 고딕"/>
+                <w:sz w:val="18"/>
+              </w:rPr>
+              <w:t>MQTT 연결·구독 확인, 재부팅 후 자동 실행</w:t>
+            </w:r>
+          </w:p>
+        </w:tc>
+      </w:tr>
+      <w:tr>
+        <w:tc>
+          <w:tcPr>
+            <w:tcW w:type="dxa" w:w="700"/>
+          </w:tcPr>
+          <w:p>
+            <w:r>
+              <w:rPr>
+                <w:rFonts w:ascii="맑은 고딕" w:hAnsi="맑은 고딕" w:eastAsia="맑은 고딕" w:cs="맑은 고딕"/>
+                <w:sz w:val="18"/>
+              </w:rPr>
+              <w:t>4</w:t>
+            </w:r>
+          </w:p>
+        </w:tc>
+        <w:tc>
+          <w:tcPr>
+            <w:tcW w:type="dxa" w:w="3600"/>
+          </w:tcPr>
+          <w:p>
+            <w:r>
+              <w:rPr>
+                <w:rFonts w:ascii="맑은 고딕" w:hAnsi="맑은 고딕" w:eastAsia="맑은 고딕" w:cs="맑은 고딕"/>
+                <w:sz w:val="18"/>
+              </w:rPr>
+              <w:t>PC 스캐너 설정·비밀번호 파일</w:t>
+            </w:r>
+          </w:p>
+        </w:tc>
+        <w:tc>
+          <w:tcPr>
+            <w:tcW w:type="dxa" w:w="4700"/>
+          </w:tcPr>
+          <w:p>
+            <w:r>
+              <w:rPr>
+                <w:rFonts w:ascii="맑은 고딕" w:hAnsi="맑은 고딕" w:eastAsia="맑은 고딕" w:cs="맑은 고딕"/>
+                <w:sz w:val="18"/>
+              </w:rPr>
+              <w:t>완료</w:t>
+            </w:r>
+          </w:p>
+        </w:tc>
+      </w:tr>
+      <w:tr>
+        <w:tc>
+          <w:tcPr>
+            <w:tcW w:type="dxa" w:w="700"/>
+          </w:tcPr>
+          <w:p>
+            <w:r>
+              <w:rPr>
+                <w:rFonts w:ascii="맑은 고딕" w:hAnsi="맑은 고딕" w:eastAsia="맑은 고딕" w:cs="맑은 고딕"/>
+                <w:sz w:val="18"/>
+              </w:rPr>
+              <w:t>5</w:t>
+            </w:r>
+          </w:p>
+        </w:tc>
+        <w:tc>
+          <w:tcPr>
+            <w:tcW w:type="dxa" w:w="3600"/>
+          </w:tcPr>
+          <w:p>
+            <w:r>
+              <w:rPr>
+                <w:rFonts w:ascii="맑은 고딕" w:hAnsi="맑은 고딕" w:eastAsia="맑은 고딕" w:cs="맑은 고딕"/>
+                <w:sz w:val="18"/>
+              </w:rPr>
+              <w:t>웹캠 실물 스캔 → 파이 DB</w:t>
+            </w:r>
+          </w:p>
+        </w:tc>
+        <w:tc>
+          <w:tcPr>
+            <w:tcW w:type="dxa" w:w="4700"/>
+          </w:tcPr>
+          <w:p>
+            <w:r>
+              <w:rPr>
+                <w:rFonts w:ascii="맑은 고딕" w:hAnsi="맑은 고딕" w:eastAsia="맑은 고딕" w:cs="맑은 고딕"/>
+                <w:sz w:val="18"/>
+              </w:rPr>
+              <w:t>14건 저장, scanners online, gaps 없음</w:t>
+            </w:r>
+          </w:p>
+        </w:tc>
+      </w:tr>
+      <w:tr>
+        <w:tc>
+          <w:tcPr>
+            <w:tcW w:type="dxa" w:w="700"/>
+          </w:tcPr>
+          <w:p>
+            <w:r>
+              <w:rPr>
+                <w:rFonts w:ascii="맑은 고딕" w:hAnsi="맑은 고딕" w:eastAsia="맑은 고딕" w:cs="맑은 고딕"/>
+                <w:sz w:val="18"/>
+              </w:rPr>
+              <w:t>6</w:t>
+            </w:r>
+          </w:p>
+        </w:tc>
+        <w:tc>
+          <w:tcPr>
+            <w:tcW w:type="dxa" w:w="3600"/>
+          </w:tcPr>
+          <w:p>
+            <w:r>
+              <w:rPr>
+                <w:rFonts w:ascii="맑은 고딕" w:hAnsi="맑은 고딕" w:eastAsia="맑은 고딕" w:cs="맑은 고딕"/>
+                <w:sz w:val="18"/>
+              </w:rPr>
+              <w:t>끊김 시험</w:t>
+            </w:r>
+          </w:p>
+        </w:tc>
+        <w:tc>
+          <w:tcPr>
+            <w:tcW w:type="dxa" w:w="4700"/>
+          </w:tcPr>
+          <w:p>
+            <w:r>
+              <w:rPr>
+                <w:rFonts w:ascii="맑은 고딕" w:hAnsi="맑은 고딕" w:eastAsia="맑은 고딕" w:cs="맑은 고딕"/>
+                <w:sz w:val="18"/>
+              </w:rPr>
+              <w:t>db-writer 정지 중 스캔 → 재실행 즉시 저장, PC Wi-Fi 끊김 중 스캔 → 재연결 시 저장, gaps 없음</w:t>
+            </w:r>
+          </w:p>
+        </w:tc>
+      </w:tr>
+    </w:tbl>
+    <w:p/>
+    <w:p>
+      <w:pPr>
+        <w:pStyle w:val="Heading2"/>
+      </w:pPr>
+      <w:r>
+        <w:t>6.3 배치 중 발견한 문제와 조치</w:t>
+      </w:r>
+    </w:p>
+    <w:tbl>
+      <w:tblPr>
+        <w:tblStyle w:val="TableGrid"/>
+        <w:tblW w:type="auto" w:w="0"/>
+        <w:jc w:val="center"/>
+        <w:tblLook w:firstColumn="1" w:firstRow="1" w:lastColumn="0" w:lastRow="0" w:noHBand="0" w:noVBand="1" w:val="04A0"/>
+      </w:tblPr>
+      <w:tblGrid>
+        <w:gridCol w:w="2880"/>
+        <w:gridCol w:w="2880"/>
+        <w:gridCol w:w="2880"/>
+      </w:tblGrid>
+      <w:tr>
+        <w:tc>
+          <w:tcPr>
+            <w:tcW w:type="dxa" w:w="3000"/>
+          </w:tcPr>
+          <w:p>
+            <w:r>
+              <w:rPr>
+                <w:rFonts w:ascii="맑은 고딕" w:hAnsi="맑은 고딕" w:eastAsia="맑은 고딕" w:cs="맑은 고딕"/>
+                <w:sz w:val="18"/>
+              </w:rPr>
+            </w:r>
+            <w:r>
+              <w:rPr>
+                <w:rFonts w:ascii="맑은 고딕" w:hAnsi="맑은 고딕" w:eastAsia="맑은 고딕" w:cs="맑은 고딕"/>
+                <w:b/>
+                <w:sz w:val="18"/>
+              </w:rPr>
+              <w:t>문제</w:t>
+            </w:r>
+          </w:p>
+        </w:tc>
+        <w:tc>
+          <w:tcPr>
+            <w:tcW w:type="dxa" w:w="3000"/>
+          </w:tcPr>
+          <w:p>
+            <w:r>
+              <w:rPr>
+                <w:rFonts w:ascii="맑은 고딕" w:hAnsi="맑은 고딕" w:eastAsia="맑은 고딕" w:cs="맑은 고딕"/>
+                <w:sz w:val="18"/>
+              </w:rPr>
+            </w:r>
+            <w:r>
+              <w:rPr>
+                <w:rFonts w:ascii="맑은 고딕" w:hAnsi="맑은 고딕" w:eastAsia="맑은 고딕" w:cs="맑은 고딕"/>
+                <w:b/>
+                <w:sz w:val="18"/>
+              </w:rPr>
+              <w:t>원인</w:t>
+            </w:r>
+          </w:p>
+        </w:tc>
+        <w:tc>
+          <w:tcPr>
+            <w:tcW w:type="dxa" w:w="3000"/>
+          </w:tcPr>
+          <w:p>
+            <w:r>
+              <w:rPr>
+                <w:rFonts w:ascii="맑은 고딕" w:hAnsi="맑은 고딕" w:eastAsia="맑은 고딕" w:cs="맑은 고딕"/>
+                <w:sz w:val="18"/>
+              </w:rPr>
+            </w:r>
+            <w:r>
+              <w:rPr>
+                <w:rFonts w:ascii="맑은 고딕" w:hAnsi="맑은 고딕" w:eastAsia="맑은 고딕" w:cs="맑은 고딕"/>
+                <w:b/>
+                <w:sz w:val="18"/>
+              </w:rPr>
+              <w:t>조치</w:t>
+            </w:r>
+          </w:p>
+        </w:tc>
+      </w:tr>
+      <w:tr>
+        <w:tc>
+          <w:tcPr>
+            <w:tcW w:type="dxa" w:w="3000"/>
+          </w:tcPr>
+          <w:p>
+            <w:r>
+              <w:rPr>
+                <w:rFonts w:ascii="맑은 고딕" w:hAnsi="맑은 고딕" w:eastAsia="맑은 고딕" w:cs="맑은 고딕"/>
+                <w:sz w:val="18"/>
+              </w:rPr>
+              <w:t>카메라 앱 오류 0xA00F4244 (카메라 없음)</w:t>
+            </w:r>
+          </w:p>
+        </w:tc>
+        <w:tc>
+          <w:tcPr>
+            <w:tcW w:type="dxa" w:w="3000"/>
+          </w:tcPr>
+          <w:p>
+            <w:r>
+              <w:rPr>
+                <w:rFonts w:ascii="맑은 고딕" w:hAnsi="맑은 고딕" w:eastAsia="맑은 고딕" w:cs="맑은 고딕"/>
+                <w:sz w:val="18"/>
+              </w:rPr>
+              <w:t>웹캠이 USB 장치로 아예 감지되지 않음 (앞면 포트)</w:t>
+            </w:r>
+          </w:p>
+        </w:tc>
+        <w:tc>
+          <w:tcPr>
+            <w:tcW w:type="dxa" w:w="3000"/>
+          </w:tcPr>
+          <w:p>
+            <w:r>
+              <w:rPr>
+                <w:rFonts w:ascii="맑은 고딕" w:hAnsi="맑은 고딕" w:eastAsia="맑은 고딕" w:cs="맑은 고딕"/>
+                <w:sz w:val="18"/>
+              </w:rPr>
+              <w:t>본체 뒷면 포트에 연결 → HD 4MP WEBCAM 인식</w:t>
+            </w:r>
+          </w:p>
+        </w:tc>
+      </w:tr>
+      <w:tr>
+        <w:tc>
+          <w:tcPr>
+            <w:tcW w:type="dxa" w:w="3000"/>
+          </w:tcPr>
+          <w:p>
+            <w:r>
+              <w:rPr>
+                <w:rFonts w:ascii="맑은 고딕" w:hAnsi="맑은 고딕" w:eastAsia="맑은 고딕" w:cs="맑은 고딕"/>
+                <w:sz w:val="18"/>
+              </w:rPr>
+              <w:t>PC에서 venv 실행 불가 (No Python at D:\Tools\Python311)</w:t>
+            </w:r>
+          </w:p>
+        </w:tc>
+        <w:tc>
+          <w:tcPr>
+            <w:tcW w:type="dxa" w:w="3000"/>
+          </w:tcPr>
+          <w:p>
+            <w:r>
+              <w:rPr>
+                <w:rFonts w:ascii="맑은 고딕" w:hAnsi="맑은 고딕" w:eastAsia="맑은 고딕" w:cs="맑은 고딕"/>
+                <w:sz w:val="18"/>
+              </w:rPr>
+              <w:t>다른 PC에서 만든 .venv를 복사해 옴</w:t>
+            </w:r>
+          </w:p>
+        </w:tc>
+        <w:tc>
+          <w:tcPr>
+            <w:tcW w:type="dxa" w:w="3000"/>
+          </w:tcPr>
+          <w:p>
+            <w:r>
+              <w:rPr>
+                <w:rFonts w:ascii="맑은 고딕" w:hAnsi="맑은 고딕" w:eastAsia="맑은 고딕" w:cs="맑은 고딕"/>
+                <w:sz w:val="18"/>
+              </w:rPr>
+              <w:t>학교 PC의 Python 3.12로 .venv를 다시 만듦, 전체 테스트 통과</w:t>
+            </w:r>
+          </w:p>
+        </w:tc>
+      </w:tr>
+      <w:tr>
+        <w:tc>
+          <w:tcPr>
+            <w:tcW w:type="dxa" w:w="3000"/>
+          </w:tcPr>
+          <w:p>
+            <w:r>
+              <w:rPr>
+                <w:rFonts w:ascii="맑은 고딕" w:hAnsi="맑은 고딕" w:eastAsia="맑은 고딕" w:cs="맑은 고딕"/>
+                <w:sz w:val="18"/>
+              </w:rPr>
+              <w:t>흐릴 때 CODE128을 EAN8/EAN13으로 잘못 읽음 (14건 중 6건)</w:t>
+            </w:r>
+          </w:p>
+        </w:tc>
+        <w:tc>
+          <w:tcPr>
+            <w:tcW w:type="dxa" w:w="3000"/>
+          </w:tcPr>
+          <w:p>
+            <w:r>
+              <w:rPr>
+                <w:rFonts w:ascii="맑은 고딕" w:hAnsi="맑은 고딕" w:eastAsia="맑은 고딕" w:cs="맑은 고딕"/>
+                <w:sz w:val="18"/>
+              </w:rPr>
+              <w:t>OpenCV(EAN/UPC 담당)의 오인식, confirm=2도 통과</w:t>
+            </w:r>
+          </w:p>
+        </w:tc>
+        <w:tc>
+          <w:tcPr>
+            <w:tcW w:type="dxa" w:w="3000"/>
+          </w:tcPr>
+          <w:p>
+            <w:r>
+              <w:rPr>
+                <w:rFonts w:ascii="맑은 고딕" w:hAnsi="맑은 고딕" w:eastAsia="맑은 고딕" w:cs="맑은 고딕"/>
+                <w:sz w:val="18"/>
+              </w:rPr>
+              <w:t>중간고사: 대시보드 전송은 CODE128만 보내 재고 영향 없음. 기말고사: 읽을 종류 설정(types) 추가 예정</w:t>
+            </w:r>
+          </w:p>
+        </w:tc>
+      </w:tr>
+      <w:tr>
+        <w:tc>
+          <w:tcPr>
+            <w:tcW w:type="dxa" w:w="3000"/>
+          </w:tcPr>
+          <w:p>
+            <w:r>
+              <w:rPr>
+                <w:rFonts w:ascii="맑은 고딕" w:hAnsi="맑은 고딕" w:eastAsia="맑은 고딕" w:cs="맑은 고딕"/>
+                <w:sz w:val="18"/>
+              </w:rPr>
+              <w:t>계속 비추면 3초마다 다시 기록</w:t>
+            </w:r>
+          </w:p>
+        </w:tc>
+        <w:tc>
+          <w:tcPr>
+            <w:tcW w:type="dxa" w:w="3000"/>
+          </w:tcPr>
+          <w:p>
+            <w:r>
+              <w:rPr>
+                <w:rFonts w:ascii="맑은 고딕" w:hAnsi="맑은 고딕" w:eastAsia="맑은 고딕" w:cs="맑은 고딕"/>
+                <w:sz w:val="18"/>
+              </w:rPr>
+              <w:t>mode = interval</w:t>
+            </w:r>
+          </w:p>
+        </w:tc>
+        <w:tc>
+          <w:tcPr>
+            <w:tcW w:type="dxa" w:w="3000"/>
+          </w:tcPr>
+          <w:p>
+            <w:r>
+              <w:rPr>
+                <w:rFonts w:ascii="맑은 고딕" w:hAnsi="맑은 고딕" w:eastAsia="맑은 고딕" w:cs="맑은 고딕"/>
+                <w:sz w:val="18"/>
+              </w:rPr>
+              <w:t>PC 설정을 mode = presence로 변경 (대시보드 재고 중복 방지)</w:t>
+            </w:r>
+          </w:p>
+        </w:tc>
+      </w:tr>
+    </w:tbl>
+    <w:p/>
+    <w:p>
+      <w:pPr>
+        <w:pStyle w:val="Heading1"/>
+      </w:pPr>
+      <w:r>
+        <w:t>7. 4단계: 파이 DB → 외부 재고 대시보드 전송</w:t>
+      </w:r>
+    </w:p>
+    <w:p>
+      <w:pPr>
+        <w:pStyle w:val="Heading2"/>
+      </w:pPr>
+      <w:r>
+        <w:t>7.1 대시보드 API (팀원 제작, 수정하지 않음)</w:t>
+      </w:r>
+    </w:p>
+    <w:p>
+      <w:r>
+        <w:rPr>
+          <w:b w:val="0"/>
+        </w:rPr>
+        <w:t>대시보드: https://dashboard.oswdev.cloud/ , 저장소 github.com/ohdongE/ErpSystem (Express + Firestore). 대시보드는 최대한 수정하지 않기로 해 기존 API에 맞췄다.</w:t>
+      </w:r>
+    </w:p>
+    <w:tbl>
+      <w:tblPr>
+        <w:tblStyle w:val="TableGrid"/>
+        <w:tblW w:type="auto" w:w="0"/>
+        <w:jc w:val="center"/>
+        <w:tblLook w:firstColumn="1" w:firstRow="1" w:lastColumn="0" w:lastRow="0" w:noHBand="0" w:noVBand="1" w:val="04A0"/>
+      </w:tblPr>
+      <w:tblGrid>
+        <w:gridCol w:w="4320"/>
+        <w:gridCol w:w="4320"/>
+      </w:tblGrid>
+      <w:tr>
+        <w:tc>
+          <w:tcPr>
+            <w:tcW w:type="dxa" w:w="3000"/>
+          </w:tcPr>
+          <w:p>
+            <w:r>
+              <w:rPr>
+                <w:rFonts w:ascii="맑은 고딕" w:hAnsi="맑은 고딕" w:eastAsia="맑은 고딕" w:cs="맑은 고딕"/>
+                <w:sz w:val="18"/>
+              </w:rPr>
+            </w:r>
+            <w:r>
+              <w:rPr>
+                <w:rFonts w:ascii="맑은 고딕" w:hAnsi="맑은 고딕" w:eastAsia="맑은 고딕" w:cs="맑은 고딕"/>
+                <w:b/>
+                <w:sz w:val="18"/>
+              </w:rPr>
+              <w:t>API</w:t>
+            </w:r>
+          </w:p>
+        </w:tc>
+        <w:tc>
+          <w:tcPr>
+            <w:tcW w:type="dxa" w:w="6000"/>
+          </w:tcPr>
+          <w:p>
+            <w:r>
+              <w:rPr>
+                <w:rFonts w:ascii="맑은 고딕" w:hAnsi="맑은 고딕" w:eastAsia="맑은 고딕" w:cs="맑은 고딕"/>
+                <w:sz w:val="18"/>
+              </w:rPr>
+            </w:r>
+            <w:r>
+              <w:rPr>
+                <w:rFonts w:ascii="맑은 고딕" w:hAnsi="맑은 고딕" w:eastAsia="맑은 고딕" w:cs="맑은 고딕"/>
+                <w:b/>
+                <w:sz w:val="18"/>
+              </w:rPr>
+              <w:t>내용</w:t>
+            </w:r>
+          </w:p>
+        </w:tc>
+      </w:tr>
+      <w:tr>
+        <w:tc>
+          <w:tcPr>
+            <w:tcW w:type="dxa" w:w="3000"/>
+          </w:tcPr>
+          <w:p>
+            <w:r>
+              <w:rPr>
+                <w:rFonts w:ascii="맑은 고딕" w:hAnsi="맑은 고딕" w:eastAsia="맑은 고딕" w:cs="맑은 고딕"/>
+                <w:sz w:val="18"/>
+              </w:rPr>
+              <w:t>POST /api/scan</w:t>
+            </w:r>
+          </w:p>
+        </w:tc>
+        <w:tc>
+          <w:tcPr>
+            <w:tcW w:type="dxa" w:w="6000"/>
+          </w:tcPr>
+          <w:p>
+            <w:r>
+              <w:rPr>
+                <w:rFonts w:ascii="맑은 고딕" w:hAnsi="맑은 고딕" w:eastAsia="맑은 고딕" w:cs="맑은 고딕"/>
+                <w:sz w:val="18"/>
+              </w:rPr>
+              <w:t>JSON {barcode, deviceId, timestamp} (모두 필수), 인증 없음 → {ok, barcode, transactionId}. 받을 때마다 재고 +1, 입고(IN) 이력 1건. 처음 보는 바코드는 상품 자동 생성</w:t>
+            </w:r>
+          </w:p>
+        </w:tc>
+      </w:tr>
+      <w:tr>
+        <w:tc>
+          <w:tcPr>
+            <w:tcW w:type="dxa" w:w="3000"/>
+          </w:tcPr>
+          <w:p>
+            <w:r>
+              <w:rPr>
+                <w:rFonts w:ascii="맑은 고딕" w:hAnsi="맑은 고딕" w:eastAsia="맑은 고딕" w:cs="맑은 고딕"/>
+                <w:sz w:val="18"/>
+              </w:rPr>
+              <w:t>GET /api/products/&lt;바코드&gt;/transactions</w:t>
+            </w:r>
+          </w:p>
+        </w:tc>
+        <w:tc>
+          <w:tcPr>
+            <w:tcW w:type="dxa" w:w="6000"/>
+          </w:tcPr>
+          <w:p>
+            <w:r>
+              <w:rPr>
+                <w:rFonts w:ascii="맑은 고딕" w:hAnsi="맑은 고딕" w:eastAsia="맑은 고딕" w:cs="맑은 고딕"/>
+                <w:sz w:val="18"/>
+              </w:rPr>
+              <w:t>그 상품의 최근 이력 50건 (timestamp 내림차순)</w:t>
+            </w:r>
+          </w:p>
+        </w:tc>
+      </w:tr>
+      <w:tr>
+        <w:tc>
+          <w:tcPr>
+            <w:tcW w:type="dxa" w:w="3000"/>
+          </w:tcPr>
+          <w:p>
+            <w:r>
+              <w:rPr>
+                <w:rFonts w:ascii="맑은 고딕" w:hAnsi="맑은 고딕" w:eastAsia="맑은 고딕" w:cs="맑은 고딕"/>
+                <w:sz w:val="18"/>
+              </w:rPr>
+              <w:t>주의</w:t>
+            </w:r>
+          </w:p>
+        </w:tc>
+        <w:tc>
+          <w:tcPr>
+            <w:tcW w:type="dxa" w:w="6000"/>
+          </w:tcPr>
+          <w:p>
+            <w:r>
+              <w:rPr>
+                <w:rFonts w:ascii="맑은 고딕" w:hAnsi="맑은 고딕" w:eastAsia="맑은 고딕" w:cs="맑은 고딕"/>
+                <w:sz w:val="18"/>
+              </w:rPr>
+              <w:t>서버에 중복 방지가 없다 → 같은 스캔을 두 번 보내면 재고가 두 번 오른다. 바코드가 Firestore 문서 ID라 '/'가 들어간 값은 쓸 수 없다</w:t>
+            </w:r>
+          </w:p>
+        </w:tc>
+      </w:tr>
+    </w:tbl>
+    <w:p/>
+    <w:p>
+      <w:pPr>
+        <w:pStyle w:val="Heading2"/>
+      </w:pPr>
+      <w:r>
+        <w:t>7.2 구현한 기능</w:t>
+      </w:r>
+    </w:p>
+    <w:p>
+      <w:pPr>
         <w:pStyle w:val="ListBullet"/>
       </w:pPr>
+      <w:r>
+        <w:t>파이 DB(barcodes.db)를 읽기 전용으로 붙여, 새로 저장된 CODE128 스캔을 한 건씩 받은 순서대로 전송</w:t>
+      </w:r>
+    </w:p>
+    <w:p>
+      <w:pPr>
+        <w:pStyle w:val="ListBullet"/>
+      </w:pPr>
+      <w:r>
+        <w:t>보낸 기록은 별도 DB(data/forwarder.db)에 남김 → db-writer의 DB 구조(스키마 버전 1)는 바꾸지 않음</w:t>
+      </w:r>
+    </w:p>
+    <w:p>
+      <w:pPr>
+        <w:pStyle w:val="ListBullet"/>
+      </w:pPr>
+      <w:r>
+        <w:t>재고 중복 방지: 보내기 직전 'sending' 기록 → 성공 응답이면 'sent'. 응답이 없었던 건(연결 끊김·시간 초과·5xx·프로그램 중단)은 다시 보내기 전에 대시보드 이력에서 같은 deviceId+timestamp를 찾아, 있으면 보내지 않음</w:t>
+      </w:r>
+    </w:p>
+    <w:p>
+      <w:pPr>
+        <w:pStyle w:val="ListBullet"/>
+      </w:pPr>
+      <w:r>
+        <w:t>앞의 건이 해결되기 전에는 다음 건으로 넘어가지 않음 → 확인할 이력이 항상 최근 50건 안에 있음</w:t>
+      </w:r>
+    </w:p>
+    <w:p>
+      <w:pPr>
+        <w:pStyle w:val="ListBullet"/>
+      </w:pPr>
+      <w:r>
+        <w:t>처음 실행 이후 받은 스캔만 전송 (send_existing = false) → 그동안의 시험 기록이 재고에 들어가지 않음</w:t>
+      </w:r>
+    </w:p>
+    <w:p>
+      <w:pPr>
+        <w:pStyle w:val="ListBullet"/>
+      </w:pPr>
+      <w:r>
+        <w:t>400 응답은 다시 보내지 않고 'failed'로 기록, '/' 등 쓸 수 없는 바코드는 'skipped'</w:t>
+      </w:r>
+    </w:p>
+    <w:p>
+      <w:pPr>
+        <w:pStyle w:val="ListBullet"/>
+      </w:pPr>
+      <w:r>
+        <w:t>오류 시 2초부터 두 배씩 최대 60초 간격으로 재시도, --status로 전송 기록 조회, --once로 한 번만 실행</w:t>
+      </w:r>
+    </w:p>
+    <w:p>
+      <w:pPr>
+        <w:pStyle w:val="Heading2"/>
+      </w:pPr>
+      <w:r>
+        <w:t>7.3 구성 파일</w:t>
+      </w:r>
+    </w:p>
+    <w:tbl>
+      <w:tblPr>
+        <w:tblStyle w:val="TableGrid"/>
+        <w:tblW w:type="auto" w:w="0"/>
+        <w:jc w:val="center"/>
+        <w:tblLook w:firstColumn="1" w:firstRow="1" w:lastColumn="0" w:lastRow="0" w:noHBand="0" w:noVBand="1" w:val="04A0"/>
+      </w:tblPr>
+      <w:tblGrid>
+        <w:gridCol w:w="4320"/>
+        <w:gridCol w:w="4320"/>
+      </w:tblGrid>
+      <w:tr>
+        <w:tc>
+          <w:tcPr>
+            <w:tcW w:type="dxa" w:w="3800"/>
+          </w:tcPr>
+          <w:p>
+            <w:r>
+              <w:rPr>
+                <w:rFonts w:ascii="맑은 고딕" w:hAnsi="맑은 고딕" w:eastAsia="맑은 고딕" w:cs="맑은 고딕"/>
+                <w:sz w:val="18"/>
+              </w:rPr>
+            </w:r>
+            <w:r>
+              <w:rPr>
+                <w:rFonts w:ascii="맑은 고딕" w:hAnsi="맑은 고딕" w:eastAsia="맑은 고딕" w:cs="맑은 고딕"/>
+                <w:b/>
+                <w:sz w:val="18"/>
+              </w:rPr>
+              <w:t>파일</w:t>
+            </w:r>
+          </w:p>
+        </w:tc>
+        <w:tc>
+          <w:tcPr>
+            <w:tcW w:type="dxa" w:w="5200"/>
+          </w:tcPr>
+          <w:p>
+            <w:r>
+              <w:rPr>
+                <w:rFonts w:ascii="맑은 고딕" w:hAnsi="맑은 고딕" w:eastAsia="맑은 고딕" w:cs="맑은 고딕"/>
+                <w:sz w:val="18"/>
+              </w:rPr>
+            </w:r>
+            <w:r>
+              <w:rPr>
+                <w:rFonts w:ascii="맑은 고딕" w:hAnsi="맑은 고딕" w:eastAsia="맑은 고딕" w:cs="맑은 고딕"/>
+                <w:b/>
+                <w:sz w:val="18"/>
+              </w:rPr>
+              <w:t>역할</w:t>
+            </w:r>
+          </w:p>
+        </w:tc>
+      </w:tr>
+      <w:tr>
+        <w:tc>
+          <w:tcPr>
+            <w:tcW w:type="dxa" w:w="3800"/>
+          </w:tcPr>
+          <w:p>
+            <w:r>
+              <w:rPr>
+                <w:rFonts w:ascii="맑은 고딕" w:hAnsi="맑은 고딕" w:eastAsia="맑은 고딕" w:cs="맑은 고딕"/>
+                <w:sz w:val="18"/>
+              </w:rPr>
+              <w:t>barcode_system/dashboard_forwarder.py</w:t>
+            </w:r>
+          </w:p>
+        </w:tc>
+        <w:tc>
+          <w:tcPr>
+            <w:tcW w:type="dxa" w:w="5200"/>
+          </w:tcPr>
+          <w:p>
+            <w:r>
+              <w:rPr>
+                <w:rFonts w:ascii="맑은 고딕" w:hAnsi="맑은 고딕" w:eastAsia="맑은 고딕" w:cs="맑은 고딕"/>
+                <w:sz w:val="18"/>
+              </w:rPr>
+              <w:t>API 클라이언트(urllib), 전송 기록(ForwardState), 전송 루프(Forwarder)</w:t>
+            </w:r>
+          </w:p>
+        </w:tc>
+      </w:tr>
+      <w:tr>
+        <w:tc>
+          <w:tcPr>
+            <w:tcW w:type="dxa" w:w="3800"/>
+          </w:tcPr>
+          <w:p>
+            <w:r>
+              <w:rPr>
+                <w:rFonts w:ascii="맑은 고딕" w:hAnsi="맑은 고딕" w:eastAsia="맑은 고딕" w:cs="맑은 고딕"/>
+                <w:sz w:val="18"/>
+              </w:rPr>
+              <w:t>barcode_system/forwarder_app.py</w:t>
+            </w:r>
+          </w:p>
+        </w:tc>
+        <w:tc>
+          <w:tcPr>
+            <w:tcW w:type="dxa" w:w="5200"/>
+          </w:tcPr>
+          <w:p>
+            <w:r>
+              <w:rPr>
+                <w:rFonts w:ascii="맑은 고딕" w:hAnsi="맑은 고딕" w:eastAsia="맑은 고딕" w:cs="맑은 고딕"/>
+                <w:sz w:val="18"/>
+              </w:rPr>
+              <w:t>실행 프로그램 (설정, --once, --status)</w:t>
+            </w:r>
+          </w:p>
+        </w:tc>
+      </w:tr>
+      <w:tr>
+        <w:tc>
+          <w:tcPr>
+            <w:tcW w:type="dxa" w:w="3800"/>
+          </w:tcPr>
+          <w:p>
+            <w:r>
+              <w:rPr>
+                <w:rFonts w:ascii="맑은 고딕" w:hAnsi="맑은 고딕" w:eastAsia="맑은 고딕" w:cs="맑은 고딕"/>
+                <w:sz w:val="18"/>
+              </w:rPr>
+              <w:t>config/forwarder.example.ini</w:t>
+            </w:r>
+          </w:p>
+        </w:tc>
+        <w:tc>
+          <w:tcPr>
+            <w:tcW w:type="dxa" w:w="5200"/>
+          </w:tcPr>
+          <w:p>
+            <w:r>
+              <w:rPr>
+                <w:rFonts w:ascii="맑은 고딕" w:hAnsi="맑은 고딕" w:eastAsia="맑은 고딕" w:cs="맑은 고딕"/>
+                <w:sz w:val="18"/>
+              </w:rPr>
+              <w:t>API 주소, 보낼 종류(CODE128), deviceId(비우면 스캐너 ID), send_existing, DB 경로</w:t>
+            </w:r>
+          </w:p>
+        </w:tc>
+      </w:tr>
+      <w:tr>
+        <w:tc>
+          <w:tcPr>
+            <w:tcW w:type="dxa" w:w="3800"/>
+          </w:tcPr>
+          <w:p>
+            <w:r>
+              <w:rPr>
+                <w:rFonts w:ascii="맑은 고딕" w:hAnsi="맑은 고딕" w:eastAsia="맑은 고딕" w:cs="맑은 고딕"/>
+                <w:sz w:val="18"/>
+              </w:rPr>
+              <w:t>deploy/systemd/barcode-forwarder.service</w:t>
+            </w:r>
+          </w:p>
+        </w:tc>
+        <w:tc>
+          <w:tcPr>
+            <w:tcW w:type="dxa" w:w="5200"/>
+          </w:tcPr>
+          <w:p>
+            <w:r>
+              <w:rPr>
+                <w:rFonts w:ascii="맑은 고딕" w:hAnsi="맑은 고딕" w:eastAsia="맑은 고딕" w:cs="맑은 고딕"/>
+                <w:sz w:val="18"/>
+              </w:rPr>
+              <w:t>부팅 시 자동 실행, 실패 시 10초 뒤 재시작</w:t>
+            </w:r>
+          </w:p>
+        </w:tc>
+      </w:tr>
+      <w:tr>
+        <w:tc>
+          <w:tcPr>
+            <w:tcW w:type="dxa" w:w="3800"/>
+          </w:tcPr>
+          <w:p>
+            <w:r>
+              <w:rPr>
+                <w:rFonts w:ascii="맑은 고딕" w:hAnsi="맑은 고딕" w:eastAsia="맑은 고딕" w:cs="맑은 고딕"/>
+                <w:sz w:val="18"/>
+              </w:rPr>
+              <w:t>tests/test_forwarder.py</w:t>
+            </w:r>
+          </w:p>
+        </w:tc>
+        <w:tc>
+          <w:tcPr>
+            <w:tcW w:type="dxa" w:w="5200"/>
+          </w:tcPr>
+          <w:p>
+            <w:r>
+              <w:rPr>
+                <w:rFonts w:ascii="맑은 고딕" w:hAnsi="맑은 고딕" w:eastAsia="맑은 고딕" w:cs="맑은 고딕"/>
+                <w:sz w:val="18"/>
+              </w:rPr>
+              <w:t>가짜 대시보드 서버로 정상·장애 시험 25개</w:t>
+            </w:r>
+          </w:p>
+        </w:tc>
+      </w:tr>
+    </w:tbl>
+    <w:p/>
+    <w:p>
+      <w:pPr>
+        <w:pStyle w:val="Heading2"/>
+      </w:pPr>
+      <w:r>
+        <w:t>7.4 보내는 값</w:t>
+      </w:r>
+    </w:p>
+    <w:tbl>
+      <w:tblPr>
+        <w:tblStyle w:val="TableGrid"/>
+        <w:tblW w:type="auto" w:w="0"/>
+        <w:jc w:val="center"/>
+        <w:tblLook w:firstColumn="1" w:firstRow="1" w:lastColumn="0" w:lastRow="0" w:noHBand="0" w:noVBand="1" w:val="04A0"/>
+      </w:tblPr>
+      <w:tblGrid>
+        <w:gridCol w:w="4320"/>
+        <w:gridCol w:w="4320"/>
+      </w:tblGrid>
+      <w:tr>
+        <w:tc>
+          <w:tcPr>
+            <w:tcW w:type="dxa" w:w="1600"/>
+          </w:tcPr>
+          <w:p>
+            <w:r>
+              <w:rPr>
+                <w:rFonts w:ascii="맑은 고딕" w:hAnsi="맑은 고딕" w:eastAsia="맑은 고딕" w:cs="맑은 고딕"/>
+                <w:sz w:val="18"/>
+              </w:rPr>
+            </w:r>
+            <w:r>
+              <w:rPr>
+                <w:rFonts w:ascii="맑은 고딕" w:hAnsi="맑은 고딕" w:eastAsia="맑은 고딕" w:cs="맑은 고딕"/>
+                <w:b/>
+                <w:sz w:val="18"/>
+              </w:rPr>
+              <w:t>필드</w:t>
+            </w:r>
+          </w:p>
+        </w:tc>
+        <w:tc>
+          <w:tcPr>
+            <w:tcW w:type="dxa" w:w="7400"/>
+          </w:tcPr>
+          <w:p>
+            <w:r>
+              <w:rPr>
+                <w:rFonts w:ascii="맑은 고딕" w:hAnsi="맑은 고딕" w:eastAsia="맑은 고딕" w:cs="맑은 고딕"/>
+                <w:sz w:val="18"/>
+              </w:rPr>
+            </w:r>
+            <w:r>
+              <w:rPr>
+                <w:rFonts w:ascii="맑은 고딕" w:hAnsi="맑은 고딕" w:eastAsia="맑은 고딕" w:cs="맑은 고딕"/>
+                <w:b/>
+                <w:sz w:val="18"/>
+              </w:rPr>
+              <w:t>값</w:t>
+            </w:r>
+          </w:p>
+        </w:tc>
+      </w:tr>
+      <w:tr>
+        <w:tc>
+          <w:tcPr>
+            <w:tcW w:type="dxa" w:w="1600"/>
+          </w:tcPr>
+          <w:p>
+            <w:r>
+              <w:rPr>
+                <w:rFonts w:ascii="맑은 고딕" w:hAnsi="맑은 고딕" w:eastAsia="맑은 고딕" w:cs="맑은 고딕"/>
+                <w:sz w:val="18"/>
+              </w:rPr>
+              <w:t>barcode</w:t>
+            </w:r>
+          </w:p>
+        </w:tc>
+        <w:tc>
+          <w:tcPr>
+            <w:tcW w:type="dxa" w:w="7400"/>
+          </w:tcPr>
+          <w:p>
+            <w:r>
+              <w:rPr>
+                <w:rFonts w:ascii="맑은 고딕" w:hAnsi="맑은 고딕" w:eastAsia="맑은 고딕" w:cs="맑은 고딕"/>
+                <w:sz w:val="18"/>
+              </w:rPr>
+              <w:t>스캔한 바코드 값 (CODE128)</w:t>
+            </w:r>
+          </w:p>
+        </w:tc>
+      </w:tr>
+      <w:tr>
+        <w:tc>
+          <w:tcPr>
+            <w:tcW w:type="dxa" w:w="1600"/>
+          </w:tcPr>
+          <w:p>
+            <w:r>
+              <w:rPr>
+                <w:rFonts w:ascii="맑은 고딕" w:hAnsi="맑은 고딕" w:eastAsia="맑은 고딕" w:cs="맑은 고딕"/>
+                <w:sz w:val="18"/>
+              </w:rPr>
+              <w:t>deviceId</w:t>
+            </w:r>
+          </w:p>
+        </w:tc>
+        <w:tc>
+          <w:tcPr>
+            <w:tcW w:type="dxa" w:w="7400"/>
+          </w:tcPr>
+          <w:p>
+            <w:r>
+              <w:rPr>
+                <w:rFonts w:ascii="맑은 고딕" w:hAnsi="맑은 고딕" w:eastAsia="맑은 고딕" w:cs="맑은 고딕"/>
+                <w:sz w:val="18"/>
+              </w:rPr>
+              <w:t>스캐너 ID (dock-01)</w:t>
+            </w:r>
+          </w:p>
+        </w:tc>
+      </w:tr>
+      <w:tr>
+        <w:tc>
+          <w:tcPr>
+            <w:tcW w:type="dxa" w:w="1600"/>
+          </w:tcPr>
+          <w:p>
+            <w:r>
+              <w:rPr>
+                <w:rFonts w:ascii="맑은 고딕" w:hAnsi="맑은 고딕" w:eastAsia="맑은 고딕" w:cs="맑은 고딕"/>
+                <w:sz w:val="18"/>
+              </w:rPr>
+              <w:t>timestamp</w:t>
+            </w:r>
+          </w:p>
+        </w:tc>
+        <w:tc>
+          <w:tcPr>
+            <w:tcW w:type="dxa" w:w="7400"/>
+          </w:tcPr>
+          <w:p>
+            <w:r>
+              <w:rPr>
+                <w:rFonts w:ascii="맑은 고딕" w:hAnsi="맑은 고딕" w:eastAsia="맑은 고딕" w:cs="맑은 고딕"/>
+                <w:sz w:val="18"/>
+              </w:rPr>
+              <w:t>스캔 시각을 UTC 밀리초 'Z' 형식으로 (예: 2026-10-16T03:00:56.400Z). 스캔마다 값이 달라 이력 확인에 쓴다. 대시보드의 기존 형식(2026-08-28T09:00:00Z)과 같은 방식이라 화면 표시·정렬에 문제 없음</w:t>
+            </w:r>
+          </w:p>
+        </w:tc>
+      </w:tr>
+    </w:tbl>
+    <w:p/>
+    <w:p>
+      <w:pPr>
+        <w:pStyle w:val="Heading2"/>
+      </w:pPr>
+      <w:r>
+        <w:t>7.5 설정과 실행</w:t>
+      </w:r>
+    </w:p>
+    <w:p>
+      <w:pPr>
+        <w:spacing w:after="0"/>
+        <w:ind w:left="240"/>
+      </w:pPr>
+      <w:r>
+        <w:rPr>
+          <w:rFonts w:ascii="Consolas" w:hAnsi="Consolas" w:eastAsia="Consolas" w:cs="Consolas"/>
+          <w:sz w:val="17"/>
+        </w:rPr>
+        <w:t># 파이</w:t>
+      </w:r>
+    </w:p>
+    <w:p>
+      <w:pPr>
+        <w:spacing w:after="0"/>
+        <w:ind w:left="240"/>
+      </w:pPr>
+      <w:r>
+        <w:rPr>
+          <w:rFonts w:ascii="Consolas" w:hAnsi="Consolas" w:eastAsia="Consolas" w:cs="Consolas"/>
+          <w:sz w:val="17"/>
+        </w:rPr>
+        <w:t>cd ~/barcode &amp;&amp; git pull</w:t>
+      </w:r>
+    </w:p>
+    <w:p>
+      <w:pPr>
+        <w:spacing w:after="0"/>
+        <w:ind w:left="240"/>
+      </w:pPr>
+      <w:r>
+        <w:rPr>
+          <w:rFonts w:ascii="Consolas" w:hAnsi="Consolas" w:eastAsia="Consolas" w:cs="Consolas"/>
+          <w:sz w:val="17"/>
+        </w:rPr>
+        <w:t>cp config/forwarder.example.ini config/forwarder.ini</w:t>
+      </w:r>
+    </w:p>
+    <w:p>
+      <w:pPr>
+        <w:spacing w:after="0"/>
+        <w:ind w:left="240"/>
+      </w:pPr>
+      <w:r>
+        <w:rPr>
+          <w:rFonts w:ascii="Consolas" w:hAnsi="Consolas" w:eastAsia="Consolas" w:cs="Consolas"/>
+          <w:sz w:val="17"/>
+        </w:rPr>
+        <w:t>python -m barcode_system.forwarder_app --config config/forwarder.ini      # 직접 실행</w:t>
+      </w:r>
+    </w:p>
+    <w:p>
+      <w:pPr>
+        <w:spacing w:after="0"/>
+        <w:ind w:left="240"/>
+      </w:pPr>
+      <w:r>
+        <w:rPr>
+          <w:rFonts w:ascii="Consolas" w:hAnsi="Consolas" w:eastAsia="Consolas" w:cs="Consolas"/>
+          <w:sz w:val="17"/>
+        </w:rPr>
+        <w:t>python -m barcode_system.forwarder_app --config config/forwarder.ini --status</w:t>
+      </w:r>
+    </w:p>
+    <w:p>
+      <w:pPr>
+        <w:spacing w:after="0"/>
+        <w:ind w:left="240"/>
+      </w:pPr>
+      <w:r>
+        <w:rPr>
+          <w:rFonts w:ascii="Consolas" w:hAnsi="Consolas" w:eastAsia="Consolas" w:cs="Consolas"/>
+          <w:sz w:val="17"/>
+        </w:rPr>
+        <w:t>sudo bash deploy/install_services.sh forwarder                              # 자동 실행</w:t>
+      </w:r>
+    </w:p>
+    <w:p>
+      <w:pPr>
+        <w:spacing w:after="0"/>
+        <w:ind w:left="240"/>
+      </w:pPr>
+      <w:r>
+        <w:rPr>
+          <w:rFonts w:ascii="Consolas" w:hAnsi="Consolas" w:eastAsia="Consolas" w:cs="Consolas"/>
+          <w:sz w:val="17"/>
+        </w:rPr>
+        <w:t>journalctl -u barcode-forwarder -f</w:t>
+      </w:r>
+    </w:p>
+    <w:p/>
+    <w:p>
+      <w:pPr>
+        <w:pStyle w:val="Heading2"/>
+      </w:pPr>
+      <w:r>
+        <w:t>7.6 사용 기술</w:t>
+      </w:r>
+    </w:p>
+    <w:tbl>
+      <w:tblPr>
+        <w:tblStyle w:val="TableGrid"/>
+        <w:tblW w:type="auto" w:w="0"/>
+        <w:jc w:val="center"/>
+        <w:tblLook w:firstColumn="1" w:firstRow="1" w:lastColumn="0" w:lastRow="0" w:noHBand="0" w:noVBand="1" w:val="04A0"/>
+      </w:tblPr>
+      <w:tblGrid>
+        <w:gridCol w:w="4320"/>
+        <w:gridCol w:w="4320"/>
+      </w:tblGrid>
+      <w:tr>
+        <w:tc>
+          <w:tcPr>
+            <w:tcW w:type="dxa" w:w="4000"/>
+          </w:tcPr>
+          <w:p>
+            <w:r>
+              <w:rPr>
+                <w:rFonts w:ascii="맑은 고딕" w:hAnsi="맑은 고딕" w:eastAsia="맑은 고딕" w:cs="맑은 고딕"/>
+                <w:sz w:val="18"/>
+              </w:rPr>
+            </w:r>
+            <w:r>
+              <w:rPr>
+                <w:rFonts w:ascii="맑은 고딕" w:hAnsi="맑은 고딕" w:eastAsia="맑은 고딕" w:cs="맑은 고딕"/>
+                <w:b/>
+                <w:sz w:val="18"/>
+              </w:rPr>
+              <w:t>기술</w:t>
+            </w:r>
+          </w:p>
+        </w:tc>
+        <w:tc>
+          <w:tcPr>
+            <w:tcW w:type="dxa" w:w="5000"/>
+          </w:tcPr>
+          <w:p>
+            <w:r>
+              <w:rPr>
+                <w:rFonts w:ascii="맑은 고딕" w:hAnsi="맑은 고딕" w:eastAsia="맑은 고딕" w:cs="맑은 고딕"/>
+                <w:sz w:val="18"/>
+              </w:rPr>
+            </w:r>
+            <w:r>
+              <w:rPr>
+                <w:rFonts w:ascii="맑은 고딕" w:hAnsi="맑은 고딕" w:eastAsia="맑은 고딕" w:cs="맑은 고딕"/>
+                <w:b/>
+                <w:sz w:val="18"/>
+              </w:rPr>
+              <w:t>용도</w:t>
+            </w:r>
+          </w:p>
+        </w:tc>
+      </w:tr>
+      <w:tr>
+        <w:tc>
+          <w:tcPr>
+            <w:tcW w:type="dxa" w:w="4000"/>
+          </w:tcPr>
+          <w:p>
+            <w:r>
+              <w:rPr>
+                <w:rFonts w:ascii="맑은 고딕" w:hAnsi="맑은 고딕" w:eastAsia="맑은 고딕" w:cs="맑은 고딕"/>
+                <w:sz w:val="18"/>
+              </w:rPr>
+              <w:t>HTTPS + JSON (Python 표준 urllib)</w:t>
+            </w:r>
+          </w:p>
+        </w:tc>
+        <w:tc>
+          <w:tcPr>
+            <w:tcW w:type="dxa" w:w="5000"/>
+          </w:tcPr>
+          <w:p>
+            <w:r>
+              <w:rPr>
+                <w:rFonts w:ascii="맑은 고딕" w:hAnsi="맑은 고딕" w:eastAsia="맑은 고딕" w:cs="맑은 고딕"/>
+                <w:sz w:val="18"/>
+              </w:rPr>
+              <w:t>대시보드 API 호출. 파이에 새 패키지를 설치하지 않음</w:t>
+            </w:r>
+          </w:p>
+        </w:tc>
+      </w:tr>
+      <w:tr>
+        <w:tc>
+          <w:tcPr>
+            <w:tcW w:type="dxa" w:w="4000"/>
+          </w:tcPr>
+          <w:p>
+            <w:r>
+              <w:rPr>
+                <w:rFonts w:ascii="맑은 고딕" w:hAnsi="맑은 고딕" w:eastAsia="맑은 고딕" w:cs="맑은 고딕"/>
+                <w:sz w:val="18"/>
+              </w:rPr>
+              <w:t>SQLite ATTACH (mode=ro), WAL</w:t>
+            </w:r>
+          </w:p>
+        </w:tc>
+        <w:tc>
+          <w:tcPr>
+            <w:tcW w:type="dxa" w:w="5000"/>
+          </w:tcPr>
+          <w:p>
+            <w:r>
+              <w:rPr>
+                <w:rFonts w:ascii="맑은 고딕" w:hAnsi="맑은 고딕" w:eastAsia="맑은 고딕" w:cs="맑은 고딕"/>
+                <w:sz w:val="18"/>
+              </w:rPr>
+              <w:t>db-writer가 쓰는 동안 읽기 전용으로 함께 조회</w:t>
+            </w:r>
+          </w:p>
+        </w:tc>
+      </w:tr>
+      <w:tr>
+        <w:tc>
+          <w:tcPr>
+            <w:tcW w:type="dxa" w:w="4000"/>
+          </w:tcPr>
+          <w:p>
+            <w:r>
+              <w:rPr>
+                <w:rFonts w:ascii="맑은 고딕" w:hAnsi="맑은 고딕" w:eastAsia="맑은 고딕" w:cs="맑은 고딕"/>
+                <w:sz w:val="18"/>
+              </w:rPr>
+              <w:t>상태 기록 + 이력 확인 후 재전송</w:t>
+            </w:r>
+          </w:p>
+        </w:tc>
+        <w:tc>
+          <w:tcPr>
+            <w:tcW w:type="dxa" w:w="5000"/>
+          </w:tcPr>
+          <w:p>
+            <w:r>
+              <w:rPr>
+                <w:rFonts w:ascii="맑은 고딕" w:hAnsi="맑은 고딕" w:eastAsia="맑은 고딕" w:cs="맑은 고딕"/>
+                <w:sz w:val="18"/>
+              </w:rPr>
+              <w:t>중복 방지 기능이 없는 서버에 '정확히 한 번'에 가깝게 전송</w:t>
+            </w:r>
+          </w:p>
+        </w:tc>
+      </w:tr>
+      <w:tr>
+        <w:tc>
+          <w:tcPr>
+            <w:tcW w:type="dxa" w:w="4000"/>
+          </w:tcPr>
+          <w:p>
+            <w:r>
+              <w:rPr>
+                <w:rFonts w:ascii="맑은 고딕" w:hAnsi="맑은 고딕" w:eastAsia="맑은 고딕" w:cs="맑은 고딕"/>
+                <w:sz w:val="18"/>
+              </w:rPr>
+              <w:t>systemd (Restart=always)</w:t>
+            </w:r>
+          </w:p>
+        </w:tc>
+        <w:tc>
+          <w:tcPr>
+            <w:tcW w:type="dxa" w:w="5000"/>
+          </w:tcPr>
+          <w:p>
+            <w:r>
+              <w:rPr>
+                <w:rFonts w:ascii="맑은 고딕" w:hAnsi="맑은 고딕" w:eastAsia="맑은 고딕" w:cs="맑은 고딕"/>
+                <w:sz w:val="18"/>
+              </w:rPr>
+              <w:t>자동 실행·재시작</w:t>
+            </w:r>
+          </w:p>
+        </w:tc>
+      </w:tr>
+    </w:tbl>
+    <w:p/>
+    <w:p>
+      <w:pPr>
+        <w:pStyle w:val="Heading2"/>
+      </w:pPr>
+      <w:r>
+        <w:t>7.7 테스트 결과</w:t>
+      </w:r>
+    </w:p>
+    <w:p>
       <w:r>
         <w:rPr>
           <w:b/>
         </w:rPr>
-        <w:t>하드웨어 검증</w:t>
+        <w:t>Windows: 전체 182개 통과(24개는 이 PC에서 건너뜀), 그중 4단계 25개 (2026-10-16).</w:t>
+      </w:r>
+    </w:p>
+    <w:tbl>
+      <w:tblPr>
+        <w:tblStyle w:val="TableGrid"/>
+        <w:tblW w:type="auto" w:w="0"/>
+        <w:jc w:val="center"/>
+        <w:tblLook w:firstColumn="1" w:firstRow="1" w:lastColumn="0" w:lastRow="0" w:noHBand="0" w:noVBand="1" w:val="04A0"/>
+      </w:tblPr>
+      <w:tblGrid>
+        <w:gridCol w:w="4320"/>
+        <w:gridCol w:w="4320"/>
+      </w:tblGrid>
+      <w:tr>
+        <w:tc>
+          <w:tcPr>
+            <w:tcW w:type="dxa" w:w="6000"/>
+          </w:tcPr>
+          <w:p>
+            <w:r>
+              <w:rPr>
+                <w:rFonts w:ascii="맑은 고딕" w:hAnsi="맑은 고딕" w:eastAsia="맑은 고딕" w:cs="맑은 고딕"/>
+                <w:sz w:val="18"/>
+              </w:rPr>
+            </w:r>
+            <w:r>
+              <w:rPr>
+                <w:rFonts w:ascii="맑은 고딕" w:hAnsi="맑은 고딕" w:eastAsia="맑은 고딕" w:cs="맑은 고딕"/>
+                <w:b/>
+                <w:sz w:val="18"/>
+              </w:rPr>
+              <w:t>시험</w:t>
+            </w:r>
+          </w:p>
+        </w:tc>
+        <w:tc>
+          <w:tcPr>
+            <w:tcW w:type="dxa" w:w="3000"/>
+          </w:tcPr>
+          <w:p>
+            <w:r>
+              <w:rPr>
+                <w:rFonts w:ascii="맑은 고딕" w:hAnsi="맑은 고딕" w:eastAsia="맑은 고딕" w:cs="맑은 고딕"/>
+                <w:sz w:val="18"/>
+              </w:rPr>
+            </w:r>
+            <w:r>
+              <w:rPr>
+                <w:rFonts w:ascii="맑은 고딕" w:hAnsi="맑은 고딕" w:eastAsia="맑은 고딕" w:cs="맑은 고딕"/>
+                <w:b/>
+                <w:sz w:val="18"/>
+              </w:rPr>
+              <w:t>결과</w:t>
+            </w:r>
+          </w:p>
+        </w:tc>
+      </w:tr>
+      <w:tr>
+        <w:tc>
+          <w:tcPr>
+            <w:tcW w:type="dxa" w:w="6000"/>
+          </w:tcPr>
+          <w:p>
+            <w:r>
+              <w:rPr>
+                <w:rFonts w:ascii="맑은 고딕" w:hAnsi="맑은 고딕" w:eastAsia="맑은 고딕" w:cs="맑은 고딕"/>
+                <w:sz w:val="18"/>
+              </w:rPr>
+              <w:t>가짜 서버: 새 CODE128만 전송, EAN·처음 실행 전 기록 제외, deviceId·종류 설정</w:t>
+            </w:r>
+          </w:p>
+        </w:tc>
+        <w:tc>
+          <w:tcPr>
+            <w:tcW w:type="dxa" w:w="3000"/>
+          </w:tcPr>
+          <w:p>
+            <w:r>
+              <w:rPr>
+                <w:rFonts w:ascii="맑은 고딕" w:hAnsi="맑은 고딕" w:eastAsia="맑은 고딕" w:cs="맑은 고딕"/>
+                <w:sz w:val="18"/>
+              </w:rPr>
+              <w:t>통과</w:t>
+            </w:r>
+          </w:p>
+        </w:tc>
+      </w:tr>
+      <w:tr>
+        <w:tc>
+          <w:tcPr>
+            <w:tcW w:type="dxa" w:w="6000"/>
+          </w:tcPr>
+          <w:p>
+            <w:r>
+              <w:rPr>
+                <w:rFonts w:ascii="맑은 고딕" w:hAnsi="맑은 고딕" w:eastAsia="맑은 고딕" w:cs="맑은 고딕"/>
+                <w:sz w:val="18"/>
+              </w:rPr>
+              <w:t>가짜 서버: 503 후 복구, 기록 후 연결 끊김, 기록 후 시간 초과, 이력 조회 실패 후 복구</w:t>
+            </w:r>
+          </w:p>
+        </w:tc>
+        <w:tc>
+          <w:tcPr>
+            <w:tcW w:type="dxa" w:w="3000"/>
+          </w:tcPr>
+          <w:p>
+            <w:r>
+              <w:rPr>
+                <w:rFonts w:ascii="맑은 고딕" w:hAnsi="맑은 고딕" w:eastAsia="맑은 고딕" w:cs="맑은 고딕"/>
+                <w:sz w:val="18"/>
+              </w:rPr>
+              <w:t>모두 재고 1 (중복 없음)</w:t>
+            </w:r>
+          </w:p>
+        </w:tc>
+      </w:tr>
+      <w:tr>
+        <w:tc>
+          <w:tcPr>
+            <w:tcW w:type="dxa" w:w="6000"/>
+          </w:tcPr>
+          <w:p>
+            <w:r>
+              <w:rPr>
+                <w:rFonts w:ascii="맑은 고딕" w:hAnsi="맑은 고딕" w:eastAsia="맑은 고딕" w:cs="맑은 고딕"/>
+                <w:sz w:val="18"/>
+              </w:rPr>
+              <w:t>가짜 서버: 'sending' 상태로 재시작 (서버에 있음/없음), 400 거부, '/' 바코드</w:t>
+            </w:r>
+          </w:p>
+        </w:tc>
+        <w:tc>
+          <w:tcPr>
+            <w:tcW w:type="dxa" w:w="3000"/>
+          </w:tcPr>
+          <w:p>
+            <w:r>
+              <w:rPr>
+                <w:rFonts w:ascii="맑은 고딕" w:hAnsi="맑은 고딕" w:eastAsia="맑은 고딕" w:cs="맑은 고딕"/>
+                <w:sz w:val="18"/>
+              </w:rPr>
+              <w:t>통과</w:t>
+            </w:r>
+          </w:p>
+        </w:tc>
+      </w:tr>
+      <w:tr>
+        <w:tc>
+          <w:tcPr>
+            <w:tcW w:type="dxa" w:w="6000"/>
+          </w:tcPr>
+          <w:p>
+            <w:r>
+              <w:rPr>
+                <w:rFonts w:ascii="맑은 고딕" w:hAnsi="맑은 고딕" w:eastAsia="맑은 고딕" w:cs="맑은 고딕"/>
+                <w:sz w:val="18"/>
+              </w:rPr>
+              <w:t>실제 대시보드: Apple123 1회, pants2 2회 스캔</w:t>
+            </w:r>
+          </w:p>
+        </w:tc>
+        <w:tc>
+          <w:tcPr>
+            <w:tcW w:type="dxa" w:w="3000"/>
+          </w:tcPr>
+          <w:p>
+            <w:r>
+              <w:rPr>
+                <w:rFonts w:ascii="맑은 고딕" w:hAnsi="맑은 고딕" w:eastAsia="맑은 고딕" w:cs="맑은 고딕"/>
+                <w:sz w:val="18"/>
+              </w:rPr>
+              <w:t>재고 1·2, 이력 수와 일치 (2026-10-16)</w:t>
+            </w:r>
+          </w:p>
+        </w:tc>
+      </w:tr>
+      <w:tr>
+        <w:tc>
+          <w:tcPr>
+            <w:tcW w:type="dxa" w:w="6000"/>
+          </w:tcPr>
+          <w:p>
+            <w:r>
+              <w:rPr>
+                <w:rFonts w:ascii="맑은 고딕" w:hAnsi="맑은 고딕" w:eastAsia="맑은 고딕" w:cs="맑은 고딕"/>
+                <w:sz w:val="18"/>
+              </w:rPr>
+              <w:t>실제: 아이폰 셀룰러 데이터를 끈 채 스캔 → 복구</w:t>
+            </w:r>
+          </w:p>
+        </w:tc>
+        <w:tc>
+          <w:tcPr>
+            <w:tcW w:type="dxa" w:w="3000"/>
+          </w:tcPr>
+          <w:p>
+            <w:r>
+              <w:rPr>
+                <w:rFonts w:ascii="맑은 고딕" w:hAnsi="맑은 고딕" w:eastAsia="맑은 고딕" w:cs="맑은 고딕"/>
+                <w:sz w:val="18"/>
+              </w:rPr>
+              <w:t>재전송, 재고 중복 없음</w:t>
+            </w:r>
+          </w:p>
+        </w:tc>
+      </w:tr>
+      <w:tr>
+        <w:tc>
+          <w:tcPr>
+            <w:tcW w:type="dxa" w:w="6000"/>
+          </w:tcPr>
+          <w:p>
+            <w:r>
+              <w:rPr>
+                <w:rFonts w:ascii="맑은 고딕" w:hAnsi="맑은 고딕" w:eastAsia="맑은 고딕" w:cs="맑은 고딕"/>
+                <w:sz w:val="18"/>
+              </w:rPr>
+              <w:t>실제: systemd 등록 후 재부팅</w:t>
+            </w:r>
+          </w:p>
+        </w:tc>
+        <w:tc>
+          <w:tcPr>
+            <w:tcW w:type="dxa" w:w="3000"/>
+          </w:tcPr>
+          <w:p>
+            <w:r>
+              <w:rPr>
+                <w:rFonts w:ascii="맑은 고딕" w:hAnsi="맑은 고딕" w:eastAsia="맑은 고딕" w:cs="맑은 고딕"/>
+                <w:sz w:val="18"/>
+              </w:rPr>
+              <w:t>mosquitto·db-writer·forwarder 자동 실행</w:t>
+            </w:r>
+          </w:p>
+        </w:tc>
+      </w:tr>
+    </w:tbl>
+    <w:p/>
+    <w:p>
+      <w:pPr>
+        <w:pStyle w:val="Heading2"/>
+      </w:pPr>
+      <w:r>
+        <w:t>7.8 발견한 오류와 수정</w:t>
+      </w:r>
+    </w:p>
+    <w:tbl>
+      <w:tblPr>
+        <w:tblStyle w:val="TableGrid"/>
+        <w:tblW w:type="auto" w:w="0"/>
+        <w:jc w:val="center"/>
+        <w:tblLook w:firstColumn="1" w:firstRow="1" w:lastColumn="0" w:lastRow="0" w:noHBand="0" w:noVBand="1" w:val="04A0"/>
+      </w:tblPr>
+      <w:tblGrid>
+        <w:gridCol w:w="2880"/>
+        <w:gridCol w:w="2880"/>
+        <w:gridCol w:w="2880"/>
+      </w:tblGrid>
+      <w:tr>
+        <w:tc>
+          <w:tcPr>
+            <w:tcW w:type="dxa" w:w="3000"/>
+          </w:tcPr>
+          <w:p>
+            <w:r>
+              <w:rPr>
+                <w:rFonts w:ascii="맑은 고딕" w:hAnsi="맑은 고딕" w:eastAsia="맑은 고딕" w:cs="맑은 고딕"/>
+                <w:sz w:val="18"/>
+              </w:rPr>
+            </w:r>
+            <w:r>
+              <w:rPr>
+                <w:rFonts w:ascii="맑은 고딕" w:hAnsi="맑은 고딕" w:eastAsia="맑은 고딕" w:cs="맑은 고딕"/>
+                <w:b/>
+                <w:sz w:val="18"/>
+              </w:rPr>
+              <w:t>오류</w:t>
+            </w:r>
+          </w:p>
+        </w:tc>
+        <w:tc>
+          <w:tcPr>
+            <w:tcW w:type="dxa" w:w="3400"/>
+          </w:tcPr>
+          <w:p>
+            <w:r>
+              <w:rPr>
+                <w:rFonts w:ascii="맑은 고딕" w:hAnsi="맑은 고딕" w:eastAsia="맑은 고딕" w:cs="맑은 고딕"/>
+                <w:sz w:val="18"/>
+              </w:rPr>
+            </w:r>
+            <w:r>
+              <w:rPr>
+                <w:rFonts w:ascii="맑은 고딕" w:hAnsi="맑은 고딕" w:eastAsia="맑은 고딕" w:cs="맑은 고딕"/>
+                <w:b/>
+                <w:sz w:val="18"/>
+              </w:rPr>
+              <w:t>원인</w:t>
+            </w:r>
+          </w:p>
+        </w:tc>
+        <w:tc>
+          <w:tcPr>
+            <w:tcW w:type="dxa" w:w="2600"/>
+          </w:tcPr>
+          <w:p>
+            <w:r>
+              <w:rPr>
+                <w:rFonts w:ascii="맑은 고딕" w:hAnsi="맑은 고딕" w:eastAsia="맑은 고딕" w:cs="맑은 고딕"/>
+                <w:sz w:val="18"/>
+              </w:rPr>
+            </w:r>
+            <w:r>
+              <w:rPr>
+                <w:rFonts w:ascii="맑은 고딕" w:hAnsi="맑은 고딕" w:eastAsia="맑은 고딕" w:cs="맑은 고딕"/>
+                <w:b/>
+                <w:sz w:val="18"/>
+              </w:rPr>
+              <w:t>수정</w:t>
+            </w:r>
+          </w:p>
+        </w:tc>
+      </w:tr>
+      <w:tr>
+        <w:tc>
+          <w:tcPr>
+            <w:tcW w:type="dxa" w:w="3000"/>
+          </w:tcPr>
+          <w:p>
+            <w:r>
+              <w:rPr>
+                <w:rFonts w:ascii="맑은 고딕" w:hAnsi="맑은 고딕" w:eastAsia="맑은 고딕" w:cs="맑은 고딕"/>
+                <w:sz w:val="18"/>
+              </w:rPr>
+              <w:t>실제 API 호출이 403 (Cloudflare Error 1010)</w:t>
+            </w:r>
+          </w:p>
+        </w:tc>
+        <w:tc>
+          <w:tcPr>
+            <w:tcW w:type="dxa" w:w="3400"/>
+          </w:tcPr>
+          <w:p>
+            <w:r>
+              <w:rPr>
+                <w:rFonts w:ascii="맑은 고딕" w:hAnsi="맑은 고딕" w:eastAsia="맑은 고딕" w:cs="맑은 고딕"/>
+                <w:sz w:val="18"/>
+              </w:rPr>
+              <w:t>대시보드 앞단 Cloudflare가 urllib 기본 User-Agent(Python-urllib)를 막음</w:t>
+            </w:r>
+          </w:p>
+        </w:tc>
+        <w:tc>
+          <w:tcPr>
+            <w:tcW w:type="dxa" w:w="2600"/>
+          </w:tcPr>
+          <w:p>
+            <w:r>
+              <w:rPr>
+                <w:rFonts w:ascii="맑은 고딕" w:hAnsi="맑은 고딕" w:eastAsia="맑은 고딕" w:cs="맑은 고딕"/>
+                <w:sz w:val="18"/>
+              </w:rPr>
+              <w:t>User-Agent를 barcode-forwarder/1.0으로 지정. 가짜 서버 테스트에서 User-Agent도 확인</w:t>
+            </w:r>
+          </w:p>
+        </w:tc>
+      </w:tr>
+    </w:tbl>
+    <w:p/>
+    <w:p>
+      <w:pPr>
+        <w:pStyle w:val="Heading2"/>
+      </w:pPr>
+      <w:r>
+        <w:t>7.9 알려진 제약</w:t>
+      </w:r>
+    </w:p>
+    <w:p>
+      <w:pPr>
+        <w:pStyle w:val="ListBullet"/>
+      </w:pPr>
+      <w:r>
+        <w:t>대시보드 이력 조회가 최근 50건만 돌려줘, 결과를 모르는 건보다 늦은 이력이 그 상품에 50건 넘게 쌓이면 못 찾고 다시 보낼 수 있다 (한 건씩 순서대로 보내 거의 생기지 않음).</w:t>
+      </w:r>
+    </w:p>
+    <w:p>
+      <w:pPr>
+        <w:pStyle w:val="ListBullet"/>
+      </w:pPr>
+      <w:r>
+        <w:t>앞의 건이 계속 실패하면 뒤의 건도 기다린다 (순서와 중복 방지를 우선).</w:t>
+      </w:r>
+    </w:p>
+    <w:p>
+      <w:pPr>
+        <w:pStyle w:val="ListBullet"/>
+      </w:pPr>
+      <w:r>
+        <w:t>대시보드는 입고(+1)만 지원한다. 출고는 대시보드가 mode 필드 등을 지원하면 추가.</w:t>
+      </w:r>
+    </w:p>
+    <w:p>
+      <w:pPr>
+        <w:pStyle w:val="ListBullet"/>
+      </w:pPr>
+      <w:r>
+        <w:t>forwarder.db를 지우면 '처음 실행'으로 보고 그 시각 이후만 보낸다.</w:t>
+      </w:r>
+    </w:p>
+    <w:p>
+      <w:pPr>
+        <w:pStyle w:val="Heading1"/>
+      </w:pPr>
+      <w:r>
+        <w:t>8. 다음 단계</w:t>
+      </w:r>
+    </w:p>
+    <w:p>
+      <w:pPr>
+        <w:pStyle w:val="ListBullet"/>
+      </w:pPr>
+      <w:r>
+        <w:rPr>
+          <w:b/>
+        </w:rPr>
+        <w:t>기말: 잘못 읽음 대책</w:t>
       </w:r>
       <w:r>
-        <w:t xml:space="preserve"> — 카메라·파이·UNO를 갖추면 docs/미검증.md 순서대로 확인하고 결과를 기록</w:t>
+        <w:t xml:space="preserve"> — 스캐너에 읽을 바코드 종류 설정(types = CODE128) 추가, 단위 테스트와 웹캠 실측</w:t>
       </w:r>
     </w:p>
     <w:p>
@@ -8193,6 +10492,20 @@
       </w:r>
       <w:r>
         <w:t xml:space="preserve"> — 업무 규칙(입고·출고, 상품 정보) 추가, 바코드가 찍힌 물품을 관리하는 웹 페이지 (SQLite DB를 그대로 사용)</w:t>
+      </w:r>
+    </w:p>
+    <w:p>
+      <w:pPr>
+        <w:pStyle w:val="ListBullet"/>
+      </w:pPr>
+      <w:r>
+        <w:rPr>
+          <w:b/>
+        </w:rPr>
+        <w:t>하드웨어 검증</w:t>
+      </w:r>
+      <w:r>
+        <w:t xml:space="preserve"> — UNO 등 남은 항목은 docs/미검증.md 순서대로 확인하고 결과를 기록</w:t>
       </w:r>
     </w:p>
     <w:sectPr>
